--- a/Casos de Uso/CU_Reglas_de_Negocio_Sistema_Quejas_v1_4.docx
+++ b/Casos de Uso/CU_Reglas_de_Negocio_Sistema_Quejas_v1_4.docx
@@ -425,15 +425,7 @@
           </w:tcPr>
           <w:p>
             <w:r>
-              <w:t xml:space="preserve">Se reestructura el flujo interno del caso (Auxiliar, Técnico, Supervisor, </w:t>
-            </w:r>
-            <w:proofErr w:type="gramStart"/>
-            <w:r>
-              <w:t>Jefe</w:t>
-            </w:r>
-            <w:proofErr w:type="gramEnd"/>
-            <w:r>
-              <w:t xml:space="preserve"> de Departamento); se actualizan roles, estados, departamentos y estados de usuario; se agregan las reglas específicas y los mensajes de CU-03, CU-04, CU-07, CU-08, CU-09, CU-10, CU-11, CU-12, CU-13, CU-14, CU-15, CU-16, CU-17 y CU-18; se corrige RN-CU05 y RN-CU06</w:t>
+              <w:t>Se reestructura el flujo interno del caso (Auxiliar, Técnico, Supervisor, Jefe de Departamento); se actualizan roles, estados, departamentos y estados de usuario; se agregan las reglas específicas y los mensajes de CU-03, CU-04, CU-07, CU-08, CU-09, CU-10, CU-11, CU-12, CU-13, CU-14, CU-15, CU-16, CU-17 y CU-18; se corrige RN-CU05 y RN-CU06</w:t>
             </w:r>
           </w:p>
         </w:tc>
@@ -626,15 +618,7 @@
         <w:spacing w:after="120"/>
       </w:pPr>
       <w:r>
-        <w:t xml:space="preserve">Este documento cubre los 19 casos de uso del sistema (CU-00 a CU-18), incluyendo el flujo interno reestructurado (Auxiliar, Técnico, Supervisor y </w:t>
-      </w:r>
-      <w:proofErr w:type="gramStart"/>
-      <w:r>
-        <w:t>Jefe</w:t>
-      </w:r>
-      <w:proofErr w:type="gramEnd"/>
-      <w:r>
-        <w:t xml:space="preserve"> de Departamento) y los dos casos de uso nuevos: CU-17 Firma de Oficio y CU-18 Modificación de Caso.</w:t>
+        <w:t>Este documento cubre los 19 casos de uso del sistema (CU-00 a CU-18), incluyendo el flujo interno reestructurado (Auxiliar, Técnico, Supervisor y Jefe de Departamento) y los dos casos de uso nuevos: CU-17 Firma de Oficio y CU-18 Modificación de Caso.</w:t>
       </w:r>
     </w:p>
     <w:p>
@@ -1422,15 +1406,7 @@
           </w:tcPr>
           <w:p>
             <w:r>
-              <w:t xml:space="preserve">Se coloca cuando el Supervisor aprueba el reporte de atención y el caso queda a la espera de la firma del </w:t>
-            </w:r>
-            <w:proofErr w:type="gramStart"/>
-            <w:r>
-              <w:t>Jefe</w:t>
-            </w:r>
-            <w:proofErr w:type="gramEnd"/>
-            <w:r>
-              <w:t xml:space="preserve"> de Departamento [CU-07] [CU-17].</w:t>
+              <w:t>Se coloca cuando el Supervisor aprueba el reporte de atención y el caso queda a la espera de la firma del Jefe de Departamento [CU-07] [CU-17].</w:t>
             </w:r>
           </w:p>
         </w:tc>
@@ -1466,15 +1442,7 @@
           </w:tcPr>
           <w:p>
             <w:r>
-              <w:t xml:space="preserve">Se coloca cuando el </w:t>
-            </w:r>
-            <w:proofErr w:type="gramStart"/>
-            <w:r>
-              <w:t>Jefe</w:t>
-            </w:r>
-            <w:proofErr w:type="gramEnd"/>
-            <w:r>
-              <w:t xml:space="preserve"> de Departamento firma el oficio de resolución; el sistema notifica al ciudadano [CU-17] [CU-09].</w:t>
+              <w:t>Se coloca cuando el Jefe de Departamento firma el oficio de resolución; el sistema notifica al ciudadano [CU-17] [CU-09].</w:t>
             </w:r>
           </w:p>
         </w:tc>
@@ -2868,15 +2836,7 @@
           </w:tcPr>
           <w:p>
             <w:r>
-              <w:t xml:space="preserve">Solo pueden ingresar al sistema los usuarios registrados previamente en Mantenimiento de Usuarios [CU-10], con alguno de los siguientes roles: Auxiliar, Técnico, Supervisor, </w:t>
-            </w:r>
-            <w:proofErr w:type="gramStart"/>
-            <w:r>
-              <w:t>Jefe</w:t>
-            </w:r>
-            <w:proofErr w:type="gramEnd"/>
-            <w:r>
-              <w:t xml:space="preserve"> de Departamento, </w:t>
+              <w:t xml:space="preserve">Solo pueden ingresar al sistema los usuarios registrados previamente en Mantenimiento de Usuarios [CU-10], con alguno de los siguientes roles: Auxiliar, Técnico, Supervisor, Jefe de Departamento, </w:t>
             </w:r>
             <w:proofErr w:type="spellStart"/>
             <w:r>
@@ -3296,6 +3256,11 @@
               <w:t>El ciudadano debe encontrarse registrado en la base precargada de ciudadanos (RN-GLOBAL-04). Se identifica mediante DPI, y el sistema obtiene automáticamente su nombre y correo electrónico.</w:t>
             </w:r>
           </w:p>
+          <w:p>
+            <w:r>
+              <w:t>La actualización del correo electrónico solo puede efectuarse de manera presencial, ya que no forma parte de este sistema.</w:t>
+            </w:r>
+          </w:p>
         </w:tc>
       </w:tr>
       <w:tr>
@@ -3629,6 +3594,7 @@
           </w:tcPr>
           <w:p>
             <w:r>
+              <w:lastRenderedPageBreak/>
               <w:t>RN-CU03-02</w:t>
             </w:r>
           </w:p>
@@ -3658,7 +3624,6 @@
         <w:spacing w:before="240" w:after="120"/>
       </w:pPr>
       <w:r>
-        <w:lastRenderedPageBreak/>
         <w:t>RN-CU04 Revisión y Validación Inicial</w:t>
       </w:r>
     </w:p>
@@ -4592,6 +4557,7 @@
           </w:tcPr>
           <w:p>
             <w:r>
+              <w:lastRenderedPageBreak/>
               <w:t>RN-CU07-01</w:t>
             </w:r>
           </w:p>
@@ -4628,7 +4594,6 @@
           </w:tcPr>
           <w:p>
             <w:r>
-              <w:lastRenderedPageBreak/>
               <w:t>RN-CU07-02</w:t>
             </w:r>
           </w:p>
@@ -4646,15 +4611,7 @@
           </w:tcPr>
           <w:p>
             <w:r>
-              <w:t xml:space="preserve">Cuando el Supervisor aprueba el reporte de atención, el caso pasa a estado Pendiente de Firma y se traslada al </w:t>
-            </w:r>
-            <w:proofErr w:type="gramStart"/>
-            <w:r>
-              <w:t>Jefe</w:t>
-            </w:r>
-            <w:proofErr w:type="gramEnd"/>
-            <w:r>
-              <w:t xml:space="preserve"> de Departamento [CU-17].</w:t>
+              <w:t>Cuando el Supervisor aprueba el reporte de atención, el caso pasa a estado Pendiente de Firma y se traslada al Jefe de Departamento [CU-17].</w:t>
             </w:r>
           </w:p>
         </w:tc>
@@ -5631,15 +5588,7 @@
           </w:tcPr>
           <w:p>
             <w:r>
-              <w:t xml:space="preserve">El </w:t>
-            </w:r>
-            <w:proofErr w:type="gramStart"/>
-            <w:r>
-              <w:t>Jefe</w:t>
-            </w:r>
-            <w:proofErr w:type="gramEnd"/>
-            <w:r>
-              <w:t xml:space="preserve"> de Departamento únicamente puede visualizar y firmar los casos en estado Pendiente de Firma de su propio departamento.</w:t>
+              <w:t>El Jefe de Departamento únicamente puede visualizar y firmar los casos en estado Pendiente de Firma de su propio departamento.</w:t>
             </w:r>
           </w:p>
         </w:tc>
@@ -5658,6 +5607,7 @@
           </w:tcPr>
           <w:p>
             <w:r>
+              <w:lastRenderedPageBreak/>
               <w:t>RN-CU17-02</w:t>
             </w:r>
           </w:p>
@@ -5702,7 +5652,6 @@
           </w:tcPr>
           <w:p>
             <w:r>
-              <w:lastRenderedPageBreak/>
               <w:t>RN-CU17-03</w:t>
             </w:r>
           </w:p>
@@ -5720,15 +5669,7 @@
           </w:tcPr>
           <w:p>
             <w:r>
-              <w:t xml:space="preserve">Si el </w:t>
-            </w:r>
-            <w:proofErr w:type="gramStart"/>
-            <w:r>
-              <w:t>Jefe</w:t>
-            </w:r>
-            <w:proofErr w:type="gramEnd"/>
-            <w:r>
-              <w:t xml:space="preserve"> de Departamento no firma, el caso regresa al Supervisor en estado En Supervisión, junto con las observaciones ingresadas.</w:t>
+              <w:t>Si el Jefe de Departamento no firma, el caso regresa al Supervisor en estado En Supervisión, junto con las observaciones ingresadas.</w:t>
             </w:r>
           </w:p>
         </w:tc>
@@ -6890,6 +6831,7 @@
                 <w:b/>
                 <w:bCs/>
               </w:rPr>
+              <w:lastRenderedPageBreak/>
               <w:t>No.</w:t>
             </w:r>
           </w:p>
@@ -6963,7 +6905,6 @@
           <w:b/>
           <w:bCs/>
         </w:rPr>
-        <w:lastRenderedPageBreak/>
         <w:t>AN01 - CU-12 Administrar Cuenta</w:t>
       </w:r>
     </w:p>
@@ -8376,6 +8317,7 @@
                 <w:b/>
                 <w:bCs/>
               </w:rPr>
+              <w:lastRenderedPageBreak/>
               <w:t>No.</w:t>
             </w:r>
           </w:p>
@@ -8417,7 +8359,6 @@
           </w:tcPr>
           <w:p>
             <w:r>
-              <w:lastRenderedPageBreak/>
               <w:t>1</w:t>
             </w:r>
           </w:p>
@@ -9960,6 +9901,7 @@
           </w:tcPr>
           <w:p>
             <w:r>
+              <w:lastRenderedPageBreak/>
               <w:t>1</w:t>
             </w:r>
           </w:p>
@@ -9996,7 +9938,6 @@
           </w:tcPr>
           <w:p>
             <w:r>
-              <w:lastRenderedPageBreak/>
               <w:t>2</w:t>
             </w:r>
           </w:p>
@@ -13598,15 +13539,7 @@
           </w:tcPr>
           <w:p>
             <w:r>
-              <w:t xml:space="preserve">Lista (Auxiliar, Técnico, Supervisor, </w:t>
-            </w:r>
-            <w:proofErr w:type="gramStart"/>
-            <w:r>
-              <w:t>Jefe</w:t>
-            </w:r>
-            <w:proofErr w:type="gramEnd"/>
-            <w:r>
-              <w:t xml:space="preserve"> de </w:t>
+              <w:t xml:space="preserve">Lista (Auxiliar, Técnico, Supervisor, Jefe de </w:t>
             </w:r>
             <w:r>
               <w:lastRenderedPageBreak/>
@@ -17078,15 +17011,7 @@
           </w:tcPr>
           <w:p>
             <w:r>
-              <w:t xml:space="preserve">Firma electrónica asociada al </w:t>
-            </w:r>
-            <w:proofErr w:type="gramStart"/>
-            <w:r>
-              <w:t>Jefe</w:t>
-            </w:r>
-            <w:proofErr w:type="gramEnd"/>
-            <w:r>
-              <w:t xml:space="preserve"> de Departamento (RN-CU17-02)</w:t>
+              <w:t>Firma electrónica asociada al Jefe de Departamento (RN-CU17-02)</w:t>
             </w:r>
           </w:p>
         </w:tc>

--- a/Casos de Uso/CU_Reglas_de_Negocio_Sistema_Quejas_v1_4.docx
+++ b/Casos de Uso/CU_Reglas_de_Negocio_Sistema_Quejas_v1_4.docx
@@ -425,7 +425,15 @@
           </w:tcPr>
           <w:p>
             <w:r>
-              <w:t>Se reestructura el flujo interno del caso (Auxiliar, Técnico, Supervisor, Jefe de Departamento); se actualizan roles, estados, departamentos y estados de usuario; se agregan las reglas específicas y los mensajes de CU-03, CU-04, CU-07, CU-08, CU-09, CU-10, CU-11, CU-12, CU-13, CU-14, CU-15, CU-16, CU-17 y CU-18; se corrige RN-CU05 y RN-CU06</w:t>
+              <w:t xml:space="preserve">Se reestructura el flujo interno del caso (Auxiliar, Técnico, Supervisor, </w:t>
+            </w:r>
+            <w:proofErr w:type="gramStart"/>
+            <w:r>
+              <w:t>Jefe</w:t>
+            </w:r>
+            <w:proofErr w:type="gramEnd"/>
+            <w:r>
+              <w:t xml:space="preserve"> de Departamento); se actualizan roles, estados, departamentos y estados de usuario; se agregan las reglas específicas y los mensajes de CU-03, CU-04, CU-07, CU-08, CU-09, CU-10, CU-11, CU-12, CU-13, CU-14, CU-15, CU-16, CU-17 y CU-18; se corrige RN-CU05 y RN-CU06</w:t>
             </w:r>
           </w:p>
         </w:tc>
@@ -618,7 +626,15 @@
         <w:spacing w:after="120"/>
       </w:pPr>
       <w:r>
-        <w:t>Este documento cubre los 19 casos de uso del sistema (CU-00 a CU-18), incluyendo el flujo interno reestructurado (Auxiliar, Técnico, Supervisor y Jefe de Departamento) y los dos casos de uso nuevos: CU-17 Firma de Oficio y CU-18 Modificación de Caso.</w:t>
+        <w:t xml:space="preserve">Este documento cubre los 19 casos de uso del sistema (CU-00 a CU-18), incluyendo el flujo interno reestructurado (Auxiliar, Técnico, Supervisor y </w:t>
+      </w:r>
+      <w:proofErr w:type="gramStart"/>
+      <w:r>
+        <w:t>Jefe</w:t>
+      </w:r>
+      <w:proofErr w:type="gramEnd"/>
+      <w:r>
+        <w:t xml:space="preserve"> de Departamento) y los dos casos de uso nuevos: CU-17 Firma de Oficio y CU-18 Modificación de Caso.</w:t>
       </w:r>
     </w:p>
     <w:p>
@@ -1406,7 +1422,15 @@
           </w:tcPr>
           <w:p>
             <w:r>
-              <w:t>Se coloca cuando el Supervisor aprueba el reporte de atención y el caso queda a la espera de la firma del Jefe de Departamento [CU-07] [CU-17].</w:t>
+              <w:t xml:space="preserve">Se coloca cuando el Supervisor aprueba el reporte de atención y el caso queda a la espera de la firma del </w:t>
+            </w:r>
+            <w:proofErr w:type="gramStart"/>
+            <w:r>
+              <w:t>Jefe</w:t>
+            </w:r>
+            <w:proofErr w:type="gramEnd"/>
+            <w:r>
+              <w:t xml:space="preserve"> de Departamento [CU-07] [CU-17].</w:t>
             </w:r>
           </w:p>
         </w:tc>
@@ -1442,7 +1466,15 @@
           </w:tcPr>
           <w:p>
             <w:r>
-              <w:t>Se coloca cuando el Jefe de Departamento firma el oficio de resolución; el sistema notifica al ciudadano [CU-17] [CU-09].</w:t>
+              <w:t xml:space="preserve">Se coloca cuando el </w:t>
+            </w:r>
+            <w:proofErr w:type="gramStart"/>
+            <w:r>
+              <w:t>Jefe</w:t>
+            </w:r>
+            <w:proofErr w:type="gramEnd"/>
+            <w:r>
+              <w:t xml:space="preserve"> de Departamento firma el oficio de resolución; el sistema notifica al ciudadano [CU-17] [CU-09].</w:t>
             </w:r>
           </w:p>
         </w:tc>
@@ -2836,7 +2868,15 @@
           </w:tcPr>
           <w:p>
             <w:r>
-              <w:t xml:space="preserve">Solo pueden ingresar al sistema los usuarios registrados previamente en Mantenimiento de Usuarios [CU-10], con alguno de los siguientes roles: Auxiliar, Técnico, Supervisor, Jefe de Departamento, </w:t>
+              <w:t xml:space="preserve">Solo pueden ingresar al sistema los usuarios registrados previamente en Mantenimiento de Usuarios [CU-10], con alguno de los siguientes roles: Auxiliar, Técnico, Supervisor, </w:t>
+            </w:r>
+            <w:proofErr w:type="gramStart"/>
+            <w:r>
+              <w:t>Jefe</w:t>
+            </w:r>
+            <w:proofErr w:type="gramEnd"/>
+            <w:r>
+              <w:t xml:space="preserve"> de Departamento, </w:t>
             </w:r>
             <w:proofErr w:type="spellStart"/>
             <w:r>
@@ -4611,7 +4651,15 @@
           </w:tcPr>
           <w:p>
             <w:r>
-              <w:t>Cuando el Supervisor aprueba el reporte de atención, el caso pasa a estado Pendiente de Firma y se traslada al Jefe de Departamento [CU-17].</w:t>
+              <w:t xml:space="preserve">Cuando el Supervisor aprueba el reporte de atención, el caso pasa a estado Pendiente de Firma y se traslada al </w:t>
+            </w:r>
+            <w:proofErr w:type="gramStart"/>
+            <w:r>
+              <w:t>Jefe</w:t>
+            </w:r>
+            <w:proofErr w:type="gramEnd"/>
+            <w:r>
+              <w:t xml:space="preserve"> de Departamento [CU-17].</w:t>
             </w:r>
           </w:p>
         </w:tc>
@@ -5588,7 +5636,15 @@
           </w:tcPr>
           <w:p>
             <w:r>
-              <w:t>El Jefe de Departamento únicamente puede visualizar y firmar los casos en estado Pendiente de Firma de su propio departamento.</w:t>
+              <w:t xml:space="preserve">El </w:t>
+            </w:r>
+            <w:proofErr w:type="gramStart"/>
+            <w:r>
+              <w:t>Jefe</w:t>
+            </w:r>
+            <w:proofErr w:type="gramEnd"/>
+            <w:r>
+              <w:t xml:space="preserve"> de Departamento únicamente puede visualizar y firmar los casos en estado Pendiente de Firma de su propio departamento.</w:t>
             </w:r>
           </w:p>
         </w:tc>
@@ -5669,7 +5725,15 @@
           </w:tcPr>
           <w:p>
             <w:r>
-              <w:t>Si el Jefe de Departamento no firma, el caso regresa al Supervisor en estado En Supervisión, junto con las observaciones ingresadas.</w:t>
+              <w:t xml:space="preserve">Si el </w:t>
+            </w:r>
+            <w:proofErr w:type="gramStart"/>
+            <w:r>
+              <w:t>Jefe</w:t>
+            </w:r>
+            <w:proofErr w:type="gramEnd"/>
+            <w:r>
+              <w:t xml:space="preserve"> de Departamento no firma, el caso regresa al Supervisor en estado En Supervisión, junto con las observaciones ingresadas.</w:t>
             </w:r>
           </w:p>
         </w:tc>
@@ -13539,7 +13603,15 @@
           </w:tcPr>
           <w:p>
             <w:r>
-              <w:t xml:space="preserve">Lista (Auxiliar, Técnico, Supervisor, Jefe de </w:t>
+              <w:t xml:space="preserve">Lista (Auxiliar, Técnico, Supervisor, </w:t>
+            </w:r>
+            <w:proofErr w:type="gramStart"/>
+            <w:r>
+              <w:t>Jefe</w:t>
+            </w:r>
+            <w:proofErr w:type="gramEnd"/>
+            <w:r>
+              <w:t xml:space="preserve"> de </w:t>
             </w:r>
             <w:r>
               <w:lastRenderedPageBreak/>
@@ -14529,6 +14601,93 @@
           </w:tcPr>
           <w:p>
             <w:r>
+              <w:t>Número de teléfono</w:t>
+            </w:r>
+          </w:p>
+        </w:tc>
+        <w:tc>
+          <w:tcPr>
+            <w:tcW w:w="1700" w:type="dxa"/>
+            <w:tcMar>
+              <w:top w:w="40" w:type="dxa"/>
+              <w:left w:w="80" w:type="dxa"/>
+              <w:bottom w:w="40" w:type="dxa"/>
+              <w:right w:w="80" w:type="dxa"/>
+            </w:tcMar>
+            <w:vAlign w:val="center"/>
+          </w:tcPr>
+          <w:p>
+            <w:r>
+              <w:t>Texto</w:t>
+            </w:r>
+          </w:p>
+        </w:tc>
+        <w:tc>
+          <w:tcPr>
+            <w:tcW w:w="2600" w:type="dxa"/>
+            <w:tcMar>
+              <w:top w:w="40" w:type="dxa"/>
+              <w:left w:w="80" w:type="dxa"/>
+              <w:bottom w:w="40" w:type="dxa"/>
+              <w:right w:w="80" w:type="dxa"/>
+            </w:tcMar>
+            <w:vAlign w:val="center"/>
+          </w:tcPr>
+          <w:p>
+            <w:r>
+              <w:t>8 caracteres, sin extensión (+502)</w:t>
+            </w:r>
+          </w:p>
+        </w:tc>
+        <w:tc>
+          <w:tcPr>
+            <w:tcW w:w="1300" w:type="dxa"/>
+            <w:tcMar>
+              <w:top w:w="40" w:type="dxa"/>
+              <w:left w:w="80" w:type="dxa"/>
+              <w:bottom w:w="40" w:type="dxa"/>
+              <w:right w:w="80" w:type="dxa"/>
+            </w:tcMar>
+            <w:vAlign w:val="center"/>
+          </w:tcPr>
+          <w:p>
+            <w:r>
+              <w:t>Sí</w:t>
+            </w:r>
+          </w:p>
+        </w:tc>
+        <w:tc>
+          <w:tcPr>
+            <w:tcW w:w="1500" w:type="dxa"/>
+            <w:tcMar>
+              <w:top w:w="40" w:type="dxa"/>
+              <w:left w:w="80" w:type="dxa"/>
+              <w:bottom w:w="40" w:type="dxa"/>
+              <w:right w:w="80" w:type="dxa"/>
+            </w:tcMar>
+            <w:vAlign w:val="center"/>
+          </w:tcPr>
+          <w:p>
+            <w:r>
+              <w:t>Sí</w:t>
+            </w:r>
+          </w:p>
+        </w:tc>
+      </w:tr>
+      <w:tr>
+        <w:tc>
+          <w:tcPr>
+            <w:tcW w:w="1900" w:type="dxa"/>
+            <w:tcMar>
+              <w:top w:w="40" w:type="dxa"/>
+              <w:left w:w="80" w:type="dxa"/>
+              <w:bottom w:w="40" w:type="dxa"/>
+              <w:right w:w="80" w:type="dxa"/>
+            </w:tcMar>
+            <w:vAlign w:val="center"/>
+          </w:tcPr>
+          <w:p>
+            <w:r>
               <w:t>Contraseña Actual</w:t>
             </w:r>
           </w:p>
@@ -14563,7 +14722,10 @@
           </w:tcPr>
           <w:p>
             <w:r>
-              <w:t>Entre 8 y 20 caracteres</w:t>
+              <w:t>6</w:t>
+            </w:r>
+            <w:r>
+              <w:t xml:space="preserve"> caracteres</w:t>
             </w:r>
           </w:p>
         </w:tc>
@@ -15283,6 +15445,7 @@
               <w:rPr>
                 <w:b/>
               </w:rPr>
+              <w:lastRenderedPageBreak/>
               <w:t>MUNICIPALIDAD DE GRANADOS, B.V.</w:t>
             </w:r>
           </w:p>
@@ -15292,7 +15455,6 @@
               <w:jc w:val="center"/>
             </w:pPr>
             <w:r>
-              <w:lastRenderedPageBreak/>
               <w:t>Sistema de Quejas, Reclamos, Denuncias y Sugerencias</w:t>
             </w:r>
           </w:p>
@@ -15493,7 +15655,6 @@
               <w:rPr>
                 <w:b/>
               </w:rPr>
-              <w:lastRenderedPageBreak/>
               <w:t>Campo</w:t>
             </w:r>
           </w:p>
@@ -16067,6 +16228,7 @@
           <w:p>
             <w:proofErr w:type="spellStart"/>
             <w:r>
+              <w:lastRenderedPageBreak/>
               <w:t>numeroCaso</w:t>
             </w:r>
             <w:proofErr w:type="spellEnd"/>
@@ -16099,7 +16261,6 @@
           <w:p>
             <w:proofErr w:type="spellStart"/>
             <w:r>
-              <w:lastRenderedPageBreak/>
               <w:t>departamentoResponsable</w:t>
             </w:r>
             <w:proofErr w:type="spellEnd"/>
@@ -16927,6 +17088,7 @@
           <w:p>
             <w:proofErr w:type="spellStart"/>
             <w:r>
+              <w:lastRenderedPageBreak/>
               <w:t>nombreJefeDepartamento</w:t>
             </w:r>
             <w:proofErr w:type="spellEnd"/>
@@ -16951,7 +17113,6 @@
           <w:p>
             <w:proofErr w:type="spellStart"/>
             <w:r>
-              <w:lastRenderedPageBreak/>
               <w:t>fechaResolucion</w:t>
             </w:r>
             <w:proofErr w:type="spellEnd"/>
@@ -17011,7 +17172,15 @@
           </w:tcPr>
           <w:p>
             <w:r>
-              <w:t>Firma electrónica asociada al Jefe de Departamento (RN-CU17-02)</w:t>
+              <w:t xml:space="preserve">Firma electrónica asociada al </w:t>
+            </w:r>
+            <w:proofErr w:type="gramStart"/>
+            <w:r>
+              <w:t>Jefe</w:t>
+            </w:r>
+            <w:proofErr w:type="gramEnd"/>
+            <w:r>
+              <w:t xml:space="preserve"> de Departamento (RN-CU17-02)</w:t>
             </w:r>
           </w:p>
         </w:tc>

--- a/Casos de Uso/CU_Reglas_de_Negocio_Sistema_Quejas_v1_4.docx
+++ b/Casos de Uso/CU_Reglas_de_Negocio_Sistema_Quejas_v1_4.docx
@@ -36,7 +36,7 @@
         <w:jc w:val="center"/>
       </w:pPr>
       <w:r>
-        <w:t>Versión 1.4</w:t>
+        <w:t>Versión 1.5</w:t>
       </w:r>
     </w:p>
     <w:p>
@@ -538,25 +538,41 @@
           <w:tcPr>
             <w:tcW w:w="2200" w:type="dxa"/>
           </w:tcPr>
-          <w:p/>
+          <w:p>
+            <w:r>
+              <w:t>grupo 1 Análisis de Sistemas 2</w:t>
+            </w:r>
+          </w:p>
         </w:tc>
         <w:tc>
           <w:tcPr>
             <w:tcW w:w="1500" w:type="dxa"/>
           </w:tcPr>
-          <w:p/>
+          <w:p>
+            <w:r>
+              <w:t>30/08/2026</w:t>
+            </w:r>
+          </w:p>
         </w:tc>
         <w:tc>
           <w:tcPr>
             <w:tcW w:w="5000" w:type="dxa"/>
           </w:tcPr>
-          <w:p/>
+          <w:p>
+            <w:r>
+              <w:t>Se agrega el tipo de caso Reclamo y se distingue de Queja (RN-GLOBAL-02, RN-CU02-02, AN02 CU-02 No. 4)</w:t>
+            </w:r>
+          </w:p>
         </w:tc>
         <w:tc>
           <w:tcPr>
             <w:tcW w:w="1300" w:type="dxa"/>
           </w:tcPr>
-          <w:p/>
+          <w:p>
+            <w:r>
+              <w:t>1.5</w:t>
+            </w:r>
+          </w:p>
         </w:tc>
       </w:tr>
       <w:tr>
@@ -1057,7 +1073,43 @@
           </w:tcPr>
           <w:p>
             <w:r>
-              <w:t>Inconformidad presentada por un ciudadano sobre un servicio municipal.</w:t>
+              <w:t>Expresa insatisfacción por la atención recibida o por un servicio municipal. No exige, por sí sola, el incumplimiento de un contrato o compra.</w:t>
+            </w:r>
+          </w:p>
+        </w:tc>
+      </w:tr>
+      <w:tr>
+        <w:tc>
+          <w:tcPr>
+            <w:tcW w:w="2800" w:type="dxa"/>
+            <w:tcMar>
+              <w:top w:w="40" w:type="dxa"/>
+              <w:left w:w="80" w:type="dxa"/>
+              <w:bottom w:w="40" w:type="dxa"/>
+              <w:right w:w="80" w:type="dxa"/>
+            </w:tcMar>
+            <w:vAlign w:val="center"/>
+          </w:tcPr>
+          <w:p>
+            <w:r>
+              <w:t>Reclamo</w:t>
+            </w:r>
+          </w:p>
+        </w:tc>
+        <w:tc>
+          <w:tcPr>
+            <w:tcW w:w="7200" w:type="dxa"/>
+            <w:tcMar>
+              <w:top w:w="40" w:type="dxa"/>
+              <w:left w:w="80" w:type="dxa"/>
+              <w:bottom w:w="40" w:type="dxa"/>
+              <w:right w:w="80" w:type="dxa"/>
+            </w:tcMar>
+            <w:vAlign w:val="center"/>
+          </w:tcPr>
+          <w:p>
+            <w:r>
+              <w:t>Exige una solución directa ante el incumplimiento de lo contratado o comprado (servicio, trámite, cobro o bien con la Municipalidad).</w:t>
             </w:r>
           </w:p>
         </w:tc>
@@ -3221,7 +3273,7 @@
           </w:tcPr>
           <w:p>
             <w:r>
-              <w:t>El sistema maneja tres tipos de caso: queja, denuncia y sugerencia, según lo definido en RN-GLOBAL-02.</w:t>
+              <w:t>El sistema maneja cuatro tipos de caso: queja, reclamo, denuncia y sugerencia, según lo definido en RN-GLOBAL-02.</w:t>
             </w:r>
           </w:p>
         </w:tc>
@@ -7911,7 +7963,7 @@
           </w:tcPr>
           <w:p>
             <w:r>
-              <w:t>Debe seleccionar el tipo de caso (queja, denuncia o sugerencia).</w:t>
+              <w:t>Debe seleccionar el tipo de caso (queja, reclamo, denuncia o sugerencia).</w:t>
             </w:r>
           </w:p>
         </w:tc>
@@ -11458,7 +11510,7 @@
           </w:tcPr>
           <w:p>
             <w:r>
-              <w:t>Lista (Queja, Denuncia, Sugerencia)</w:t>
+              <w:t>Lista (Queja, Reclamo, Denuncia, Sugerencia)</w:t>
             </w:r>
           </w:p>
         </w:tc>
@@ -15765,7 +15817,7 @@
           </w:tcPr>
           <w:p>
             <w:r>
-              <w:t>Queja, Denuncia o Sugerencia (RN-GLOBAL-02)</w:t>
+              <w:t>Queja, Reclamo, Denuncia o Sugerencia (RN-GLOBAL-02)</w:t>
             </w:r>
           </w:p>
         </w:tc>

--- a/Casos de Uso/CU_Reglas_de_Negocio_Sistema_Quejas_v1_4.docx
+++ b/Casos de Uso/CU_Reglas_de_Negocio_Sistema_Quejas_v1_4.docx
@@ -1,10 +1,10 @@
 
 <file path=word/document.xml><?xml version="1.0" encoding="utf-8"?>
-<w:document xmlns:wpc="http://schemas.microsoft.com/office/word/2010/wordprocessingCanvas" xmlns:cx="http://schemas.microsoft.com/office/drawing/2014/chartex" xmlns:cx1="http://schemas.microsoft.com/office/drawing/2015/9/8/chartex" xmlns:cx2="http://schemas.microsoft.com/office/drawing/2015/10/21/chartex" xmlns:cx3="http://schemas.microsoft.com/office/drawing/2016/5/9/chartex" xmlns:cx4="http://schemas.microsoft.com/office/drawing/2016/5/10/chartex" xmlns:cx5="http://schemas.microsoft.com/office/drawing/2016/5/11/chartex" xmlns:cx6="http://schemas.microsoft.com/office/drawing/2016/5/12/chartex" xmlns:cx7="http://schemas.microsoft.com/office/drawing/2016/5/13/chartex" xmlns:cx8="http://schemas.microsoft.com/office/drawing/2016/5/14/chartex" xmlns:mc="http://schemas.openxmlformats.org/markup-compatibility/2006" xmlns:aink="http://schemas.microsoft.com/office/drawing/2016/ink" xmlns:am3d="http://schemas.microsoft.com/office/drawing/2017/model3d" xmlns:o="urn:schemas-microsoft-com:office:office" xmlns:r="http://schemas.openxmlformats.org/officeDocument/2006/relationships" xmlns:m="http://schemas.openxmlformats.org/officeDocument/2006/math" xmlns:v="urn:schemas-microsoft-com:vml" xmlns:wp14="http://schemas.microsoft.com/office/word/2010/wordprocessingDrawing" xmlns:wp="http://schemas.openxmlformats.org/drawingml/2006/wordprocessingDrawing" xmlns:w10="urn:schemas-microsoft-com:office:word" xmlns:w="http://schemas.openxmlformats.org/wordprocessingml/2006/main" xmlns:w14="http://schemas.microsoft.com/office/word/2010/wordml" xmlns:w15="http://schemas.microsoft.com/office/word/2012/wordml" xmlns:w16cex="http://schemas.microsoft.com/office/word/2018/wordml/cex" xmlns:w16cid="http://schemas.microsoft.com/office/word/2016/wordml/cid" xmlns:w16="http://schemas.microsoft.com/office/word/2018/wordml" xmlns:w16sdtdh="http://schemas.microsoft.com/office/word/2020/wordml/sdtdatahash" xmlns:w16se="http://schemas.microsoft.com/office/word/2015/wordml/symex" xmlns:wpg="http://schemas.microsoft.com/office/word/2010/wordprocessingGroup" xmlns:wpi="http://schemas.microsoft.com/office/word/2010/wordprocessingInk" xmlns:wne="http://schemas.microsoft.com/office/word/2006/wordml" xmlns:wps="http://schemas.microsoft.com/office/word/2010/wordprocessingShape" mc:Ignorable="w14 w15 w16se w16cid w16 w16cex w16sdtdh wp14">
+<w:document xmlns:wpc="http://schemas.microsoft.com/office/word/2010/wordprocessingCanvas" xmlns:cx="http://schemas.microsoft.com/office/drawing/2014/chartex" xmlns:cx1="http://schemas.microsoft.com/office/drawing/2015/9/8/chartex" xmlns:cx2="http://schemas.microsoft.com/office/drawing/2015/10/21/chartex" xmlns:cx3="http://schemas.microsoft.com/office/drawing/2016/5/9/chartex" xmlns:cx4="http://schemas.microsoft.com/office/drawing/2016/5/10/chartex" xmlns:cx5="http://schemas.microsoft.com/office/drawing/2016/5/11/chartex" xmlns:cx6="http://schemas.microsoft.com/office/drawing/2016/5/12/chartex" xmlns:cx7="http://schemas.microsoft.com/office/drawing/2016/5/13/chartex" xmlns:cx8="http://schemas.microsoft.com/office/drawing/2016/5/14/chartex" xmlns:mc="http://schemas.openxmlformats.org/markup-compatibility/2006" xmlns:aink="http://schemas.microsoft.com/office/drawing/2016/ink" xmlns:am3d="http://schemas.microsoft.com/office/drawing/2017/model3d" xmlns:o="urn:schemas-microsoft-com:office:office" xmlns:oel="http://schemas.microsoft.com/office/2019/extlst" xmlns:r="http://schemas.openxmlformats.org/officeDocument/2006/relationships" xmlns:m="http://schemas.openxmlformats.org/officeDocument/2006/math" xmlns:v="urn:schemas-microsoft-com:vml" xmlns:wp14="http://schemas.microsoft.com/office/word/2010/wordprocessingDrawing" xmlns:wp="http://schemas.openxmlformats.org/drawingml/2006/wordprocessingDrawing" xmlns:w10="urn:schemas-microsoft-com:office:word" xmlns:w="http://schemas.openxmlformats.org/wordprocessingml/2006/main" xmlns:w14="http://schemas.microsoft.com/office/word/2010/wordml" xmlns:w15="http://schemas.microsoft.com/office/word/2012/wordml" xmlns:w16cex="http://schemas.microsoft.com/office/word/2018/wordml/cex" xmlns:w16cid="http://schemas.microsoft.com/office/word/2016/wordml/cid" xmlns:w16="http://schemas.microsoft.com/office/word/2018/wordml" xmlns:w16du="http://schemas.microsoft.com/office/word/2023/wordml/word16du" xmlns:w16sdtdh="http://schemas.microsoft.com/office/word/2020/wordml/sdtdatahash" xmlns:w16sdtfl="http://schemas.microsoft.com/office/word/2024/wordml/sdtformatlock" xmlns:w16se="http://schemas.microsoft.com/office/word/2015/wordml/symex" xmlns:wpg="http://schemas.microsoft.com/office/word/2010/wordprocessingGroup" xmlns:wpi="http://schemas.microsoft.com/office/word/2010/wordprocessingInk" xmlns:wne="http://schemas.microsoft.com/office/word/2006/wordml" xmlns:wps="http://schemas.microsoft.com/office/word/2010/wordprocessingShape" mc:Ignorable="w14 w15 w16se w16cid w16 w16cex w16sdtdh w16sdtfl w16du wp14">
   <w:body>
     <w:p>
       <w:pPr>
-        <w:pStyle w:val="Title"/>
+        <w:pStyle w:val="Ttulo"/>
         <w:spacing w:after="100"/>
         <w:jc w:val="center"/>
       </w:pPr>
@@ -59,7 +59,7 @@
     </w:p>
     <w:p>
       <w:pPr>
-        <w:pStyle w:val="Heading2"/>
+        <w:pStyle w:val="Ttulo2"/>
         <w:spacing w:before="240" w:after="120"/>
       </w:pPr>
       <w:r>
@@ -588,7 +588,7 @@
     </w:tbl>
     <w:p>
       <w:pPr>
-        <w:pStyle w:val="Heading2"/>
+        <w:pStyle w:val="Ttulo2"/>
         <w:spacing w:before="240" w:after="120"/>
       </w:pPr>
       <w:r>
@@ -597,7 +597,7 @@
     </w:p>
     <w:p>
       <w:pPr>
-        <w:pStyle w:val="Heading3"/>
+        <w:pStyle w:val="Ttulo3"/>
         <w:spacing w:before="240" w:after="120"/>
       </w:pPr>
       <w:r>
@@ -614,7 +614,7 @@
     </w:p>
     <w:p>
       <w:pPr>
-        <w:pStyle w:val="Heading2"/>
+        <w:pStyle w:val="Ttulo2"/>
         <w:spacing w:before="240" w:after="120"/>
       </w:pPr>
       <w:r>
@@ -639,7 +639,7 @@
     </w:p>
     <w:p>
       <w:pPr>
-        <w:pStyle w:val="Heading2"/>
+        <w:pStyle w:val="Ttulo2"/>
         <w:spacing w:before="240" w:after="120"/>
       </w:pPr>
       <w:r>
@@ -648,7 +648,7 @@
     </w:p>
     <w:p>
       <w:pPr>
-        <w:pStyle w:val="Heading3"/>
+        <w:pStyle w:val="Ttulo3"/>
         <w:spacing w:before="240" w:after="120"/>
       </w:pPr>
       <w:r>
@@ -690,10 +690,16 @@
             <w:vAlign w:val="center"/>
           </w:tcPr>
           <w:p>
+            <w:pPr>
+              <w:rPr>
+                <w:highlight w:val="yellow"/>
+              </w:rPr>
+            </w:pPr>
             <w:r>
               <w:rPr>
                 <w:b/>
                 <w:bCs/>
+                <w:highlight w:val="yellow"/>
               </w:rPr>
               <w:t>Rol</w:t>
             </w:r>
@@ -712,10 +718,16 @@
             <w:vAlign w:val="center"/>
           </w:tcPr>
           <w:p>
+            <w:pPr>
+              <w:rPr>
+                <w:highlight w:val="yellow"/>
+              </w:rPr>
+            </w:pPr>
             <w:r>
               <w:rPr>
                 <w:b/>
                 <w:bCs/>
+                <w:highlight w:val="yellow"/>
               </w:rPr>
               <w:t>Descripción / Alcance</w:t>
             </w:r>
@@ -735,7 +747,15 @@
             <w:vAlign w:val="center"/>
           </w:tcPr>
           <w:p>
-            <w:r>
+            <w:pPr>
+              <w:rPr>
+                <w:highlight w:val="yellow"/>
+              </w:rPr>
+            </w:pPr>
+            <w:r>
+              <w:rPr>
+                <w:highlight w:val="yellow"/>
+              </w:rPr>
               <w:lastRenderedPageBreak/>
               <w:t>Ciudadano</w:t>
             </w:r>
@@ -753,7 +773,15 @@
             <w:vAlign w:val="center"/>
           </w:tcPr>
           <w:p>
-            <w:r>
+            <w:pPr>
+              <w:rPr>
+                <w:highlight w:val="yellow"/>
+              </w:rPr>
+            </w:pPr>
+            <w:r>
+              <w:rPr>
+                <w:highlight w:val="yellow"/>
+              </w:rPr>
               <w:t>Actor externo, no requiere cuenta en el sistema. Debe estar registrado en la base precargada de ciudadanos. Registra casos y consulta su estado con un código de seguimiento.</w:t>
             </w:r>
           </w:p>
@@ -772,7 +800,15 @@
             <w:vAlign w:val="center"/>
           </w:tcPr>
           <w:p>
-            <w:r>
+            <w:pPr>
+              <w:rPr>
+                <w:highlight w:val="yellow"/>
+              </w:rPr>
+            </w:pPr>
+            <w:r>
+              <w:rPr>
+                <w:highlight w:val="yellow"/>
+              </w:rPr>
               <w:t>Auxiliar</w:t>
             </w:r>
           </w:p>
@@ -789,7 +825,15 @@
             <w:vAlign w:val="center"/>
           </w:tcPr>
           <w:p>
-            <w:r>
+            <w:pPr>
+              <w:rPr>
+                <w:highlight w:val="yellow"/>
+              </w:rPr>
+            </w:pPr>
+            <w:r>
+              <w:rPr>
+                <w:highlight w:val="yellow"/>
+              </w:rPr>
               <w:t>Usuario interno. Recibe y revisa cada caso recién registrado; decide si lo traslada al Técnico para su atención o lo rechaza, indicando el motivo.</w:t>
             </w:r>
           </w:p>
@@ -808,7 +852,15 @@
             <w:vAlign w:val="center"/>
           </w:tcPr>
           <w:p>
-            <w:r>
+            <w:pPr>
+              <w:rPr>
+                <w:highlight w:val="yellow"/>
+              </w:rPr>
+            </w:pPr>
+            <w:r>
+              <w:rPr>
+                <w:highlight w:val="yellow"/>
+              </w:rPr>
               <w:t>Técnico</w:t>
             </w:r>
           </w:p>
@@ -825,7 +877,15 @@
             <w:vAlign w:val="center"/>
           </w:tcPr>
           <w:p>
-            <w:r>
+            <w:pPr>
+              <w:rPr>
+                <w:highlight w:val="yellow"/>
+              </w:rPr>
+            </w:pPr>
+            <w:r>
+              <w:rPr>
+                <w:highlight w:val="yellow"/>
+              </w:rPr>
               <w:t>Usuario interno. Recibe los casos asignados automáticamente por el sistema, realiza el trabajo de campo correspondiente y documenta su atención mediante un reporte.</w:t>
             </w:r>
           </w:p>
@@ -844,7 +904,15 @@
             <w:vAlign w:val="center"/>
           </w:tcPr>
           <w:p>
-            <w:r>
+            <w:pPr>
+              <w:rPr>
+                <w:highlight w:val="yellow"/>
+              </w:rPr>
+            </w:pPr>
+            <w:r>
+              <w:rPr>
+                <w:highlight w:val="yellow"/>
+              </w:rPr>
               <w:t>Supervisor</w:t>
             </w:r>
           </w:p>
@@ -861,7 +929,15 @@
             <w:vAlign w:val="center"/>
           </w:tcPr>
           <w:p>
-            <w:r>
+            <w:pPr>
+              <w:rPr>
+                <w:highlight w:val="yellow"/>
+              </w:rPr>
+            </w:pPr>
+            <w:r>
+              <w:rPr>
+                <w:highlight w:val="yellow"/>
+              </w:rPr>
               <w:t>Usuario interno. Revisa el reporte de atención del Técnico y decide si lo aprueba o lo devuelve. También revisa y aprueba, o rechaza, las decisiones de rechazo tomadas por el Auxiliar.</w:t>
             </w:r>
           </w:p>
@@ -880,7 +956,15 @@
             <w:vAlign w:val="center"/>
           </w:tcPr>
           <w:p>
-            <w:r>
+            <w:pPr>
+              <w:rPr>
+                <w:highlight w:val="yellow"/>
+              </w:rPr>
+            </w:pPr>
+            <w:r>
+              <w:rPr>
+                <w:highlight w:val="yellow"/>
+              </w:rPr>
               <w:t>Jefe de Departamento</w:t>
             </w:r>
           </w:p>
@@ -897,7 +981,15 @@
             <w:vAlign w:val="center"/>
           </w:tcPr>
           <w:p>
-            <w:r>
+            <w:pPr>
+              <w:rPr>
+                <w:highlight w:val="yellow"/>
+              </w:rPr>
+            </w:pPr>
+            <w:r>
+              <w:rPr>
+                <w:highlight w:val="yellow"/>
+              </w:rPr>
               <w:t>Usuario interno. Recibe los casos aprobados por el Supervisor y firma el oficio de resolución, cerrando formalmente el caso.</w:t>
             </w:r>
           </w:p>
@@ -916,8 +1008,16 @@
             <w:vAlign w:val="center"/>
           </w:tcPr>
           <w:p>
+            <w:pPr>
+              <w:rPr>
+                <w:highlight w:val="yellow"/>
+              </w:rPr>
+            </w:pPr>
             <w:proofErr w:type="spellStart"/>
             <w:r>
+              <w:rPr>
+                <w:highlight w:val="yellow"/>
+              </w:rPr>
               <w:t>Admin</w:t>
             </w:r>
             <w:proofErr w:type="spellEnd"/>
@@ -936,6 +1036,9 @@
           </w:tcPr>
           <w:p>
             <w:r>
+              <w:rPr>
+                <w:highlight w:val="yellow"/>
+              </w:rPr>
               <w:t>Usuario interno. Administra usuarios, catálogos (departamentos, categorías, motivos de rechazo) y accede a las bitácoras del sistema.</w:t>
             </w:r>
           </w:p>
@@ -944,7 +1047,7 @@
     </w:tbl>
     <w:p>
       <w:pPr>
-        <w:pStyle w:val="Heading3"/>
+        <w:pStyle w:val="Ttulo3"/>
         <w:spacing w:before="240" w:after="120"/>
       </w:pPr>
       <w:r>
@@ -994,10 +1097,16 @@
             <w:vAlign w:val="center"/>
           </w:tcPr>
           <w:p>
+            <w:pPr>
+              <w:rPr>
+                <w:highlight w:val="yellow"/>
+              </w:rPr>
+            </w:pPr>
             <w:r>
               <w:rPr>
                 <w:b/>
                 <w:bCs/>
+                <w:highlight w:val="yellow"/>
               </w:rPr>
               <w:t>Tipo de Caso</w:t>
             </w:r>
@@ -1016,10 +1125,16 @@
             <w:vAlign w:val="center"/>
           </w:tcPr>
           <w:p>
+            <w:pPr>
+              <w:rPr>
+                <w:highlight w:val="yellow"/>
+              </w:rPr>
+            </w:pPr>
             <w:r>
               <w:rPr>
                 <w:b/>
                 <w:bCs/>
+                <w:highlight w:val="yellow"/>
               </w:rPr>
               <w:t>Descripción</w:t>
             </w:r>
@@ -1039,7 +1154,15 @@
             <w:vAlign w:val="center"/>
           </w:tcPr>
           <w:p>
-            <w:r>
+            <w:pPr>
+              <w:rPr>
+                <w:highlight w:val="yellow"/>
+              </w:rPr>
+            </w:pPr>
+            <w:r>
+              <w:rPr>
+                <w:highlight w:val="yellow"/>
+              </w:rPr>
               <w:t>Queja</w:t>
             </w:r>
           </w:p>
@@ -1056,7 +1179,15 @@
             <w:vAlign w:val="center"/>
           </w:tcPr>
           <w:p>
-            <w:r>
+            <w:pPr>
+              <w:rPr>
+                <w:highlight w:val="yellow"/>
+              </w:rPr>
+            </w:pPr>
+            <w:r>
+              <w:rPr>
+                <w:highlight w:val="yellow"/>
+              </w:rPr>
               <w:t>Inconformidad presentada por un ciudadano sobre un servicio municipal.</w:t>
             </w:r>
           </w:p>
@@ -1075,7 +1206,15 @@
             <w:vAlign w:val="center"/>
           </w:tcPr>
           <w:p>
-            <w:r>
+            <w:pPr>
+              <w:rPr>
+                <w:highlight w:val="yellow"/>
+              </w:rPr>
+            </w:pPr>
+            <w:r>
+              <w:rPr>
+                <w:highlight w:val="yellow"/>
+              </w:rPr>
               <w:t>Denuncia</w:t>
             </w:r>
           </w:p>
@@ -1092,7 +1231,15 @@
             <w:vAlign w:val="center"/>
           </w:tcPr>
           <w:p>
-            <w:r>
+            <w:pPr>
+              <w:rPr>
+                <w:highlight w:val="yellow"/>
+              </w:rPr>
+            </w:pPr>
+            <w:r>
+              <w:rPr>
+                <w:highlight w:val="yellow"/>
+              </w:rPr>
               <w:t>Señalamiento de una irregularidad o falta relacionada con la gestión municipal.</w:t>
             </w:r>
           </w:p>
@@ -1111,7 +1258,15 @@
             <w:vAlign w:val="center"/>
           </w:tcPr>
           <w:p>
-            <w:r>
+            <w:pPr>
+              <w:rPr>
+                <w:highlight w:val="yellow"/>
+              </w:rPr>
+            </w:pPr>
+            <w:r>
+              <w:rPr>
+                <w:highlight w:val="yellow"/>
+              </w:rPr>
               <w:t>Sugerencia</w:t>
             </w:r>
           </w:p>
@@ -1128,7 +1283,15 @@
             <w:vAlign w:val="center"/>
           </w:tcPr>
           <w:p>
-            <w:r>
+            <w:pPr>
+              <w:rPr>
+                <w:highlight w:val="yellow"/>
+              </w:rPr>
+            </w:pPr>
+            <w:r>
+              <w:rPr>
+                <w:highlight w:val="yellow"/>
+              </w:rPr>
               <w:t>Propuesta de mejora sobre un servicio municipal.</w:t>
             </w:r>
           </w:p>
@@ -1137,7 +1300,7 @@
     </w:tbl>
     <w:p>
       <w:pPr>
-        <w:pStyle w:val="Heading3"/>
+        <w:pStyle w:val="Ttulo3"/>
         <w:spacing w:before="240" w:after="120"/>
       </w:pPr>
       <w:r>
@@ -1179,10 +1342,16 @@
             <w:vAlign w:val="center"/>
           </w:tcPr>
           <w:p>
+            <w:pPr>
+              <w:rPr>
+                <w:highlight w:val="yellow"/>
+              </w:rPr>
+            </w:pPr>
             <w:r>
               <w:rPr>
                 <w:b/>
                 <w:bCs/>
+                <w:highlight w:val="yellow"/>
               </w:rPr>
               <w:t>Estado</w:t>
             </w:r>
@@ -1201,10 +1370,16 @@
             <w:vAlign w:val="center"/>
           </w:tcPr>
           <w:p>
+            <w:pPr>
+              <w:rPr>
+                <w:highlight w:val="yellow"/>
+              </w:rPr>
+            </w:pPr>
             <w:r>
               <w:rPr>
                 <w:b/>
                 <w:bCs/>
+                <w:highlight w:val="yellow"/>
               </w:rPr>
               <w:t>Detalle</w:t>
             </w:r>
@@ -1224,7 +1399,15 @@
             <w:vAlign w:val="center"/>
           </w:tcPr>
           <w:p>
-            <w:r>
+            <w:pPr>
+              <w:rPr>
+                <w:highlight w:val="yellow"/>
+              </w:rPr>
+            </w:pPr>
+            <w:r>
+              <w:rPr>
+                <w:highlight w:val="yellow"/>
+              </w:rPr>
               <w:t>Registrado</w:t>
             </w:r>
           </w:p>
@@ -1241,7 +1424,15 @@
             <w:vAlign w:val="center"/>
           </w:tcPr>
           <w:p>
-            <w:r>
+            <w:pPr>
+              <w:rPr>
+                <w:highlight w:val="yellow"/>
+              </w:rPr>
+            </w:pPr>
+            <w:r>
+              <w:rPr>
+                <w:highlight w:val="yellow"/>
+              </w:rPr>
               <w:t>Se coloca al crear el caso desde el Registro de Caso [CU-02]; el sistema genera el informe inicial automático.</w:t>
             </w:r>
           </w:p>
@@ -1260,7 +1451,15 @@
             <w:vAlign w:val="center"/>
           </w:tcPr>
           <w:p>
-            <w:r>
+            <w:pPr>
+              <w:rPr>
+                <w:highlight w:val="yellow"/>
+              </w:rPr>
+            </w:pPr>
+            <w:r>
+              <w:rPr>
+                <w:highlight w:val="yellow"/>
+              </w:rPr>
               <w:t>En Revisión</w:t>
             </w:r>
           </w:p>
@@ -1277,7 +1476,15 @@
             <w:vAlign w:val="center"/>
           </w:tcPr>
           <w:p>
-            <w:r>
+            <w:pPr>
+              <w:rPr>
+                <w:highlight w:val="yellow"/>
+              </w:rPr>
+            </w:pPr>
+            <w:r>
+              <w:rPr>
+                <w:highlight w:val="yellow"/>
+              </w:rPr>
               <w:t>Se coloca mientras el Auxiliar revisa el caso [CU-04], y también cuando el ciudadano reenvía un caso ampliado [CU-18].</w:t>
             </w:r>
           </w:p>
@@ -1296,7 +1503,15 @@
             <w:vAlign w:val="center"/>
           </w:tcPr>
           <w:p>
-            <w:r>
+            <w:pPr>
+              <w:rPr>
+                <w:highlight w:val="yellow"/>
+              </w:rPr>
+            </w:pPr>
+            <w:r>
+              <w:rPr>
+                <w:highlight w:val="yellow"/>
+              </w:rPr>
               <w:t>En Atención</w:t>
             </w:r>
           </w:p>
@@ -1313,7 +1528,15 @@
             <w:vAlign w:val="center"/>
           </w:tcPr>
           <w:p>
-            <w:r>
+            <w:pPr>
+              <w:rPr>
+                <w:highlight w:val="yellow"/>
+              </w:rPr>
+            </w:pPr>
+            <w:r>
+              <w:rPr>
+                <w:highlight w:val="yellow"/>
+              </w:rPr>
               <w:t>Se coloca cuando el sistema asigna el caso a un Técnico [CU-05] y mientras este realiza el trabajo de campo [CU-06].</w:t>
             </w:r>
           </w:p>
@@ -1332,7 +1555,15 @@
             <w:vAlign w:val="center"/>
           </w:tcPr>
           <w:p>
-            <w:r>
+            <w:pPr>
+              <w:rPr>
+                <w:highlight w:val="yellow"/>
+              </w:rPr>
+            </w:pPr>
+            <w:r>
+              <w:rPr>
+                <w:highlight w:val="yellow"/>
+              </w:rPr>
               <w:t>En Supervisión</w:t>
             </w:r>
           </w:p>
@@ -1349,7 +1580,15 @@
             <w:vAlign w:val="center"/>
           </w:tcPr>
           <w:p>
-            <w:r>
+            <w:pPr>
+              <w:rPr>
+                <w:highlight w:val="yellow"/>
+              </w:rPr>
+            </w:pPr>
+            <w:r>
+              <w:rPr>
+                <w:highlight w:val="yellow"/>
+              </w:rPr>
               <w:t>Se coloca cuando el Técnico registra su reporte de atención y el Supervisor lo está revisando [CU-07].</w:t>
             </w:r>
           </w:p>
@@ -1368,7 +1607,15 @@
             <w:vAlign w:val="center"/>
           </w:tcPr>
           <w:p>
-            <w:r>
+            <w:pPr>
+              <w:rPr>
+                <w:highlight w:val="yellow"/>
+              </w:rPr>
+            </w:pPr>
+            <w:r>
+              <w:rPr>
+                <w:highlight w:val="yellow"/>
+              </w:rPr>
               <w:t>Pendiente de Aprobación de Rechazo</w:t>
             </w:r>
           </w:p>
@@ -1385,7 +1632,15 @@
             <w:vAlign w:val="center"/>
           </w:tcPr>
           <w:p>
-            <w:r>
+            <w:pPr>
+              <w:rPr>
+                <w:highlight w:val="yellow"/>
+              </w:rPr>
+            </w:pPr>
+            <w:r>
+              <w:rPr>
+                <w:highlight w:val="yellow"/>
+              </w:rPr>
               <w:t>Se coloca cuando el Auxiliar rechaza un caso y este queda a la espera de que el Supervisor apruebe o no el rechazo [CU-04] [CU-07].</w:t>
             </w:r>
           </w:p>
@@ -1404,7 +1659,15 @@
             <w:vAlign w:val="center"/>
           </w:tcPr>
           <w:p>
-            <w:r>
+            <w:pPr>
+              <w:rPr>
+                <w:highlight w:val="yellow"/>
+              </w:rPr>
+            </w:pPr>
+            <w:r>
+              <w:rPr>
+                <w:highlight w:val="yellow"/>
+              </w:rPr>
               <w:t>Pendiente de Firma</w:t>
             </w:r>
           </w:p>
@@ -1421,15 +1684,29 @@
             <w:vAlign w:val="center"/>
           </w:tcPr>
           <w:p>
-            <w:r>
+            <w:pPr>
+              <w:rPr>
+                <w:highlight w:val="yellow"/>
+              </w:rPr>
+            </w:pPr>
+            <w:r>
+              <w:rPr>
+                <w:highlight w:val="yellow"/>
+              </w:rPr>
               <w:t xml:space="preserve">Se coloca cuando el Supervisor aprueba el reporte de atención y el caso queda a la espera de la firma del </w:t>
             </w:r>
             <w:proofErr w:type="gramStart"/>
             <w:r>
+              <w:rPr>
+                <w:highlight w:val="yellow"/>
+              </w:rPr>
               <w:t>Jefe</w:t>
             </w:r>
             <w:proofErr w:type="gramEnd"/>
             <w:r>
+              <w:rPr>
+                <w:highlight w:val="yellow"/>
+              </w:rPr>
               <w:t xml:space="preserve"> de Departamento [CU-07] [CU-17].</w:t>
             </w:r>
           </w:p>
@@ -1448,7 +1725,15 @@
             <w:vAlign w:val="center"/>
           </w:tcPr>
           <w:p>
-            <w:r>
+            <w:pPr>
+              <w:rPr>
+                <w:highlight w:val="yellow"/>
+              </w:rPr>
+            </w:pPr>
+            <w:r>
+              <w:rPr>
+                <w:highlight w:val="yellow"/>
+              </w:rPr>
               <w:t>Resuelto</w:t>
             </w:r>
           </w:p>
@@ -1465,15 +1750,29 @@
             <w:vAlign w:val="center"/>
           </w:tcPr>
           <w:p>
-            <w:r>
+            <w:pPr>
+              <w:rPr>
+                <w:highlight w:val="yellow"/>
+              </w:rPr>
+            </w:pPr>
+            <w:r>
+              <w:rPr>
+                <w:highlight w:val="yellow"/>
+              </w:rPr>
               <w:t xml:space="preserve">Se coloca cuando el </w:t>
             </w:r>
             <w:proofErr w:type="gramStart"/>
             <w:r>
+              <w:rPr>
+                <w:highlight w:val="yellow"/>
+              </w:rPr>
               <w:t>Jefe</w:t>
             </w:r>
             <w:proofErr w:type="gramEnd"/>
             <w:r>
+              <w:rPr>
+                <w:highlight w:val="yellow"/>
+              </w:rPr>
               <w:t xml:space="preserve"> de Departamento firma el oficio de resolución; el sistema notifica al ciudadano [CU-17] [CU-09].</w:t>
             </w:r>
           </w:p>
@@ -1492,7 +1791,15 @@
             <w:vAlign w:val="center"/>
           </w:tcPr>
           <w:p>
-            <w:r>
+            <w:pPr>
+              <w:rPr>
+                <w:highlight w:val="yellow"/>
+              </w:rPr>
+            </w:pPr>
+            <w:r>
+              <w:rPr>
+                <w:highlight w:val="yellow"/>
+              </w:rPr>
               <w:t>Rechazado</w:t>
             </w:r>
           </w:p>
@@ -1509,7 +1816,15 @@
             <w:vAlign w:val="center"/>
           </w:tcPr>
           <w:p>
-            <w:r>
+            <w:pPr>
+              <w:rPr>
+                <w:highlight w:val="yellow"/>
+              </w:rPr>
+            </w:pPr>
+            <w:r>
+              <w:rPr>
+                <w:highlight w:val="yellow"/>
+              </w:rPr>
               <w:t>Se coloca cuando el Supervisor aprueba el rechazo registrado por el Auxiliar, y el motivo no fue falta de información [CU-07].</w:t>
             </w:r>
           </w:p>
@@ -1528,7 +1843,15 @@
             <w:vAlign w:val="center"/>
           </w:tcPr>
           <w:p>
-            <w:r>
+            <w:pPr>
+              <w:rPr>
+                <w:highlight w:val="yellow"/>
+              </w:rPr>
+            </w:pPr>
+            <w:r>
+              <w:rPr>
+                <w:highlight w:val="yellow"/>
+              </w:rPr>
               <w:t>Requiere Ampliación</w:t>
             </w:r>
           </w:p>
@@ -1546,6 +1869,9 @@
           </w:tcPr>
           <w:p>
             <w:r>
+              <w:rPr>
+                <w:highlight w:val="yellow"/>
+              </w:rPr>
               <w:t>Variante de Rechazado cuando el motivo fue falta de información; el ciudadano puede completar el caso [CU-18] y este regresa a En Revisión.</w:t>
             </w:r>
           </w:p>
@@ -1554,7 +1880,7 @@
     </w:tbl>
     <w:p>
       <w:pPr>
-        <w:pStyle w:val="Heading3"/>
+        <w:pStyle w:val="Ttulo3"/>
         <w:spacing w:before="240" w:after="120"/>
       </w:pPr>
       <w:r>
@@ -1824,7 +2150,7 @@
     </w:tbl>
     <w:p>
       <w:pPr>
-        <w:pStyle w:val="Heading3"/>
+        <w:pStyle w:val="Ttulo3"/>
         <w:spacing w:before="240" w:after="120"/>
       </w:pPr>
       <w:r>
@@ -1866,10 +2192,16 @@
             <w:vAlign w:val="center"/>
           </w:tcPr>
           <w:p>
+            <w:pPr>
+              <w:rPr>
+                <w:highlight w:val="yellow"/>
+              </w:rPr>
+            </w:pPr>
             <w:r>
               <w:rPr>
                 <w:b/>
                 <w:bCs/>
+                <w:highlight w:val="yellow"/>
               </w:rPr>
               <w:t>Departamento</w:t>
             </w:r>
@@ -1888,10 +2220,16 @@
             <w:vAlign w:val="center"/>
           </w:tcPr>
           <w:p>
+            <w:pPr>
+              <w:rPr>
+                <w:highlight w:val="yellow"/>
+              </w:rPr>
+            </w:pPr>
             <w:r>
               <w:rPr>
                 <w:b/>
                 <w:bCs/>
+                <w:highlight w:val="yellow"/>
               </w:rPr>
               <w:t>Descripción / Alcance</w:t>
             </w:r>
@@ -1911,7 +2249,15 @@
             <w:vAlign w:val="center"/>
           </w:tcPr>
           <w:p>
-            <w:r>
+            <w:pPr>
+              <w:rPr>
+                <w:highlight w:val="yellow"/>
+              </w:rPr>
+            </w:pPr>
+            <w:r>
+              <w:rPr>
+                <w:highlight w:val="yellow"/>
+              </w:rPr>
               <w:t>Tecnología</w:t>
             </w:r>
           </w:p>
@@ -1928,7 +2274,15 @@
             <w:vAlign w:val="center"/>
           </w:tcPr>
           <w:p>
-            <w:r>
+            <w:pPr>
+              <w:rPr>
+                <w:highlight w:val="yellow"/>
+              </w:rPr>
+            </w:pPr>
+            <w:r>
+              <w:rPr>
+                <w:highlight w:val="yellow"/>
+              </w:rPr>
               <w:t>Atiende casos relacionados con sistemas informáticos, conectividad y servicios digitales de la Municipalidad.</w:t>
             </w:r>
           </w:p>
@@ -1947,7 +2301,15 @@
             <w:vAlign w:val="center"/>
           </w:tcPr>
           <w:p>
-            <w:r>
+            <w:pPr>
+              <w:rPr>
+                <w:highlight w:val="yellow"/>
+              </w:rPr>
+            </w:pPr>
+            <w:r>
+              <w:rPr>
+                <w:highlight w:val="yellow"/>
+              </w:rPr>
               <w:t>Servicios Públicos</w:t>
             </w:r>
           </w:p>
@@ -1964,7 +2326,15 @@
             <w:vAlign w:val="center"/>
           </w:tcPr>
           <w:p>
-            <w:r>
+            <w:pPr>
+              <w:rPr>
+                <w:highlight w:val="yellow"/>
+              </w:rPr>
+            </w:pPr>
+            <w:r>
+              <w:rPr>
+                <w:highlight w:val="yellow"/>
+              </w:rPr>
               <w:t>Atiende casos relacionados con agua, luz, alumbrado público, drenajes y recolección de basura.</w:t>
             </w:r>
           </w:p>
@@ -1983,7 +2353,15 @@
             <w:vAlign w:val="center"/>
           </w:tcPr>
           <w:p>
-            <w:r>
+            <w:pPr>
+              <w:rPr>
+                <w:highlight w:val="yellow"/>
+              </w:rPr>
+            </w:pPr>
+            <w:r>
+              <w:rPr>
+                <w:highlight w:val="yellow"/>
+              </w:rPr>
               <w:t>Asuntos Municipales</w:t>
             </w:r>
           </w:p>
@@ -2000,7 +2378,15 @@
             <w:vAlign w:val="center"/>
           </w:tcPr>
           <w:p>
-            <w:r>
+            <w:pPr>
+              <w:rPr>
+                <w:highlight w:val="yellow"/>
+              </w:rPr>
+            </w:pPr>
+            <w:r>
+              <w:rPr>
+                <w:highlight w:val="yellow"/>
+              </w:rPr>
               <w:t>Atiende trámites administrativos, licencias, permisos y consultas generales de la población.</w:t>
             </w:r>
           </w:p>
@@ -2019,7 +2405,15 @@
             <w:vAlign w:val="center"/>
           </w:tcPr>
           <w:p>
-            <w:r>
+            <w:pPr>
+              <w:rPr>
+                <w:highlight w:val="yellow"/>
+              </w:rPr>
+            </w:pPr>
+            <w:r>
+              <w:rPr>
+                <w:highlight w:val="yellow"/>
+              </w:rPr>
               <w:t>Recursos Humanos</w:t>
             </w:r>
           </w:p>
@@ -2036,7 +2430,15 @@
             <w:vAlign w:val="center"/>
           </w:tcPr>
           <w:p>
-            <w:r>
+            <w:pPr>
+              <w:rPr>
+                <w:highlight w:val="yellow"/>
+              </w:rPr>
+            </w:pPr>
+            <w:r>
+              <w:rPr>
+                <w:highlight w:val="yellow"/>
+              </w:rPr>
               <w:t>Atiende quejas, denuncias o sugerencias relacionadas con el personal municipal y la atención al contribuyente.</w:t>
             </w:r>
           </w:p>
@@ -2055,7 +2457,15 @@
             <w:vAlign w:val="center"/>
           </w:tcPr>
           <w:p>
-            <w:r>
+            <w:pPr>
+              <w:rPr>
+                <w:highlight w:val="yellow"/>
+              </w:rPr>
+            </w:pPr>
+            <w:r>
+              <w:rPr>
+                <w:highlight w:val="yellow"/>
+              </w:rPr>
               <w:t>Tesorería</w:t>
             </w:r>
           </w:p>
@@ -2072,7 +2482,15 @@
             <w:vAlign w:val="center"/>
           </w:tcPr>
           <w:p>
-            <w:r>
+            <w:pPr>
+              <w:rPr>
+                <w:highlight w:val="yellow"/>
+              </w:rPr>
+            </w:pPr>
+            <w:r>
+              <w:rPr>
+                <w:highlight w:val="yellow"/>
+              </w:rPr>
               <w:t>Atiende casos relacionados con cobros, pagos, impuestos y arbitrios municipales.</w:t>
             </w:r>
           </w:p>
@@ -2081,7 +2499,7 @@
     </w:tbl>
     <w:p>
       <w:pPr>
-        <w:pStyle w:val="Heading3"/>
+        <w:pStyle w:val="Ttulo3"/>
         <w:spacing w:before="240" w:after="120"/>
       </w:pPr>
       <w:r>
@@ -2123,10 +2541,16 @@
             <w:vAlign w:val="center"/>
           </w:tcPr>
           <w:p>
+            <w:pPr>
+              <w:rPr>
+                <w:highlight w:val="yellow"/>
+              </w:rPr>
+            </w:pPr>
             <w:r>
               <w:rPr>
                 <w:b/>
                 <w:bCs/>
+                <w:highlight w:val="yellow"/>
               </w:rPr>
               <w:t>Estado</w:t>
             </w:r>
@@ -2145,10 +2569,16 @@
             <w:vAlign w:val="center"/>
           </w:tcPr>
           <w:p>
+            <w:pPr>
+              <w:rPr>
+                <w:highlight w:val="yellow"/>
+              </w:rPr>
+            </w:pPr>
             <w:r>
               <w:rPr>
                 <w:b/>
                 <w:bCs/>
+                <w:highlight w:val="yellow"/>
               </w:rPr>
               <w:t>Descripción</w:t>
             </w:r>
@@ -2168,7 +2598,15 @@
             <w:vAlign w:val="center"/>
           </w:tcPr>
           <w:p>
-            <w:r>
+            <w:pPr>
+              <w:rPr>
+                <w:highlight w:val="yellow"/>
+              </w:rPr>
+            </w:pPr>
+            <w:r>
+              <w:rPr>
+                <w:highlight w:val="yellow"/>
+              </w:rPr>
               <w:t>Activo</w:t>
             </w:r>
           </w:p>
@@ -2185,7 +2623,15 @@
             <w:vAlign w:val="center"/>
           </w:tcPr>
           <w:p>
-            <w:r>
+            <w:pPr>
+              <w:rPr>
+                <w:highlight w:val="yellow"/>
+              </w:rPr>
+            </w:pPr>
+            <w:r>
+              <w:rPr>
+                <w:highlight w:val="yellow"/>
+              </w:rPr>
               <w:t>El usuario puede iniciar sesión y recibir casos asignados o delegados según su rol.</w:t>
             </w:r>
           </w:p>
@@ -2204,7 +2650,15 @@
             <w:vAlign w:val="center"/>
           </w:tcPr>
           <w:p>
-            <w:r>
+            <w:pPr>
+              <w:rPr>
+                <w:highlight w:val="yellow"/>
+              </w:rPr>
+            </w:pPr>
+            <w:r>
+              <w:rPr>
+                <w:highlight w:val="yellow"/>
+              </w:rPr>
               <w:t>Inactivo</w:t>
             </w:r>
           </w:p>
@@ -2221,7 +2675,15 @@
             <w:vAlign w:val="center"/>
           </w:tcPr>
           <w:p>
-            <w:r>
+            <w:pPr>
+              <w:rPr>
+                <w:highlight w:val="yellow"/>
+              </w:rPr>
+            </w:pPr>
+            <w:r>
+              <w:rPr>
+                <w:highlight w:val="yellow"/>
+              </w:rPr>
               <w:t>El usuario no puede iniciar sesión. Se utiliza cuando el usuario ya no forma parte del personal municipal.</w:t>
             </w:r>
           </w:p>
@@ -2240,7 +2702,15 @@
             <w:vAlign w:val="center"/>
           </w:tcPr>
           <w:p>
-            <w:r>
+            <w:pPr>
+              <w:rPr>
+                <w:highlight w:val="yellow"/>
+              </w:rPr>
+            </w:pPr>
+            <w:r>
+              <w:rPr>
+                <w:highlight w:val="yellow"/>
+              </w:rPr>
               <w:t>Bloqueado</w:t>
             </w:r>
           </w:p>
@@ -2257,15 +2727,29 @@
             <w:vAlign w:val="center"/>
           </w:tcPr>
           <w:p>
-            <w:r>
+            <w:pPr>
+              <w:rPr>
+                <w:highlight w:val="yellow"/>
+              </w:rPr>
+            </w:pPr>
+            <w:r>
+              <w:rPr>
+                <w:highlight w:val="yellow"/>
+              </w:rPr>
               <w:t xml:space="preserve">El usuario no puede iniciar sesión, por haber superado el número máximo de intentos fallidos. Solo el </w:t>
             </w:r>
             <w:proofErr w:type="spellStart"/>
             <w:r>
+              <w:rPr>
+                <w:highlight w:val="yellow"/>
+              </w:rPr>
               <w:t>Admin</w:t>
             </w:r>
             <w:proofErr w:type="spellEnd"/>
             <w:r>
+              <w:rPr>
+                <w:highlight w:val="yellow"/>
+              </w:rPr>
               <w:t xml:space="preserve"> puede reactivarlo.</w:t>
             </w:r>
           </w:p>
@@ -2284,7 +2768,15 @@
             <w:vAlign w:val="center"/>
           </w:tcPr>
           <w:p>
-            <w:r>
+            <w:pPr>
+              <w:rPr>
+                <w:highlight w:val="yellow"/>
+              </w:rPr>
+            </w:pPr>
+            <w:r>
+              <w:rPr>
+                <w:highlight w:val="yellow"/>
+              </w:rPr>
               <w:t>Ausente</w:t>
             </w:r>
           </w:p>
@@ -2302,6 +2794,9 @@
           </w:tcPr>
           <w:p>
             <w:r>
+              <w:rPr>
+                <w:highlight w:val="yellow"/>
+              </w:rPr>
               <w:t>El usuario puede iniciar sesión, pero no se le asignan nuevos casos mientras dure su ausencia (cubre vacaciones y permisos).</w:t>
             </w:r>
           </w:p>
@@ -2310,7 +2805,7 @@
     </w:tbl>
     <w:p>
       <w:pPr>
-        <w:pStyle w:val="Heading3"/>
+        <w:pStyle w:val="Ttulo3"/>
         <w:spacing w:before="240" w:after="120"/>
       </w:pPr>
       <w:r>
@@ -2352,10 +2847,16 @@
             <w:vAlign w:val="center"/>
           </w:tcPr>
           <w:p>
+            <w:pPr>
+              <w:rPr>
+                <w:highlight w:val="yellow"/>
+              </w:rPr>
+            </w:pPr>
             <w:r>
               <w:rPr>
                 <w:b/>
                 <w:bCs/>
+                <w:highlight w:val="yellow"/>
               </w:rPr>
               <w:t>Motivo</w:t>
             </w:r>
@@ -2374,10 +2875,16 @@
             <w:vAlign w:val="center"/>
           </w:tcPr>
           <w:p>
+            <w:pPr>
+              <w:rPr>
+                <w:highlight w:val="yellow"/>
+              </w:rPr>
+            </w:pPr>
             <w:r>
               <w:rPr>
                 <w:b/>
                 <w:bCs/>
+                <w:highlight w:val="yellow"/>
               </w:rPr>
               <w:t>Descripción</w:t>
             </w:r>
@@ -2397,7 +2904,15 @@
             <w:vAlign w:val="center"/>
           </w:tcPr>
           <w:p>
-            <w:r>
+            <w:pPr>
+              <w:rPr>
+                <w:highlight w:val="yellow"/>
+              </w:rPr>
+            </w:pPr>
+            <w:r>
+              <w:rPr>
+                <w:highlight w:val="yellow"/>
+              </w:rPr>
               <w:t>Identificación inválida</w:t>
             </w:r>
           </w:p>
@@ -2414,7 +2929,15 @@
             <w:vAlign w:val="center"/>
           </w:tcPr>
           <w:p>
-            <w:r>
+            <w:pPr>
+              <w:rPr>
+                <w:highlight w:val="yellow"/>
+              </w:rPr>
+            </w:pPr>
+            <w:r>
+              <w:rPr>
+                <w:highlight w:val="yellow"/>
+              </w:rPr>
               <w:t>El número de identificación no corresponde a la persona o no es válido.</w:t>
             </w:r>
           </w:p>
@@ -2433,7 +2956,15 @@
             <w:vAlign w:val="center"/>
           </w:tcPr>
           <w:p>
-            <w:r>
+            <w:pPr>
+              <w:rPr>
+                <w:highlight w:val="yellow"/>
+              </w:rPr>
+            </w:pPr>
+            <w:r>
+              <w:rPr>
+                <w:highlight w:val="yellow"/>
+              </w:rPr>
               <w:t>Información incompleta</w:t>
             </w:r>
           </w:p>
@@ -2450,7 +2981,15 @@
             <w:vAlign w:val="center"/>
           </w:tcPr>
           <w:p>
-            <w:r>
+            <w:pPr>
+              <w:rPr>
+                <w:highlight w:val="yellow"/>
+              </w:rPr>
+            </w:pPr>
+            <w:r>
+              <w:rPr>
+                <w:highlight w:val="yellow"/>
+              </w:rPr>
               <w:t>Falta información obligatoria para poder tramitar el caso.</w:t>
             </w:r>
           </w:p>
@@ -2469,7 +3008,15 @@
             <w:vAlign w:val="center"/>
           </w:tcPr>
           <w:p>
-            <w:r>
+            <w:pPr>
+              <w:rPr>
+                <w:highlight w:val="yellow"/>
+              </w:rPr>
+            </w:pPr>
+            <w:r>
+              <w:rPr>
+                <w:highlight w:val="yellow"/>
+              </w:rPr>
               <w:t>Descripción insuficiente</w:t>
             </w:r>
           </w:p>
@@ -2486,7 +3033,15 @@
             <w:vAlign w:val="center"/>
           </w:tcPr>
           <w:p>
-            <w:r>
+            <w:pPr>
+              <w:rPr>
+                <w:highlight w:val="yellow"/>
+              </w:rPr>
+            </w:pPr>
+            <w:r>
+              <w:rPr>
+                <w:highlight w:val="yellow"/>
+              </w:rPr>
               <w:t>La descripción del caso no permite identificar el problema a atender.</w:t>
             </w:r>
           </w:p>
@@ -2505,7 +3060,15 @@
             <w:vAlign w:val="center"/>
           </w:tcPr>
           <w:p>
-            <w:r>
+            <w:pPr>
+              <w:rPr>
+                <w:highlight w:val="yellow"/>
+              </w:rPr>
+            </w:pPr>
+            <w:r>
+              <w:rPr>
+                <w:highlight w:val="yellow"/>
+              </w:rPr>
               <w:t>Ubicación inexistente</w:t>
             </w:r>
           </w:p>
@@ -2522,7 +3085,15 @@
             <w:vAlign w:val="center"/>
           </w:tcPr>
           <w:p>
-            <w:r>
+            <w:pPr>
+              <w:rPr>
+                <w:highlight w:val="yellow"/>
+              </w:rPr>
+            </w:pPr>
+            <w:r>
+              <w:rPr>
+                <w:highlight w:val="yellow"/>
+              </w:rPr>
               <w:t>La dirección o ubicación del problema no puede ser localizada.</w:t>
             </w:r>
           </w:p>
@@ -2541,7 +3112,15 @@
             <w:vAlign w:val="center"/>
           </w:tcPr>
           <w:p>
-            <w:r>
+            <w:pPr>
+              <w:rPr>
+                <w:highlight w:val="yellow"/>
+              </w:rPr>
+            </w:pPr>
+            <w:r>
+              <w:rPr>
+                <w:highlight w:val="yellow"/>
+              </w:rPr>
               <w:t>Evidencia no válida</w:t>
             </w:r>
           </w:p>
@@ -2558,7 +3137,15 @@
             <w:vAlign w:val="center"/>
           </w:tcPr>
           <w:p>
-            <w:r>
+            <w:pPr>
+              <w:rPr>
+                <w:highlight w:val="yellow"/>
+              </w:rPr>
+            </w:pPr>
+            <w:r>
+              <w:rPr>
+                <w:highlight w:val="yellow"/>
+              </w:rPr>
               <w:t>La evidencia adjunta no corresponde al caso, o está corrupta o ilegible.</w:t>
             </w:r>
           </w:p>
@@ -2577,7 +3164,15 @@
             <w:vAlign w:val="center"/>
           </w:tcPr>
           <w:p>
-            <w:r>
+            <w:pPr>
+              <w:rPr>
+                <w:highlight w:val="yellow"/>
+              </w:rPr>
+            </w:pPr>
+            <w:r>
+              <w:rPr>
+                <w:highlight w:val="yellow"/>
+              </w:rPr>
               <w:t>Categoría mal clasificada</w:t>
             </w:r>
           </w:p>
@@ -2594,7 +3189,15 @@
             <w:vAlign w:val="center"/>
           </w:tcPr>
           <w:p>
-            <w:r>
+            <w:pPr>
+              <w:rPr>
+                <w:highlight w:val="yellow"/>
+              </w:rPr>
+            </w:pPr>
+            <w:r>
+              <w:rPr>
+                <w:highlight w:val="yellow"/>
+              </w:rPr>
               <w:t>El tipo o la categoría seleccionada no corresponden al problema descrito.</w:t>
             </w:r>
           </w:p>
@@ -2613,7 +3216,15 @@
             <w:vAlign w:val="center"/>
           </w:tcPr>
           <w:p>
-            <w:r>
+            <w:pPr>
+              <w:rPr>
+                <w:highlight w:val="yellow"/>
+              </w:rPr>
+            </w:pPr>
+            <w:r>
+              <w:rPr>
+                <w:highlight w:val="yellow"/>
+              </w:rPr>
               <w:t>Fuera de competencia municipal</w:t>
             </w:r>
           </w:p>
@@ -2630,7 +3241,15 @@
             <w:vAlign w:val="center"/>
           </w:tcPr>
           <w:p>
-            <w:r>
+            <w:pPr>
+              <w:rPr>
+                <w:highlight w:val="yellow"/>
+              </w:rPr>
+            </w:pPr>
+            <w:r>
+              <w:rPr>
+                <w:highlight w:val="yellow"/>
+              </w:rPr>
               <w:t>El caso no corresponde a la competencia de la Municipalidad.</w:t>
             </w:r>
           </w:p>
@@ -2649,7 +3268,15 @@
             <w:vAlign w:val="center"/>
           </w:tcPr>
           <w:p>
-            <w:r>
+            <w:pPr>
+              <w:rPr>
+                <w:highlight w:val="yellow"/>
+              </w:rPr>
+            </w:pPr>
+            <w:r>
+              <w:rPr>
+                <w:highlight w:val="yellow"/>
+              </w:rPr>
               <w:t>Caso duplicado</w:t>
             </w:r>
           </w:p>
@@ -2666,7 +3293,15 @@
             <w:vAlign w:val="center"/>
           </w:tcPr>
           <w:p>
-            <w:r>
+            <w:pPr>
+              <w:rPr>
+                <w:highlight w:val="yellow"/>
+              </w:rPr>
+            </w:pPr>
+            <w:r>
+              <w:rPr>
+                <w:highlight w:val="yellow"/>
+              </w:rPr>
               <w:t>Ya existe un caso idéntico registrado por la misma persona.</w:t>
             </w:r>
           </w:p>
@@ -2685,7 +3320,15 @@
             <w:vAlign w:val="center"/>
           </w:tcPr>
           <w:p>
-            <w:r>
+            <w:pPr>
+              <w:rPr>
+                <w:highlight w:val="yellow"/>
+              </w:rPr>
+            </w:pPr>
+            <w:r>
+              <w:rPr>
+                <w:highlight w:val="yellow"/>
+              </w:rPr>
               <w:t>Caso desistido</w:t>
             </w:r>
           </w:p>
@@ -2702,7 +3345,15 @@
             <w:vAlign w:val="center"/>
           </w:tcPr>
           <w:p>
-            <w:r>
+            <w:pPr>
+              <w:rPr>
+                <w:highlight w:val="yellow"/>
+              </w:rPr>
+            </w:pPr>
+            <w:r>
+              <w:rPr>
+                <w:highlight w:val="yellow"/>
+              </w:rPr>
               <w:t>El ciudadano solicitó no continuar con el trámite del caso.</w:t>
             </w:r>
           </w:p>
@@ -2721,7 +3372,15 @@
             <w:vAlign w:val="center"/>
           </w:tcPr>
           <w:p>
-            <w:r>
+            <w:pPr>
+              <w:rPr>
+                <w:highlight w:val="yellow"/>
+              </w:rPr>
+            </w:pPr>
+            <w:r>
+              <w:rPr>
+                <w:highlight w:val="yellow"/>
+              </w:rPr>
               <w:lastRenderedPageBreak/>
               <w:t>Otro</w:t>
             </w:r>
@@ -2739,13 +3398,27 @@
             <w:vAlign w:val="center"/>
           </w:tcPr>
           <w:p>
-            <w:r>
+            <w:pPr>
+              <w:rPr>
+                <w:highlight w:val="yellow"/>
+              </w:rPr>
+            </w:pPr>
+            <w:r>
+              <w:rPr>
+                <w:highlight w:val="yellow"/>
+              </w:rPr>
               <w:t>Motivo distinto a los anteriores; requiere justificación obligatoria en texto libre</w:t>
             </w:r>
             <w:r>
+              <w:rPr>
+                <w:highlight w:val="yellow"/>
+              </w:rPr>
               <w:t xml:space="preserve"> de 1000 caracteres</w:t>
             </w:r>
             <w:r>
+              <w:rPr>
+                <w:highlight w:val="yellow"/>
+              </w:rPr>
               <w:t>.</w:t>
             </w:r>
           </w:p>
@@ -2754,7 +3427,7 @@
     </w:tbl>
     <w:p>
       <w:pPr>
-        <w:pStyle w:val="Heading2"/>
+        <w:pStyle w:val="Ttulo2"/>
         <w:spacing w:before="240" w:after="120"/>
       </w:pPr>
       <w:r>
@@ -2763,7 +3436,7 @@
     </w:p>
     <w:p>
       <w:pPr>
-        <w:pStyle w:val="Heading3"/>
+        <w:pStyle w:val="Ttulo3"/>
         <w:spacing w:before="240" w:after="120"/>
       </w:pPr>
       <w:r>
@@ -3080,7 +3753,7 @@
     </w:tbl>
     <w:p>
       <w:pPr>
-        <w:pStyle w:val="Heading3"/>
+        <w:pStyle w:val="Ttulo3"/>
         <w:spacing w:before="240" w:after="120"/>
       </w:pPr>
       <w:r>
@@ -3185,6 +3858,9 @@
           </w:tcPr>
           <w:p>
             <w:r>
+              <w:rPr>
+                <w:highlight w:val="yellow"/>
+              </w:rPr>
               <w:t>Los catálogos de tipos de caso y categorías del problema se cargan desde memoria caché precargada, sin consultar la base de datos en cada registro [CU-11].</w:t>
             </w:r>
           </w:p>
@@ -3298,6 +3974,9 @@
           </w:p>
           <w:p>
             <w:r>
+              <w:rPr>
+                <w:highlight w:val="yellow"/>
+              </w:rPr>
               <w:t>La actualización del correo electrónico solo puede efectuarse de manera presencial, ya que no forma parte de este sistema.</w:t>
             </w:r>
           </w:p>
@@ -3453,13 +4132,27 @@
             <w:vAlign w:val="center"/>
           </w:tcPr>
           <w:p>
-            <w:r>
+            <w:pPr>
+              <w:rPr>
+                <w:highlight w:val="yellow"/>
+              </w:rPr>
+            </w:pPr>
+            <w:r>
+              <w:rPr>
+                <w:highlight w:val="yellow"/>
+              </w:rPr>
               <w:t>El código de seguimiento es único, generado automáticamente por el sistema, y constituye el único medio por el cual el ciudadano puede consultar el estado de su caso</w:t>
             </w:r>
             <w:r>
+              <w:rPr>
+                <w:highlight w:val="yellow"/>
+              </w:rPr>
               <w:t>, el cual está constituido por el prefijo MG seguido de un guion, un correlativo de 4 dígitos, y el presente año.</w:t>
             </w:r>
             <w:r>
+              <w:rPr>
+                <w:highlight w:val="yellow"/>
+              </w:rPr>
               <w:t xml:space="preserve"> [CU-03].</w:t>
             </w:r>
           </w:p>
@@ -3510,7 +4203,7 @@
     </w:tbl>
     <w:p>
       <w:pPr>
-        <w:pStyle w:val="Heading3"/>
+        <w:pStyle w:val="Ttulo3"/>
         <w:spacing w:before="240" w:after="120"/>
       </w:pPr>
       <w:r>
@@ -3660,7 +4353,7 @@
     </w:tbl>
     <w:p>
       <w:pPr>
-        <w:pStyle w:val="Heading3"/>
+        <w:pStyle w:val="Ttulo3"/>
         <w:spacing w:before="240" w:after="120"/>
       </w:pPr>
       <w:r>
@@ -3953,7 +4646,7 @@
     </w:tbl>
     <w:p>
       <w:pPr>
-        <w:pStyle w:val="Heading3"/>
+        <w:pStyle w:val="Ttulo3"/>
         <w:spacing w:before="240" w:after="120"/>
       </w:pPr>
       <w:r>
@@ -4210,7 +4903,7 @@
     </w:tbl>
     <w:p>
       <w:pPr>
-        <w:pStyle w:val="Heading3"/>
+        <w:pStyle w:val="Ttulo3"/>
         <w:spacing w:before="240" w:after="120"/>
       </w:pPr>
       <w:r>
@@ -4509,7 +5202,7 @@
     </w:tbl>
     <w:p>
       <w:pPr>
-        <w:pStyle w:val="Heading3"/>
+        <w:pStyle w:val="Ttulo3"/>
         <w:spacing w:before="240" w:after="120"/>
       </w:pPr>
       <w:r>
@@ -4811,7 +5504,7 @@
     </w:tbl>
     <w:p>
       <w:pPr>
-        <w:pStyle w:val="Heading3"/>
+        <w:pStyle w:val="Ttulo3"/>
         <w:spacing w:before="240" w:after="120"/>
       </w:pPr>
       <w:r>
@@ -4960,7 +5653,7 @@
     </w:tbl>
     <w:p>
       <w:pPr>
-        <w:pStyle w:val="Heading3"/>
+        <w:pStyle w:val="Ttulo3"/>
         <w:spacing w:before="240" w:after="120"/>
       </w:pPr>
       <w:r>
@@ -5153,7 +5846,7 @@
     </w:tbl>
     <w:p>
       <w:pPr>
-        <w:pStyle w:val="Heading3"/>
+        <w:pStyle w:val="Ttulo3"/>
         <w:spacing w:before="240" w:after="120"/>
       </w:pPr>
       <w:r>
@@ -5346,7 +6039,7 @@
     </w:tbl>
     <w:p>
       <w:pPr>
-        <w:pStyle w:val="Heading3"/>
+        <w:pStyle w:val="Ttulo3"/>
         <w:spacing w:before="240" w:after="120"/>
       </w:pPr>
       <w:r>
@@ -5531,7 +6224,7 @@
     </w:tbl>
     <w:p>
       <w:pPr>
-        <w:pStyle w:val="Heading3"/>
+        <w:pStyle w:val="Ttulo3"/>
         <w:spacing w:before="240" w:after="120"/>
       </w:pPr>
       <w:r>
@@ -5681,15 +6374,7 @@
           </w:tcPr>
           <w:p>
             <w:r>
-              <w:t xml:space="preserve">La firma del oficio cambia el estado del caso </w:t>
-            </w:r>
-            <w:proofErr w:type="spellStart"/>
-            <w:r>
-              <w:t>a</w:t>
-            </w:r>
-            <w:proofErr w:type="spellEnd"/>
-            <w:r>
-              <w:t xml:space="preserve"> Resuelto y dispara la notificación al ciudadano [CU-09].</w:t>
+              <w:t>La firma del oficio cambia el estado del caso a Resuelto y dispara la notificación al ciudadano [CU-09].</w:t>
             </w:r>
           </w:p>
         </w:tc>
@@ -5777,7 +6462,7 @@
     </w:tbl>
     <w:p>
       <w:pPr>
-        <w:pStyle w:val="Heading3"/>
+        <w:pStyle w:val="Ttulo3"/>
         <w:spacing w:before="240" w:after="120"/>
       </w:pPr>
       <w:r>
@@ -5962,7 +6647,7 @@
     </w:tbl>
     <w:p>
       <w:pPr>
-        <w:pStyle w:val="Heading2"/>
+        <w:pStyle w:val="Ttulo2"/>
         <w:spacing w:before="240" w:after="120"/>
       </w:pPr>
       <w:r>
@@ -5972,11 +6657,15 @@
     <w:p>
       <w:pPr>
         <w:spacing w:after="120"/>
+        <w:rPr>
+          <w:highlight w:val="yellow"/>
+        </w:rPr>
       </w:pPr>
       <w:r>
         <w:rPr>
           <w:b/>
           <w:bCs/>
+          <w:highlight w:val="yellow"/>
         </w:rPr>
         <w:t>AN01 - CU-00 Portal de Inicio</w:t>
       </w:r>
@@ -5984,19 +6673,29 @@
     <w:p>
       <w:pPr>
         <w:spacing w:after="120"/>
+        <w:rPr>
+          <w:highlight w:val="yellow"/>
+        </w:rPr>
       </w:pPr>
       <w:r>
+        <w:rPr>
+          <w:highlight w:val="yellow"/>
+        </w:rPr>
         <w:t>No aplica (caso de uso informativo, sin mensajes de éxito propios).</w:t>
       </w:r>
     </w:p>
     <w:p>
       <w:pPr>
         <w:spacing w:after="120"/>
+        <w:rPr>
+          <w:highlight w:val="yellow"/>
+        </w:rPr>
       </w:pPr>
       <w:r>
         <w:rPr>
           <w:b/>
           <w:bCs/>
+          <w:highlight w:val="yellow"/>
         </w:rPr>
         <w:t>AN01 - CU-01 Ingreso al Sistema</w:t>
       </w:r>
@@ -6036,10 +6735,16 @@
             <w:vAlign w:val="center"/>
           </w:tcPr>
           <w:p>
+            <w:pPr>
+              <w:rPr>
+                <w:highlight w:val="yellow"/>
+              </w:rPr>
+            </w:pPr>
             <w:r>
               <w:rPr>
                 <w:b/>
                 <w:bCs/>
+                <w:highlight w:val="yellow"/>
               </w:rPr>
               <w:t>No.</w:t>
             </w:r>
@@ -6058,10 +6763,16 @@
             <w:vAlign w:val="center"/>
           </w:tcPr>
           <w:p>
+            <w:pPr>
+              <w:rPr>
+                <w:highlight w:val="yellow"/>
+              </w:rPr>
+            </w:pPr>
             <w:r>
               <w:rPr>
                 <w:b/>
                 <w:bCs/>
+                <w:highlight w:val="yellow"/>
               </w:rPr>
               <w:t>Mensaje de Éxito</w:t>
             </w:r>
@@ -6081,7 +6792,15 @@
             <w:vAlign w:val="center"/>
           </w:tcPr>
           <w:p>
-            <w:r>
+            <w:pPr>
+              <w:rPr>
+                <w:highlight w:val="yellow"/>
+              </w:rPr>
+            </w:pPr>
+            <w:r>
+              <w:rPr>
+                <w:highlight w:val="yellow"/>
+              </w:rPr>
               <w:t>1</w:t>
             </w:r>
           </w:p>
@@ -6098,7 +6817,15 @@
             <w:vAlign w:val="center"/>
           </w:tcPr>
           <w:p>
-            <w:r>
+            <w:pPr>
+              <w:rPr>
+                <w:highlight w:val="yellow"/>
+              </w:rPr>
+            </w:pPr>
+            <w:r>
+              <w:rPr>
+                <w:highlight w:val="yellow"/>
+              </w:rPr>
               <w:t>Bienvenido, {nombre de usuario}.</w:t>
             </w:r>
           </w:p>
@@ -6117,7 +6844,15 @@
             <w:vAlign w:val="center"/>
           </w:tcPr>
           <w:p>
-            <w:r>
+            <w:pPr>
+              <w:rPr>
+                <w:highlight w:val="yellow"/>
+              </w:rPr>
+            </w:pPr>
+            <w:r>
+              <w:rPr>
+                <w:highlight w:val="yellow"/>
+              </w:rPr>
               <w:t>2</w:t>
             </w:r>
           </w:p>
@@ -6134,7 +6869,15 @@
             <w:vAlign w:val="center"/>
           </w:tcPr>
           <w:p>
-            <w:r>
+            <w:pPr>
+              <w:rPr>
+                <w:highlight w:val="yellow"/>
+              </w:rPr>
+            </w:pPr>
+            <w:r>
+              <w:rPr>
+                <w:highlight w:val="yellow"/>
+              </w:rPr>
               <w:t>Su contraseña fue actualizada correctamente.</w:t>
             </w:r>
           </w:p>
@@ -6144,11 +6887,15 @@
     <w:p>
       <w:pPr>
         <w:spacing w:after="120"/>
+        <w:rPr>
+          <w:highlight w:val="yellow"/>
+        </w:rPr>
       </w:pPr>
       <w:r>
         <w:rPr>
           <w:b/>
           <w:bCs/>
+          <w:highlight w:val="yellow"/>
         </w:rPr>
         <w:t>AN01 - CU-02 Registro de Caso</w:t>
       </w:r>
@@ -6188,10 +6935,16 @@
             <w:vAlign w:val="center"/>
           </w:tcPr>
           <w:p>
+            <w:pPr>
+              <w:rPr>
+                <w:highlight w:val="yellow"/>
+              </w:rPr>
+            </w:pPr>
             <w:r>
               <w:rPr>
                 <w:b/>
                 <w:bCs/>
+                <w:highlight w:val="yellow"/>
               </w:rPr>
               <w:t>No.</w:t>
             </w:r>
@@ -6210,10 +6963,16 @@
             <w:vAlign w:val="center"/>
           </w:tcPr>
           <w:p>
+            <w:pPr>
+              <w:rPr>
+                <w:highlight w:val="yellow"/>
+              </w:rPr>
+            </w:pPr>
             <w:r>
               <w:rPr>
                 <w:b/>
                 <w:bCs/>
+                <w:highlight w:val="yellow"/>
               </w:rPr>
               <w:t>Mensaje de Éxito</w:t>
             </w:r>
@@ -6233,7 +6992,15 @@
             <w:vAlign w:val="center"/>
           </w:tcPr>
           <w:p>
-            <w:r>
+            <w:pPr>
+              <w:rPr>
+                <w:highlight w:val="yellow"/>
+              </w:rPr>
+            </w:pPr>
+            <w:r>
+              <w:rPr>
+                <w:highlight w:val="yellow"/>
+              </w:rPr>
               <w:t>1</w:t>
             </w:r>
           </w:p>
@@ -6250,7 +7017,15 @@
             <w:vAlign w:val="center"/>
           </w:tcPr>
           <w:p>
-            <w:r>
+            <w:pPr>
+              <w:rPr>
+                <w:highlight w:val="yellow"/>
+              </w:rPr>
+            </w:pPr>
+            <w:r>
+              <w:rPr>
+                <w:highlight w:val="yellow"/>
+              </w:rPr>
               <w:t>Su caso fue registrado exitosamente. Su código de seguimiento es: {código}. Consérvelo para darle seguimiento.</w:t>
             </w:r>
           </w:p>
@@ -6260,11 +7035,15 @@
     <w:p>
       <w:pPr>
         <w:spacing w:after="120"/>
+        <w:rPr>
+          <w:highlight w:val="yellow"/>
+        </w:rPr>
       </w:pPr>
       <w:r>
         <w:rPr>
           <w:b/>
           <w:bCs/>
+          <w:highlight w:val="yellow"/>
         </w:rPr>
         <w:t>AN01 - CU-03 Consulta de Estado del Caso</w:t>
       </w:r>
@@ -6304,10 +7083,16 @@
             <w:vAlign w:val="center"/>
           </w:tcPr>
           <w:p>
+            <w:pPr>
+              <w:rPr>
+                <w:highlight w:val="yellow"/>
+              </w:rPr>
+            </w:pPr>
             <w:r>
               <w:rPr>
                 <w:b/>
                 <w:bCs/>
+                <w:highlight w:val="yellow"/>
               </w:rPr>
               <w:t>No.</w:t>
             </w:r>
@@ -6326,10 +7111,16 @@
             <w:vAlign w:val="center"/>
           </w:tcPr>
           <w:p>
+            <w:pPr>
+              <w:rPr>
+                <w:highlight w:val="yellow"/>
+              </w:rPr>
+            </w:pPr>
             <w:r>
               <w:rPr>
                 <w:b/>
                 <w:bCs/>
+                <w:highlight w:val="yellow"/>
               </w:rPr>
               <w:t>Mensaje de Éxito</w:t>
             </w:r>
@@ -6349,7 +7140,15 @@
             <w:vAlign w:val="center"/>
           </w:tcPr>
           <w:p>
-            <w:r>
+            <w:pPr>
+              <w:rPr>
+                <w:highlight w:val="yellow"/>
+              </w:rPr>
+            </w:pPr>
+            <w:r>
+              <w:rPr>
+                <w:highlight w:val="yellow"/>
+              </w:rPr>
               <w:t>1</w:t>
             </w:r>
           </w:p>
@@ -6366,13 +7165,27 @@
             <w:vAlign w:val="center"/>
           </w:tcPr>
           <w:p>
-            <w:r>
+            <w:pPr>
+              <w:rPr>
+                <w:highlight w:val="yellow"/>
+              </w:rPr>
+            </w:pPr>
+            <w:r>
+              <w:rPr>
+                <w:highlight w:val="yellow"/>
+              </w:rPr>
               <w:t xml:space="preserve">Consulta realizada correctamente. A </w:t>
             </w:r>
             <w:r>
+              <w:rPr>
+                <w:highlight w:val="yellow"/>
+              </w:rPr>
               <w:t>continuación,</w:t>
             </w:r>
             <w:r>
+              <w:rPr>
+                <w:highlight w:val="yellow"/>
+              </w:rPr>
               <w:t xml:space="preserve"> se muestra el estado actual de su caso.</w:t>
             </w:r>
           </w:p>
@@ -6382,11 +7195,15 @@
     <w:p>
       <w:pPr>
         <w:spacing w:after="120"/>
+        <w:rPr>
+          <w:highlight w:val="yellow"/>
+        </w:rPr>
       </w:pPr>
       <w:r>
         <w:rPr>
           <w:b/>
           <w:bCs/>
+          <w:highlight w:val="yellow"/>
         </w:rPr>
         <w:t>AN01 - CU-04 Revisión y Validación Inicial</w:t>
       </w:r>
@@ -6426,10 +7243,16 @@
             <w:vAlign w:val="center"/>
           </w:tcPr>
           <w:p>
+            <w:pPr>
+              <w:rPr>
+                <w:highlight w:val="yellow"/>
+              </w:rPr>
+            </w:pPr>
             <w:r>
               <w:rPr>
                 <w:b/>
                 <w:bCs/>
+                <w:highlight w:val="yellow"/>
               </w:rPr>
               <w:t>No.</w:t>
             </w:r>
@@ -6448,10 +7271,16 @@
             <w:vAlign w:val="center"/>
           </w:tcPr>
           <w:p>
+            <w:pPr>
+              <w:rPr>
+                <w:highlight w:val="yellow"/>
+              </w:rPr>
+            </w:pPr>
             <w:r>
               <w:rPr>
                 <w:b/>
                 <w:bCs/>
+                <w:highlight w:val="yellow"/>
               </w:rPr>
               <w:t>Mensaje de Éxito</w:t>
             </w:r>
@@ -6471,7 +7300,15 @@
             <w:vAlign w:val="center"/>
           </w:tcPr>
           <w:p>
-            <w:r>
+            <w:pPr>
+              <w:rPr>
+                <w:highlight w:val="yellow"/>
+              </w:rPr>
+            </w:pPr>
+            <w:r>
+              <w:rPr>
+                <w:highlight w:val="yellow"/>
+              </w:rPr>
               <w:t>1</w:t>
             </w:r>
           </w:p>
@@ -6488,7 +7325,15 @@
             <w:vAlign w:val="center"/>
           </w:tcPr>
           <w:p>
-            <w:r>
+            <w:pPr>
+              <w:rPr>
+                <w:highlight w:val="yellow"/>
+              </w:rPr>
+            </w:pPr>
+            <w:r>
+              <w:rPr>
+                <w:highlight w:val="yellow"/>
+              </w:rPr>
               <w:t>El caso fue procesado exitosamente.</w:t>
             </w:r>
           </w:p>
@@ -6498,11 +7343,15 @@
     <w:p>
       <w:pPr>
         <w:spacing w:after="120"/>
+        <w:rPr>
+          <w:highlight w:val="yellow"/>
+        </w:rPr>
       </w:pPr>
       <w:r>
         <w:rPr>
           <w:b/>
           <w:bCs/>
+          <w:highlight w:val="yellow"/>
         </w:rPr>
         <w:t>AN01 - CU-06 Atención del Caso</w:t>
       </w:r>
@@ -6542,10 +7391,16 @@
             <w:vAlign w:val="center"/>
           </w:tcPr>
           <w:p>
+            <w:pPr>
+              <w:rPr>
+                <w:highlight w:val="yellow"/>
+              </w:rPr>
+            </w:pPr>
             <w:r>
               <w:rPr>
                 <w:b/>
                 <w:bCs/>
+                <w:highlight w:val="yellow"/>
               </w:rPr>
               <w:t>No.</w:t>
             </w:r>
@@ -6564,10 +7419,16 @@
             <w:vAlign w:val="center"/>
           </w:tcPr>
           <w:p>
+            <w:pPr>
+              <w:rPr>
+                <w:highlight w:val="yellow"/>
+              </w:rPr>
+            </w:pPr>
             <w:r>
               <w:rPr>
                 <w:b/>
                 <w:bCs/>
+                <w:highlight w:val="yellow"/>
               </w:rPr>
               <w:t>Mensaje de Éxito</w:t>
             </w:r>
@@ -6587,7 +7448,15 @@
             <w:vAlign w:val="center"/>
           </w:tcPr>
           <w:p>
-            <w:r>
+            <w:pPr>
+              <w:rPr>
+                <w:highlight w:val="yellow"/>
+              </w:rPr>
+            </w:pPr>
+            <w:r>
+              <w:rPr>
+                <w:highlight w:val="yellow"/>
+              </w:rPr>
               <w:t>1</w:t>
             </w:r>
           </w:p>
@@ -6604,7 +7473,15 @@
             <w:vAlign w:val="center"/>
           </w:tcPr>
           <w:p>
-            <w:r>
+            <w:pPr>
+              <w:rPr>
+                <w:highlight w:val="yellow"/>
+              </w:rPr>
+            </w:pPr>
+            <w:r>
+              <w:rPr>
+                <w:highlight w:val="yellow"/>
+              </w:rPr>
               <w:t>El reporte de atención fue registrado exitosamente. El caso fue trasladado a supervisión.</w:t>
             </w:r>
           </w:p>
@@ -6614,11 +7491,15 @@
     <w:p>
       <w:pPr>
         <w:spacing w:after="120"/>
+        <w:rPr>
+          <w:highlight w:val="yellow"/>
+        </w:rPr>
       </w:pPr>
       <w:r>
         <w:rPr>
           <w:b/>
           <w:bCs/>
+          <w:highlight w:val="yellow"/>
         </w:rPr>
         <w:t>AN01 - CU-07 Supervisión del Caso</w:t>
       </w:r>
@@ -6658,10 +7539,16 @@
             <w:vAlign w:val="center"/>
           </w:tcPr>
           <w:p>
+            <w:pPr>
+              <w:rPr>
+                <w:highlight w:val="yellow"/>
+              </w:rPr>
+            </w:pPr>
             <w:r>
               <w:rPr>
                 <w:b/>
                 <w:bCs/>
+                <w:highlight w:val="yellow"/>
               </w:rPr>
               <w:t>No.</w:t>
             </w:r>
@@ -6680,10 +7567,16 @@
             <w:vAlign w:val="center"/>
           </w:tcPr>
           <w:p>
+            <w:pPr>
+              <w:rPr>
+                <w:highlight w:val="yellow"/>
+              </w:rPr>
+            </w:pPr>
             <w:r>
               <w:rPr>
                 <w:b/>
                 <w:bCs/>
+                <w:highlight w:val="yellow"/>
               </w:rPr>
               <w:t>Mensaje de Éxito</w:t>
             </w:r>
@@ -6703,7 +7596,15 @@
             <w:vAlign w:val="center"/>
           </w:tcPr>
           <w:p>
-            <w:r>
+            <w:pPr>
+              <w:rPr>
+                <w:highlight w:val="yellow"/>
+              </w:rPr>
+            </w:pPr>
+            <w:r>
+              <w:rPr>
+                <w:highlight w:val="yellow"/>
+              </w:rPr>
               <w:t>1</w:t>
             </w:r>
           </w:p>
@@ -6720,7 +7621,15 @@
             <w:vAlign w:val="center"/>
           </w:tcPr>
           <w:p>
-            <w:r>
+            <w:pPr>
+              <w:rPr>
+                <w:highlight w:val="yellow"/>
+              </w:rPr>
+            </w:pPr>
+            <w:r>
+              <w:rPr>
+                <w:highlight w:val="yellow"/>
+              </w:rPr>
               <w:t>El caso fue procesado exitosamente.</w:t>
             </w:r>
           </w:p>
@@ -6730,11 +7639,15 @@
     <w:p>
       <w:pPr>
         <w:spacing w:after="120"/>
+        <w:rPr>
+          <w:highlight w:val="yellow"/>
+        </w:rPr>
       </w:pPr>
       <w:r>
         <w:rPr>
           <w:b/>
           <w:bCs/>
+          <w:highlight w:val="yellow"/>
         </w:rPr>
         <w:t>AN01 - CU-10 Mantenimiento de Usuarios</w:t>
       </w:r>
@@ -6774,10 +7687,16 @@
             <w:vAlign w:val="center"/>
           </w:tcPr>
           <w:p>
+            <w:pPr>
+              <w:rPr>
+                <w:highlight w:val="yellow"/>
+              </w:rPr>
+            </w:pPr>
             <w:r>
               <w:rPr>
                 <w:b/>
                 <w:bCs/>
+                <w:highlight w:val="yellow"/>
               </w:rPr>
               <w:t>No.</w:t>
             </w:r>
@@ -6796,10 +7715,16 @@
             <w:vAlign w:val="center"/>
           </w:tcPr>
           <w:p>
+            <w:pPr>
+              <w:rPr>
+                <w:highlight w:val="yellow"/>
+              </w:rPr>
+            </w:pPr>
             <w:r>
               <w:rPr>
                 <w:b/>
                 <w:bCs/>
+                <w:highlight w:val="yellow"/>
               </w:rPr>
               <w:t>Mensaje de Éxito</w:t>
             </w:r>
@@ -6819,7 +7744,15 @@
             <w:vAlign w:val="center"/>
           </w:tcPr>
           <w:p>
-            <w:r>
+            <w:pPr>
+              <w:rPr>
+                <w:highlight w:val="yellow"/>
+              </w:rPr>
+            </w:pPr>
+            <w:r>
+              <w:rPr>
+                <w:highlight w:val="yellow"/>
+              </w:rPr>
               <w:t>1</w:t>
             </w:r>
           </w:p>
@@ -6836,7 +7769,15 @@
             <w:vAlign w:val="center"/>
           </w:tcPr>
           <w:p>
-            <w:r>
+            <w:pPr>
+              <w:rPr>
+                <w:highlight w:val="yellow"/>
+              </w:rPr>
+            </w:pPr>
+            <w:r>
+              <w:rPr>
+                <w:highlight w:val="yellow"/>
+              </w:rPr>
               <w:t>El usuario fue guardado exitosamente.</w:t>
             </w:r>
           </w:p>
@@ -6846,11 +7787,15 @@
     <w:p>
       <w:pPr>
         <w:spacing w:after="120"/>
+        <w:rPr>
+          <w:highlight w:val="yellow"/>
+        </w:rPr>
       </w:pPr>
       <w:r>
         <w:rPr>
           <w:b/>
           <w:bCs/>
+          <w:highlight w:val="yellow"/>
         </w:rPr>
         <w:t>AN01 - CU-11 Administración de Catálogos</w:t>
       </w:r>
@@ -6890,10 +7835,16 @@
             <w:vAlign w:val="center"/>
           </w:tcPr>
           <w:p>
+            <w:pPr>
+              <w:rPr>
+                <w:highlight w:val="yellow"/>
+              </w:rPr>
+            </w:pPr>
             <w:r>
               <w:rPr>
                 <w:b/>
                 <w:bCs/>
+                <w:highlight w:val="yellow"/>
               </w:rPr>
               <w:lastRenderedPageBreak/>
               <w:t>No.</w:t>
@@ -6913,10 +7864,16 @@
             <w:vAlign w:val="center"/>
           </w:tcPr>
           <w:p>
+            <w:pPr>
+              <w:rPr>
+                <w:highlight w:val="yellow"/>
+              </w:rPr>
+            </w:pPr>
             <w:r>
               <w:rPr>
                 <w:b/>
                 <w:bCs/>
+                <w:highlight w:val="yellow"/>
               </w:rPr>
               <w:t>Mensaje de Éxito</w:t>
             </w:r>
@@ -6936,7 +7893,15 @@
             <w:vAlign w:val="center"/>
           </w:tcPr>
           <w:p>
-            <w:r>
+            <w:pPr>
+              <w:rPr>
+                <w:highlight w:val="yellow"/>
+              </w:rPr>
+            </w:pPr>
+            <w:r>
+              <w:rPr>
+                <w:highlight w:val="yellow"/>
+              </w:rPr>
               <w:t>1</w:t>
             </w:r>
           </w:p>
@@ -6953,7 +7918,15 @@
             <w:vAlign w:val="center"/>
           </w:tcPr>
           <w:p>
-            <w:r>
+            <w:pPr>
+              <w:rPr>
+                <w:highlight w:val="yellow"/>
+              </w:rPr>
+            </w:pPr>
+            <w:r>
+              <w:rPr>
+                <w:highlight w:val="yellow"/>
+              </w:rPr>
               <w:t>El catálogo fue actualizado exitosamente.</w:t>
             </w:r>
           </w:p>
@@ -6963,11 +7936,15 @@
     <w:p>
       <w:pPr>
         <w:spacing w:after="120"/>
+        <w:rPr>
+          <w:highlight w:val="yellow"/>
+        </w:rPr>
       </w:pPr>
       <w:r>
         <w:rPr>
           <w:b/>
           <w:bCs/>
+          <w:highlight w:val="yellow"/>
         </w:rPr>
         <w:t>AN01 - CU-12 Administrar Cuenta</w:t>
       </w:r>
@@ -7007,10 +7984,16 @@
             <w:vAlign w:val="center"/>
           </w:tcPr>
           <w:p>
+            <w:pPr>
+              <w:rPr>
+                <w:highlight w:val="yellow"/>
+              </w:rPr>
+            </w:pPr>
             <w:r>
               <w:rPr>
                 <w:b/>
                 <w:bCs/>
+                <w:highlight w:val="yellow"/>
               </w:rPr>
               <w:t>No.</w:t>
             </w:r>
@@ -7029,10 +8012,16 @@
             <w:vAlign w:val="center"/>
           </w:tcPr>
           <w:p>
+            <w:pPr>
+              <w:rPr>
+                <w:highlight w:val="yellow"/>
+              </w:rPr>
+            </w:pPr>
             <w:r>
               <w:rPr>
                 <w:b/>
                 <w:bCs/>
+                <w:highlight w:val="yellow"/>
               </w:rPr>
               <w:t>Mensaje de Éxito</w:t>
             </w:r>
@@ -7052,7 +8041,15 @@
             <w:vAlign w:val="center"/>
           </w:tcPr>
           <w:p>
-            <w:r>
+            <w:pPr>
+              <w:rPr>
+                <w:highlight w:val="yellow"/>
+              </w:rPr>
+            </w:pPr>
+            <w:r>
+              <w:rPr>
+                <w:highlight w:val="yellow"/>
+              </w:rPr>
               <w:t>1</w:t>
             </w:r>
           </w:p>
@@ -7069,7 +8066,15 @@
             <w:vAlign w:val="center"/>
           </w:tcPr>
           <w:p>
-            <w:r>
+            <w:pPr>
+              <w:rPr>
+                <w:highlight w:val="yellow"/>
+              </w:rPr>
+            </w:pPr>
+            <w:r>
+              <w:rPr>
+                <w:highlight w:val="yellow"/>
+              </w:rPr>
               <w:t>Sus datos fueron actualizados exitosamente.</w:t>
             </w:r>
           </w:p>
@@ -7079,11 +8084,15 @@
     <w:p>
       <w:pPr>
         <w:spacing w:after="120"/>
+        <w:rPr>
+          <w:highlight w:val="yellow"/>
+        </w:rPr>
       </w:pPr>
       <w:r>
         <w:rPr>
           <w:b/>
           <w:bCs/>
+          <w:highlight w:val="yellow"/>
         </w:rPr>
         <w:t>AN01 - CU-17 Firma de Oficio</w:t>
       </w:r>
@@ -7123,10 +8132,16 @@
             <w:vAlign w:val="center"/>
           </w:tcPr>
           <w:p>
+            <w:pPr>
+              <w:rPr>
+                <w:highlight w:val="yellow"/>
+              </w:rPr>
+            </w:pPr>
             <w:r>
               <w:rPr>
                 <w:b/>
                 <w:bCs/>
+                <w:highlight w:val="yellow"/>
               </w:rPr>
               <w:t>No.</w:t>
             </w:r>
@@ -7145,10 +8160,16 @@
             <w:vAlign w:val="center"/>
           </w:tcPr>
           <w:p>
+            <w:pPr>
+              <w:rPr>
+                <w:highlight w:val="yellow"/>
+              </w:rPr>
+            </w:pPr>
             <w:r>
               <w:rPr>
                 <w:b/>
                 <w:bCs/>
+                <w:highlight w:val="yellow"/>
               </w:rPr>
               <w:t>Mensaje de Éxito</w:t>
             </w:r>
@@ -7168,7 +8189,15 @@
             <w:vAlign w:val="center"/>
           </w:tcPr>
           <w:p>
-            <w:r>
+            <w:pPr>
+              <w:rPr>
+                <w:highlight w:val="yellow"/>
+              </w:rPr>
+            </w:pPr>
+            <w:r>
+              <w:rPr>
+                <w:highlight w:val="yellow"/>
+              </w:rPr>
               <w:t>1</w:t>
             </w:r>
           </w:p>
@@ -7185,7 +8214,15 @@
             <w:vAlign w:val="center"/>
           </w:tcPr>
           <w:p>
-            <w:r>
+            <w:pPr>
+              <w:rPr>
+                <w:highlight w:val="yellow"/>
+              </w:rPr>
+            </w:pPr>
+            <w:r>
+              <w:rPr>
+                <w:highlight w:val="yellow"/>
+              </w:rPr>
               <w:t>El oficio fue firmado exitosamente. El caso ha sido resuelto.</w:t>
             </w:r>
           </w:p>
@@ -7195,11 +8232,15 @@
     <w:p>
       <w:pPr>
         <w:spacing w:after="120"/>
+        <w:rPr>
+          <w:highlight w:val="yellow"/>
+        </w:rPr>
       </w:pPr>
       <w:r>
         <w:rPr>
           <w:b/>
           <w:bCs/>
+          <w:highlight w:val="yellow"/>
         </w:rPr>
         <w:t>AN01 - CU-18 Modificación de Caso</w:t>
       </w:r>
@@ -7239,10 +8280,16 @@
             <w:vAlign w:val="center"/>
           </w:tcPr>
           <w:p>
+            <w:pPr>
+              <w:rPr>
+                <w:highlight w:val="yellow"/>
+              </w:rPr>
+            </w:pPr>
             <w:r>
               <w:rPr>
                 <w:b/>
                 <w:bCs/>
+                <w:highlight w:val="yellow"/>
               </w:rPr>
               <w:t>No.</w:t>
             </w:r>
@@ -7261,10 +8308,16 @@
             <w:vAlign w:val="center"/>
           </w:tcPr>
           <w:p>
+            <w:pPr>
+              <w:rPr>
+                <w:highlight w:val="yellow"/>
+              </w:rPr>
+            </w:pPr>
             <w:r>
               <w:rPr>
                 <w:b/>
                 <w:bCs/>
+                <w:highlight w:val="yellow"/>
               </w:rPr>
               <w:t>Mensaje de Éxito</w:t>
             </w:r>
@@ -7284,7 +8337,15 @@
             <w:vAlign w:val="center"/>
           </w:tcPr>
           <w:p>
-            <w:r>
+            <w:pPr>
+              <w:rPr>
+                <w:highlight w:val="yellow"/>
+              </w:rPr>
+            </w:pPr>
+            <w:r>
+              <w:rPr>
+                <w:highlight w:val="yellow"/>
+              </w:rPr>
               <w:t>1</w:t>
             </w:r>
           </w:p>
@@ -7301,7 +8362,15 @@
             <w:vAlign w:val="center"/>
           </w:tcPr>
           <w:p>
-            <w:r>
+            <w:pPr>
+              <w:rPr>
+                <w:highlight w:val="yellow"/>
+              </w:rPr>
+            </w:pPr>
+            <w:r>
+              <w:rPr>
+                <w:highlight w:val="yellow"/>
+              </w:rPr>
               <w:t>Su caso fue reenviado exitosamente y se encuentra nuevamente en revisión.</w:t>
             </w:r>
           </w:p>
@@ -7310,21 +8379,31 @@
     </w:tbl>
     <w:p>
       <w:pPr>
-        <w:pStyle w:val="Heading2"/>
+        <w:pStyle w:val="Ttulo2"/>
         <w:spacing w:before="240" w:after="120"/>
+        <w:rPr>
+          <w:highlight w:val="yellow"/>
+        </w:rPr>
       </w:pPr>
       <w:r>
+        <w:rPr>
+          <w:highlight w:val="yellow"/>
+        </w:rPr>
         <w:t>6. Anexo 2: Mensajes de Error (AN02)</w:t>
       </w:r>
     </w:p>
     <w:p>
       <w:pPr>
         <w:spacing w:after="120"/>
+        <w:rPr>
+          <w:highlight w:val="yellow"/>
+        </w:rPr>
       </w:pPr>
       <w:r>
         <w:rPr>
           <w:b/>
           <w:bCs/>
+          <w:highlight w:val="yellow"/>
         </w:rPr>
         <w:t>AN02 - CU-00 Portal de Inicio</w:t>
       </w:r>
@@ -7364,10 +8443,16 @@
             <w:vAlign w:val="center"/>
           </w:tcPr>
           <w:p>
+            <w:pPr>
+              <w:rPr>
+                <w:highlight w:val="yellow"/>
+              </w:rPr>
+            </w:pPr>
             <w:r>
               <w:rPr>
                 <w:b/>
                 <w:bCs/>
+                <w:highlight w:val="yellow"/>
               </w:rPr>
               <w:t>No.</w:t>
             </w:r>
@@ -7386,10 +8471,16 @@
             <w:vAlign w:val="center"/>
           </w:tcPr>
           <w:p>
+            <w:pPr>
+              <w:rPr>
+                <w:highlight w:val="yellow"/>
+              </w:rPr>
+            </w:pPr>
             <w:r>
               <w:rPr>
                 <w:b/>
                 <w:bCs/>
+                <w:highlight w:val="yellow"/>
               </w:rPr>
               <w:t>Mensaje de Error</w:t>
             </w:r>
@@ -7409,7 +8500,15 @@
             <w:vAlign w:val="center"/>
           </w:tcPr>
           <w:p>
-            <w:r>
+            <w:pPr>
+              <w:rPr>
+                <w:highlight w:val="yellow"/>
+              </w:rPr>
+            </w:pPr>
+            <w:r>
+              <w:rPr>
+                <w:highlight w:val="yellow"/>
+              </w:rPr>
               <w:t>1</w:t>
             </w:r>
           </w:p>
@@ -7426,7 +8525,15 @@
             <w:vAlign w:val="center"/>
           </w:tcPr>
           <w:p>
-            <w:r>
+            <w:pPr>
+              <w:rPr>
+                <w:highlight w:val="yellow"/>
+              </w:rPr>
+            </w:pPr>
+            <w:r>
+              <w:rPr>
+                <w:highlight w:val="yellow"/>
+              </w:rPr>
               <w:t>El servicio no está disponible en este momento. Intente nuevamente más tarde.</w:t>
             </w:r>
           </w:p>
@@ -7436,11 +8543,15 @@
     <w:p>
       <w:pPr>
         <w:spacing w:after="120"/>
+        <w:rPr>
+          <w:highlight w:val="yellow"/>
+        </w:rPr>
       </w:pPr>
       <w:r>
         <w:rPr>
           <w:b/>
           <w:bCs/>
+          <w:highlight w:val="yellow"/>
         </w:rPr>
         <w:t>AN02 - CU-01 Ingreso al Sistema</w:t>
       </w:r>
@@ -7480,10 +8591,16 @@
             <w:vAlign w:val="center"/>
           </w:tcPr>
           <w:p>
+            <w:pPr>
+              <w:rPr>
+                <w:highlight w:val="yellow"/>
+              </w:rPr>
+            </w:pPr>
             <w:r>
               <w:rPr>
                 <w:b/>
                 <w:bCs/>
+                <w:highlight w:val="yellow"/>
               </w:rPr>
               <w:t>No.</w:t>
             </w:r>
@@ -7502,10 +8619,16 @@
             <w:vAlign w:val="center"/>
           </w:tcPr>
           <w:p>
+            <w:pPr>
+              <w:rPr>
+                <w:highlight w:val="yellow"/>
+              </w:rPr>
+            </w:pPr>
             <w:r>
               <w:rPr>
                 <w:b/>
                 <w:bCs/>
+                <w:highlight w:val="yellow"/>
               </w:rPr>
               <w:t>Mensaje de Error</w:t>
             </w:r>
@@ -7525,7 +8648,15 @@
             <w:vAlign w:val="center"/>
           </w:tcPr>
           <w:p>
-            <w:r>
+            <w:pPr>
+              <w:rPr>
+                <w:highlight w:val="yellow"/>
+              </w:rPr>
+            </w:pPr>
+            <w:r>
+              <w:rPr>
+                <w:highlight w:val="yellow"/>
+              </w:rPr>
               <w:t>1</w:t>
             </w:r>
           </w:p>
@@ -7542,7 +8673,15 @@
             <w:vAlign w:val="center"/>
           </w:tcPr>
           <w:p>
-            <w:r>
+            <w:pPr>
+              <w:rPr>
+                <w:highlight w:val="yellow"/>
+              </w:rPr>
+            </w:pPr>
+            <w:r>
+              <w:rPr>
+                <w:highlight w:val="yellow"/>
+              </w:rPr>
               <w:t>Debe ingresar su usuario y contraseña para continuar.</w:t>
             </w:r>
           </w:p>
@@ -7561,7 +8700,15 @@
             <w:vAlign w:val="center"/>
           </w:tcPr>
           <w:p>
-            <w:r>
+            <w:pPr>
+              <w:rPr>
+                <w:highlight w:val="yellow"/>
+              </w:rPr>
+            </w:pPr>
+            <w:r>
+              <w:rPr>
+                <w:highlight w:val="yellow"/>
+              </w:rPr>
               <w:t>2</w:t>
             </w:r>
           </w:p>
@@ -7578,7 +8725,15 @@
             <w:vAlign w:val="center"/>
           </w:tcPr>
           <w:p>
-            <w:r>
+            <w:pPr>
+              <w:rPr>
+                <w:highlight w:val="yellow"/>
+              </w:rPr>
+            </w:pPr>
+            <w:r>
+              <w:rPr>
+                <w:highlight w:val="yellow"/>
+              </w:rPr>
               <w:t>Usuario o contraseña incorrectos.</w:t>
             </w:r>
           </w:p>
@@ -7597,7 +8752,15 @@
             <w:vAlign w:val="center"/>
           </w:tcPr>
           <w:p>
-            <w:r>
+            <w:pPr>
+              <w:rPr>
+                <w:highlight w:val="yellow"/>
+              </w:rPr>
+            </w:pPr>
+            <w:r>
+              <w:rPr>
+                <w:highlight w:val="yellow"/>
+              </w:rPr>
               <w:t>3</w:t>
             </w:r>
           </w:p>
@@ -7614,7 +8777,15 @@
             <w:vAlign w:val="center"/>
           </w:tcPr>
           <w:p>
-            <w:r>
+            <w:pPr>
+              <w:rPr>
+                <w:highlight w:val="yellow"/>
+              </w:rPr>
+            </w:pPr>
+            <w:r>
+              <w:rPr>
+                <w:highlight w:val="yellow"/>
+              </w:rPr>
               <w:t>Su usuario se encuentra inactivo o bloqueado. Contacte al Administrador del sistema.</w:t>
             </w:r>
           </w:p>
@@ -7633,7 +8804,15 @@
             <w:vAlign w:val="center"/>
           </w:tcPr>
           <w:p>
-            <w:r>
+            <w:pPr>
+              <w:rPr>
+                <w:highlight w:val="yellow"/>
+              </w:rPr>
+            </w:pPr>
+            <w:r>
+              <w:rPr>
+                <w:highlight w:val="yellow"/>
+              </w:rPr>
               <w:t>4</w:t>
             </w:r>
           </w:p>
@@ -7650,7 +8829,15 @@
             <w:vAlign w:val="center"/>
           </w:tcPr>
           <w:p>
-            <w:r>
+            <w:pPr>
+              <w:rPr>
+                <w:highlight w:val="yellow"/>
+              </w:rPr>
+            </w:pPr>
+            <w:r>
+              <w:rPr>
+                <w:highlight w:val="yellow"/>
+              </w:rPr>
               <w:t>Ha superado el número máximo de intentos permitidos. Su usuario ha sido bloqueado, contacte al Administrador.</w:t>
             </w:r>
           </w:p>
@@ -7669,7 +8856,15 @@
             <w:vAlign w:val="center"/>
           </w:tcPr>
           <w:p>
-            <w:r>
+            <w:pPr>
+              <w:rPr>
+                <w:highlight w:val="yellow"/>
+              </w:rPr>
+            </w:pPr>
+            <w:r>
+              <w:rPr>
+                <w:highlight w:val="yellow"/>
+              </w:rPr>
               <w:t>5</w:t>
             </w:r>
           </w:p>
@@ -7686,7 +8881,15 @@
             <w:vAlign w:val="center"/>
           </w:tcPr>
           <w:p>
-            <w:r>
+            <w:pPr>
+              <w:rPr>
+                <w:highlight w:val="yellow"/>
+              </w:rPr>
+            </w:pPr>
+            <w:r>
+              <w:rPr>
+                <w:highlight w:val="yellow"/>
+              </w:rPr>
               <w:t>El código es inválido, intente de nuevo</w:t>
             </w:r>
           </w:p>
@@ -7696,11 +8899,15 @@
     <w:p>
       <w:pPr>
         <w:spacing w:after="120"/>
+        <w:rPr>
+          <w:highlight w:val="yellow"/>
+        </w:rPr>
       </w:pPr>
       <w:r>
         <w:rPr>
           <w:b/>
           <w:bCs/>
+          <w:highlight w:val="yellow"/>
         </w:rPr>
         <w:t>AN02 - CU-02 Registro de Caso</w:t>
       </w:r>
@@ -7740,10 +8947,16 @@
             <w:vAlign w:val="center"/>
           </w:tcPr>
           <w:p>
+            <w:pPr>
+              <w:rPr>
+                <w:highlight w:val="yellow"/>
+              </w:rPr>
+            </w:pPr>
             <w:r>
               <w:rPr>
                 <w:b/>
                 <w:bCs/>
+                <w:highlight w:val="yellow"/>
               </w:rPr>
               <w:t>No.</w:t>
             </w:r>
@@ -7762,10 +8975,16 @@
             <w:vAlign w:val="center"/>
           </w:tcPr>
           <w:p>
+            <w:pPr>
+              <w:rPr>
+                <w:highlight w:val="yellow"/>
+              </w:rPr>
+            </w:pPr>
             <w:r>
               <w:rPr>
                 <w:b/>
                 <w:bCs/>
+                <w:highlight w:val="yellow"/>
               </w:rPr>
               <w:t>Mensaje de Error</w:t>
             </w:r>
@@ -7785,7 +9004,15 @@
             <w:vAlign w:val="center"/>
           </w:tcPr>
           <w:p>
-            <w:r>
+            <w:pPr>
+              <w:rPr>
+                <w:highlight w:val="yellow"/>
+              </w:rPr>
+            </w:pPr>
+            <w:r>
+              <w:rPr>
+                <w:highlight w:val="yellow"/>
+              </w:rPr>
               <w:t>1</w:t>
             </w:r>
           </w:p>
@@ -7802,7 +9029,15 @@
             <w:vAlign w:val="center"/>
           </w:tcPr>
           <w:p>
-            <w:r>
+            <w:pPr>
+              <w:rPr>
+                <w:highlight w:val="yellow"/>
+              </w:rPr>
+            </w:pPr>
+            <w:r>
+              <w:rPr>
+                <w:highlight w:val="yellow"/>
+              </w:rPr>
               <w:t>Debe completar todos los campos obligatorios del formulario.</w:t>
             </w:r>
           </w:p>
@@ -7821,7 +9056,15 @@
             <w:vAlign w:val="center"/>
           </w:tcPr>
           <w:p>
-            <w:r>
+            <w:pPr>
+              <w:rPr>
+                <w:highlight w:val="yellow"/>
+              </w:rPr>
+            </w:pPr>
+            <w:r>
+              <w:rPr>
+                <w:highlight w:val="yellow"/>
+              </w:rPr>
               <w:t>2</w:t>
             </w:r>
           </w:p>
@@ -7838,7 +9081,15 @@
             <w:vAlign w:val="center"/>
           </w:tcPr>
           <w:p>
-            <w:r>
+            <w:pPr>
+              <w:rPr>
+                <w:highlight w:val="yellow"/>
+              </w:rPr>
+            </w:pPr>
+            <w:r>
+              <w:rPr>
+                <w:highlight w:val="yellow"/>
+              </w:rPr>
               <w:t>El archivo adjunto supera el tamaño máximo permitido de 2MB.</w:t>
             </w:r>
           </w:p>
@@ -7857,7 +9108,15 @@
             <w:vAlign w:val="center"/>
           </w:tcPr>
           <w:p>
-            <w:r>
+            <w:pPr>
+              <w:rPr>
+                <w:highlight w:val="yellow"/>
+              </w:rPr>
+            </w:pPr>
+            <w:r>
+              <w:rPr>
+                <w:highlight w:val="yellow"/>
+              </w:rPr>
               <w:t>3</w:t>
             </w:r>
           </w:p>
@@ -7874,7 +9133,15 @@
             <w:vAlign w:val="center"/>
           </w:tcPr>
           <w:p>
-            <w:r>
+            <w:pPr>
+              <w:rPr>
+                <w:highlight w:val="yellow"/>
+              </w:rPr>
+            </w:pPr>
+            <w:r>
+              <w:rPr>
+                <w:highlight w:val="yellow"/>
+              </w:rPr>
               <w:t>El archivo debe ser una imagen o video en un formato permitido.</w:t>
             </w:r>
           </w:p>
@@ -7893,7 +9160,15 @@
             <w:vAlign w:val="center"/>
           </w:tcPr>
           <w:p>
-            <w:r>
+            <w:pPr>
+              <w:rPr>
+                <w:highlight w:val="yellow"/>
+              </w:rPr>
+            </w:pPr>
+            <w:r>
+              <w:rPr>
+                <w:highlight w:val="yellow"/>
+              </w:rPr>
               <w:t>4</w:t>
             </w:r>
           </w:p>
@@ -7910,7 +9185,15 @@
             <w:vAlign w:val="center"/>
           </w:tcPr>
           <w:p>
-            <w:r>
+            <w:pPr>
+              <w:rPr>
+                <w:highlight w:val="yellow"/>
+              </w:rPr>
+            </w:pPr>
+            <w:r>
+              <w:rPr>
+                <w:highlight w:val="yellow"/>
+              </w:rPr>
               <w:t>Debe seleccionar el tipo de caso (queja, denuncia o sugerencia).</w:t>
             </w:r>
           </w:p>
@@ -7929,7 +9212,15 @@
             <w:vAlign w:val="center"/>
           </w:tcPr>
           <w:p>
-            <w:r>
+            <w:pPr>
+              <w:rPr>
+                <w:highlight w:val="yellow"/>
+              </w:rPr>
+            </w:pPr>
+            <w:r>
+              <w:rPr>
+                <w:highlight w:val="yellow"/>
+              </w:rPr>
               <w:t>5</w:t>
             </w:r>
           </w:p>
@@ -7946,7 +9237,15 @@
             <w:vAlign w:val="center"/>
           </w:tcPr>
           <w:p>
-            <w:r>
+            <w:pPr>
+              <w:rPr>
+                <w:highlight w:val="yellow"/>
+              </w:rPr>
+            </w:pPr>
+            <w:r>
+              <w:rPr>
+                <w:highlight w:val="yellow"/>
+              </w:rPr>
               <w:t>Debe indicar la dirección o ubicación del problema reportado.</w:t>
             </w:r>
           </w:p>
@@ -7965,7 +9264,15 @@
             <w:vAlign w:val="center"/>
           </w:tcPr>
           <w:p>
-            <w:r>
+            <w:pPr>
+              <w:rPr>
+                <w:highlight w:val="yellow"/>
+              </w:rPr>
+            </w:pPr>
+            <w:r>
+              <w:rPr>
+                <w:highlight w:val="yellow"/>
+              </w:rPr>
               <w:t>6</w:t>
             </w:r>
           </w:p>
@@ -7982,7 +9289,15 @@
             <w:vAlign w:val="center"/>
           </w:tcPr>
           <w:p>
-            <w:r>
+            <w:pPr>
+              <w:rPr>
+                <w:highlight w:val="yellow"/>
+              </w:rPr>
+            </w:pPr>
+            <w:r>
+              <w:rPr>
+                <w:highlight w:val="yellow"/>
+              </w:rPr>
               <w:t>El número de identificación ingresado no tiene un formato válido.</w:t>
             </w:r>
           </w:p>
@@ -8001,7 +9316,15 @@
             <w:vAlign w:val="center"/>
           </w:tcPr>
           <w:p>
-            <w:r>
+            <w:pPr>
+              <w:rPr>
+                <w:highlight w:val="yellow"/>
+              </w:rPr>
+            </w:pPr>
+            <w:r>
+              <w:rPr>
+                <w:highlight w:val="yellow"/>
+              </w:rPr>
               <w:t>7</w:t>
             </w:r>
           </w:p>
@@ -8018,7 +9341,15 @@
             <w:vAlign w:val="center"/>
           </w:tcPr>
           <w:p>
-            <w:r>
+            <w:pPr>
+              <w:rPr>
+                <w:highlight w:val="yellow"/>
+              </w:rPr>
+            </w:pPr>
+            <w:r>
+              <w:rPr>
+                <w:highlight w:val="yellow"/>
+              </w:rPr>
               <w:t>Debe seleccionar la categoría del problema reportado.</w:t>
             </w:r>
           </w:p>
@@ -8037,7 +9368,15 @@
             <w:vAlign w:val="center"/>
           </w:tcPr>
           <w:p>
-            <w:r>
+            <w:pPr>
+              <w:rPr>
+                <w:highlight w:val="yellow"/>
+              </w:rPr>
+            </w:pPr>
+            <w:r>
+              <w:rPr>
+                <w:highlight w:val="yellow"/>
+              </w:rPr>
               <w:t>8</w:t>
             </w:r>
           </w:p>
@@ -8054,7 +9393,15 @@
             <w:vAlign w:val="center"/>
           </w:tcPr>
           <w:p>
-            <w:r>
+            <w:pPr>
+              <w:rPr>
+                <w:highlight w:val="yellow"/>
+              </w:rPr>
+            </w:pPr>
+            <w:r>
+              <w:rPr>
+                <w:highlight w:val="yellow"/>
+              </w:rPr>
               <w:t>No se encontró un ciudadano registrado con el número de identificación ingresado.</w:t>
             </w:r>
           </w:p>
@@ -8064,11 +9411,15 @@
     <w:p>
       <w:pPr>
         <w:spacing w:after="120"/>
+        <w:rPr>
+          <w:highlight w:val="yellow"/>
+        </w:rPr>
       </w:pPr>
       <w:r>
         <w:rPr>
           <w:b/>
           <w:bCs/>
+          <w:highlight w:val="yellow"/>
         </w:rPr>
         <w:t>AN02 - CU-03 Consulta de Estado del Caso</w:t>
       </w:r>
@@ -8108,10 +9459,16 @@
             <w:vAlign w:val="center"/>
           </w:tcPr>
           <w:p>
+            <w:pPr>
+              <w:rPr>
+                <w:highlight w:val="yellow"/>
+              </w:rPr>
+            </w:pPr>
             <w:r>
               <w:rPr>
                 <w:b/>
                 <w:bCs/>
+                <w:highlight w:val="yellow"/>
               </w:rPr>
               <w:t>No.</w:t>
             </w:r>
@@ -8130,10 +9487,16 @@
             <w:vAlign w:val="center"/>
           </w:tcPr>
           <w:p>
+            <w:pPr>
+              <w:rPr>
+                <w:highlight w:val="yellow"/>
+              </w:rPr>
+            </w:pPr>
             <w:r>
               <w:rPr>
                 <w:b/>
                 <w:bCs/>
+                <w:highlight w:val="yellow"/>
               </w:rPr>
               <w:t>Mensaje de Error</w:t>
             </w:r>
@@ -8153,7 +9516,15 @@
             <w:vAlign w:val="center"/>
           </w:tcPr>
           <w:p>
-            <w:r>
+            <w:pPr>
+              <w:rPr>
+                <w:highlight w:val="yellow"/>
+              </w:rPr>
+            </w:pPr>
+            <w:r>
+              <w:rPr>
+                <w:highlight w:val="yellow"/>
+              </w:rPr>
               <w:t>1</w:t>
             </w:r>
           </w:p>
@@ -8170,7 +9541,15 @@
             <w:vAlign w:val="center"/>
           </w:tcPr>
           <w:p>
-            <w:r>
+            <w:pPr>
+              <w:rPr>
+                <w:highlight w:val="yellow"/>
+              </w:rPr>
+            </w:pPr>
+            <w:r>
+              <w:rPr>
+                <w:highlight w:val="yellow"/>
+              </w:rPr>
               <w:t>Debe ingresar un código de seguimiento para continuar.</w:t>
             </w:r>
           </w:p>
@@ -8189,7 +9568,15 @@
             <w:vAlign w:val="center"/>
           </w:tcPr>
           <w:p>
-            <w:r>
+            <w:pPr>
+              <w:rPr>
+                <w:highlight w:val="yellow"/>
+              </w:rPr>
+            </w:pPr>
+            <w:r>
+              <w:rPr>
+                <w:highlight w:val="yellow"/>
+              </w:rPr>
               <w:t>2</w:t>
             </w:r>
           </w:p>
@@ -8206,7 +9593,15 @@
             <w:vAlign w:val="center"/>
           </w:tcPr>
           <w:p>
-            <w:r>
+            <w:pPr>
+              <w:rPr>
+                <w:highlight w:val="yellow"/>
+              </w:rPr>
+            </w:pPr>
+            <w:r>
+              <w:rPr>
+                <w:highlight w:val="yellow"/>
+              </w:rPr>
               <w:t>El código de seguimiento ingresado no existe. Verifique e intente nuevamente.</w:t>
             </w:r>
           </w:p>
@@ -8216,11 +9611,15 @@
     <w:p>
       <w:pPr>
         <w:spacing w:after="120"/>
+        <w:rPr>
+          <w:highlight w:val="yellow"/>
+        </w:rPr>
       </w:pPr>
       <w:r>
         <w:rPr>
           <w:b/>
           <w:bCs/>
+          <w:highlight w:val="yellow"/>
         </w:rPr>
         <w:t>AN02 - CU-04 Revisión y Validación Inicial</w:t>
       </w:r>
@@ -8260,10 +9659,16 @@
             <w:vAlign w:val="center"/>
           </w:tcPr>
           <w:p>
+            <w:pPr>
+              <w:rPr>
+                <w:highlight w:val="yellow"/>
+              </w:rPr>
+            </w:pPr>
             <w:r>
               <w:rPr>
                 <w:b/>
                 <w:bCs/>
+                <w:highlight w:val="yellow"/>
               </w:rPr>
               <w:t>No.</w:t>
             </w:r>
@@ -8282,10 +9687,16 @@
             <w:vAlign w:val="center"/>
           </w:tcPr>
           <w:p>
+            <w:pPr>
+              <w:rPr>
+                <w:highlight w:val="yellow"/>
+              </w:rPr>
+            </w:pPr>
             <w:r>
               <w:rPr>
                 <w:b/>
                 <w:bCs/>
+                <w:highlight w:val="yellow"/>
               </w:rPr>
               <w:t>Mensaje de Error</w:t>
             </w:r>
@@ -8305,7 +9716,15 @@
             <w:vAlign w:val="center"/>
           </w:tcPr>
           <w:p>
-            <w:r>
+            <w:pPr>
+              <w:rPr>
+                <w:highlight w:val="yellow"/>
+              </w:rPr>
+            </w:pPr>
+            <w:r>
+              <w:rPr>
+                <w:highlight w:val="yellow"/>
+              </w:rPr>
               <w:t>1</w:t>
             </w:r>
           </w:p>
@@ -8322,7 +9741,15 @@
             <w:vAlign w:val="center"/>
           </w:tcPr>
           <w:p>
-            <w:r>
+            <w:pPr>
+              <w:rPr>
+                <w:highlight w:val="yellow"/>
+              </w:rPr>
+            </w:pPr>
+            <w:r>
+              <w:rPr>
+                <w:highlight w:val="yellow"/>
+              </w:rPr>
               <w:t>No existen casos pendientes de revisión en este momento.</w:t>
             </w:r>
           </w:p>
@@ -8332,11 +9759,15 @@
     <w:p>
       <w:pPr>
         <w:spacing w:after="120"/>
+        <w:rPr>
+          <w:highlight w:val="yellow"/>
+        </w:rPr>
       </w:pPr>
       <w:r>
         <w:rPr>
           <w:b/>
           <w:bCs/>
+          <w:highlight w:val="yellow"/>
         </w:rPr>
         <w:t>AN02 - CU-05 Asignación de Técnico</w:t>
       </w:r>
@@ -8376,10 +9807,16 @@
             <w:vAlign w:val="center"/>
           </w:tcPr>
           <w:p>
+            <w:pPr>
+              <w:rPr>
+                <w:highlight w:val="yellow"/>
+              </w:rPr>
+            </w:pPr>
             <w:r>
               <w:rPr>
                 <w:b/>
                 <w:bCs/>
+                <w:highlight w:val="yellow"/>
               </w:rPr>
               <w:lastRenderedPageBreak/>
               <w:t>No.</w:t>
@@ -8399,10 +9836,16 @@
             <w:vAlign w:val="center"/>
           </w:tcPr>
           <w:p>
+            <w:pPr>
+              <w:rPr>
+                <w:highlight w:val="yellow"/>
+              </w:rPr>
+            </w:pPr>
             <w:r>
               <w:rPr>
                 <w:b/>
                 <w:bCs/>
+                <w:highlight w:val="yellow"/>
               </w:rPr>
               <w:t>Mensaje de Error</w:t>
             </w:r>
@@ -8422,7 +9865,15 @@
             <w:vAlign w:val="center"/>
           </w:tcPr>
           <w:p>
-            <w:r>
+            <w:pPr>
+              <w:rPr>
+                <w:highlight w:val="yellow"/>
+              </w:rPr>
+            </w:pPr>
+            <w:r>
+              <w:rPr>
+                <w:highlight w:val="yellow"/>
+              </w:rPr>
               <w:t>1</w:t>
             </w:r>
           </w:p>
@@ -8439,7 +9890,15 @@
             <w:vAlign w:val="center"/>
           </w:tcPr>
           <w:p>
-            <w:r>
+            <w:pPr>
+              <w:rPr>
+                <w:highlight w:val="yellow"/>
+              </w:rPr>
+            </w:pPr>
+            <w:r>
+              <w:rPr>
+                <w:highlight w:val="yellow"/>
+              </w:rPr>
               <w:t>No existe un Técnico activo en el departamento para asignar el caso.</w:t>
             </w:r>
           </w:p>
@@ -8449,11 +9908,15 @@
     <w:p>
       <w:pPr>
         <w:spacing w:after="120"/>
+        <w:rPr>
+          <w:highlight w:val="yellow"/>
+        </w:rPr>
       </w:pPr>
       <w:r>
         <w:rPr>
           <w:b/>
           <w:bCs/>
+          <w:highlight w:val="yellow"/>
         </w:rPr>
         <w:t>AN02 - CU-06 Atención del Caso</w:t>
       </w:r>
@@ -8493,10 +9956,16 @@
             <w:vAlign w:val="center"/>
           </w:tcPr>
           <w:p>
+            <w:pPr>
+              <w:rPr>
+                <w:highlight w:val="yellow"/>
+              </w:rPr>
+            </w:pPr>
             <w:r>
               <w:rPr>
                 <w:b/>
                 <w:bCs/>
+                <w:highlight w:val="yellow"/>
               </w:rPr>
               <w:t>No.</w:t>
             </w:r>
@@ -8515,10 +9984,16 @@
             <w:vAlign w:val="center"/>
           </w:tcPr>
           <w:p>
+            <w:pPr>
+              <w:rPr>
+                <w:highlight w:val="yellow"/>
+              </w:rPr>
+            </w:pPr>
             <w:r>
               <w:rPr>
                 <w:b/>
                 <w:bCs/>
+                <w:highlight w:val="yellow"/>
               </w:rPr>
               <w:t>Mensaje de Error</w:t>
             </w:r>
@@ -8538,7 +10013,15 @@
             <w:vAlign w:val="center"/>
           </w:tcPr>
           <w:p>
-            <w:r>
+            <w:pPr>
+              <w:rPr>
+                <w:highlight w:val="yellow"/>
+              </w:rPr>
+            </w:pPr>
+            <w:r>
+              <w:rPr>
+                <w:highlight w:val="yellow"/>
+              </w:rPr>
               <w:t>1</w:t>
             </w:r>
           </w:p>
@@ -8555,7 +10038,15 @@
             <w:vAlign w:val="center"/>
           </w:tcPr>
           <w:p>
-            <w:r>
+            <w:pPr>
+              <w:rPr>
+                <w:highlight w:val="yellow"/>
+              </w:rPr>
+            </w:pPr>
+            <w:r>
+              <w:rPr>
+                <w:highlight w:val="yellow"/>
+              </w:rPr>
               <w:t>No existen casos asignados pendientes de atención.</w:t>
             </w:r>
           </w:p>
@@ -8574,7 +10065,15 @@
             <w:vAlign w:val="center"/>
           </w:tcPr>
           <w:p>
-            <w:r>
+            <w:pPr>
+              <w:rPr>
+                <w:highlight w:val="yellow"/>
+              </w:rPr>
+            </w:pPr>
+            <w:r>
+              <w:rPr>
+                <w:highlight w:val="yellow"/>
+              </w:rPr>
               <w:t>2</w:t>
             </w:r>
           </w:p>
@@ -8591,13 +10090,27 @@
             <w:vAlign w:val="center"/>
           </w:tcPr>
           <w:p>
-            <w:r>
+            <w:pPr>
+              <w:rPr>
+                <w:highlight w:val="yellow"/>
+              </w:rPr>
+            </w:pPr>
+            <w:r>
+              <w:rPr>
+                <w:highlight w:val="yellow"/>
+              </w:rPr>
               <w:t xml:space="preserve">El archivo adjunto supera el tamaño máximo permitido de </w:t>
             </w:r>
             <w:r>
+              <w:rPr>
+                <w:highlight w:val="yellow"/>
+              </w:rPr>
               <w:t xml:space="preserve">100 </w:t>
             </w:r>
             <w:r>
+              <w:rPr>
+                <w:highlight w:val="yellow"/>
+              </w:rPr>
               <w:t>MB.</w:t>
             </w:r>
           </w:p>
@@ -8616,7 +10129,15 @@
             <w:vAlign w:val="center"/>
           </w:tcPr>
           <w:p>
-            <w:r>
+            <w:pPr>
+              <w:rPr>
+                <w:highlight w:val="yellow"/>
+              </w:rPr>
+            </w:pPr>
+            <w:r>
+              <w:rPr>
+                <w:highlight w:val="yellow"/>
+              </w:rPr>
               <w:t>3</w:t>
             </w:r>
           </w:p>
@@ -8633,7 +10154,15 @@
             <w:vAlign w:val="center"/>
           </w:tcPr>
           <w:p>
-            <w:r>
+            <w:pPr>
+              <w:rPr>
+                <w:highlight w:val="yellow"/>
+              </w:rPr>
+            </w:pPr>
+            <w:r>
+              <w:rPr>
+                <w:highlight w:val="yellow"/>
+              </w:rPr>
               <w:t>El archivo debe ser una imagen o video en un formato permitido.</w:t>
             </w:r>
           </w:p>
@@ -8652,7 +10181,15 @@
             <w:vAlign w:val="center"/>
           </w:tcPr>
           <w:p>
-            <w:r>
+            <w:pPr>
+              <w:rPr>
+                <w:highlight w:val="yellow"/>
+              </w:rPr>
+            </w:pPr>
+            <w:r>
+              <w:rPr>
+                <w:highlight w:val="yellow"/>
+              </w:rPr>
               <w:t>4</w:t>
             </w:r>
           </w:p>
@@ -8669,7 +10206,15 @@
             <w:vAlign w:val="center"/>
           </w:tcPr>
           <w:p>
-            <w:r>
+            <w:pPr>
+              <w:rPr>
+                <w:highlight w:val="yellow"/>
+              </w:rPr>
+            </w:pPr>
+            <w:r>
+              <w:rPr>
+                <w:highlight w:val="yellow"/>
+              </w:rPr>
               <w:t>El reporte de atención no contiene toda la información obligatoria.</w:t>
             </w:r>
           </w:p>
@@ -8679,11 +10224,15 @@
     <w:p>
       <w:pPr>
         <w:spacing w:after="120"/>
+        <w:rPr>
+          <w:highlight w:val="yellow"/>
+        </w:rPr>
       </w:pPr>
       <w:r>
         <w:rPr>
           <w:b/>
           <w:bCs/>
+          <w:highlight w:val="yellow"/>
         </w:rPr>
         <w:t>AN02 - CU-07 Supervisión del Caso</w:t>
       </w:r>
@@ -8723,10 +10272,16 @@
             <w:vAlign w:val="center"/>
           </w:tcPr>
           <w:p>
+            <w:pPr>
+              <w:rPr>
+                <w:highlight w:val="yellow"/>
+              </w:rPr>
+            </w:pPr>
             <w:r>
               <w:rPr>
                 <w:b/>
                 <w:bCs/>
+                <w:highlight w:val="yellow"/>
               </w:rPr>
               <w:t>No.</w:t>
             </w:r>
@@ -8745,10 +10300,16 @@
             <w:vAlign w:val="center"/>
           </w:tcPr>
           <w:p>
+            <w:pPr>
+              <w:rPr>
+                <w:highlight w:val="yellow"/>
+              </w:rPr>
+            </w:pPr>
             <w:r>
               <w:rPr>
                 <w:b/>
                 <w:bCs/>
+                <w:highlight w:val="yellow"/>
               </w:rPr>
               <w:t>Mensaje de Error</w:t>
             </w:r>
@@ -8768,7 +10329,15 @@
             <w:vAlign w:val="center"/>
           </w:tcPr>
           <w:p>
-            <w:r>
+            <w:pPr>
+              <w:rPr>
+                <w:highlight w:val="yellow"/>
+              </w:rPr>
+            </w:pPr>
+            <w:r>
+              <w:rPr>
+                <w:highlight w:val="yellow"/>
+              </w:rPr>
               <w:t>1</w:t>
             </w:r>
           </w:p>
@@ -8785,7 +10354,15 @@
             <w:vAlign w:val="center"/>
           </w:tcPr>
           <w:p>
-            <w:r>
+            <w:pPr>
+              <w:rPr>
+                <w:highlight w:val="yellow"/>
+              </w:rPr>
+            </w:pPr>
+            <w:r>
+              <w:rPr>
+                <w:highlight w:val="yellow"/>
+              </w:rPr>
               <w:t>No existen casos pendientes en la bandeja de supervisión.</w:t>
             </w:r>
           </w:p>
@@ -8795,11 +10372,15 @@
     <w:p>
       <w:pPr>
         <w:spacing w:after="120"/>
+        <w:rPr>
+          <w:highlight w:val="yellow"/>
+        </w:rPr>
       </w:pPr>
       <w:r>
         <w:rPr>
           <w:b/>
           <w:bCs/>
+          <w:highlight w:val="yellow"/>
         </w:rPr>
         <w:t>AN02 - CU-08 Seguimiento del Caso</w:t>
       </w:r>
@@ -8839,10 +10420,16 @@
             <w:vAlign w:val="center"/>
           </w:tcPr>
           <w:p>
+            <w:pPr>
+              <w:rPr>
+                <w:highlight w:val="yellow"/>
+              </w:rPr>
+            </w:pPr>
             <w:r>
               <w:rPr>
                 <w:b/>
                 <w:bCs/>
+                <w:highlight w:val="yellow"/>
               </w:rPr>
               <w:t>No.</w:t>
             </w:r>
@@ -8861,10 +10448,16 @@
             <w:vAlign w:val="center"/>
           </w:tcPr>
           <w:p>
+            <w:pPr>
+              <w:rPr>
+                <w:highlight w:val="yellow"/>
+              </w:rPr>
+            </w:pPr>
             <w:r>
               <w:rPr>
                 <w:b/>
                 <w:bCs/>
+                <w:highlight w:val="yellow"/>
               </w:rPr>
               <w:t>Mensaje de Error</w:t>
             </w:r>
@@ -8884,7 +10477,15 @@
             <w:vAlign w:val="center"/>
           </w:tcPr>
           <w:p>
-            <w:r>
+            <w:pPr>
+              <w:rPr>
+                <w:highlight w:val="yellow"/>
+              </w:rPr>
+            </w:pPr>
+            <w:r>
+              <w:rPr>
+                <w:highlight w:val="yellow"/>
+              </w:rPr>
               <w:t>1</w:t>
             </w:r>
           </w:p>
@@ -8901,7 +10502,15 @@
             <w:vAlign w:val="center"/>
           </w:tcPr>
           <w:p>
-            <w:r>
+            <w:pPr>
+              <w:rPr>
+                <w:highlight w:val="yellow"/>
+              </w:rPr>
+            </w:pPr>
+            <w:r>
+              <w:rPr>
+                <w:highlight w:val="yellow"/>
+              </w:rPr>
               <w:t>No se encontró un caso con el código o número ingresado.</w:t>
             </w:r>
           </w:p>
@@ -8911,11 +10520,15 @@
     <w:p>
       <w:pPr>
         <w:spacing w:after="120"/>
+        <w:rPr>
+          <w:highlight w:val="yellow"/>
+        </w:rPr>
       </w:pPr>
       <w:r>
         <w:rPr>
           <w:b/>
           <w:bCs/>
+          <w:highlight w:val="yellow"/>
         </w:rPr>
         <w:t>AN02 - CU-10 Mantenimiento de Usuarios</w:t>
       </w:r>
@@ -8955,10 +10568,16 @@
             <w:vAlign w:val="center"/>
           </w:tcPr>
           <w:p>
+            <w:pPr>
+              <w:rPr>
+                <w:highlight w:val="yellow"/>
+              </w:rPr>
+            </w:pPr>
             <w:r>
               <w:rPr>
                 <w:b/>
                 <w:bCs/>
+                <w:highlight w:val="yellow"/>
               </w:rPr>
               <w:t>No.</w:t>
             </w:r>
@@ -8977,10 +10596,16 @@
             <w:vAlign w:val="center"/>
           </w:tcPr>
           <w:p>
+            <w:pPr>
+              <w:rPr>
+                <w:highlight w:val="yellow"/>
+              </w:rPr>
+            </w:pPr>
             <w:r>
               <w:rPr>
                 <w:b/>
                 <w:bCs/>
+                <w:highlight w:val="yellow"/>
               </w:rPr>
               <w:t>Mensaje de Error</w:t>
             </w:r>
@@ -9000,7 +10625,15 @@
             <w:vAlign w:val="center"/>
           </w:tcPr>
           <w:p>
-            <w:r>
+            <w:pPr>
+              <w:rPr>
+                <w:highlight w:val="yellow"/>
+              </w:rPr>
+            </w:pPr>
+            <w:r>
+              <w:rPr>
+                <w:highlight w:val="yellow"/>
+              </w:rPr>
               <w:t>1</w:t>
             </w:r>
           </w:p>
@@ -9017,7 +10650,15 @@
             <w:vAlign w:val="center"/>
           </w:tcPr>
           <w:p>
-            <w:r>
+            <w:pPr>
+              <w:rPr>
+                <w:highlight w:val="yellow"/>
+              </w:rPr>
+            </w:pPr>
+            <w:r>
+              <w:rPr>
+                <w:highlight w:val="yellow"/>
+              </w:rPr>
               <w:t>Debe completar todos los campos obligatorios del formulario.</w:t>
             </w:r>
           </w:p>
@@ -9036,7 +10677,15 @@
             <w:vAlign w:val="center"/>
           </w:tcPr>
           <w:p>
-            <w:r>
+            <w:pPr>
+              <w:rPr>
+                <w:highlight w:val="yellow"/>
+              </w:rPr>
+            </w:pPr>
+            <w:r>
+              <w:rPr>
+                <w:highlight w:val="yellow"/>
+              </w:rPr>
               <w:t>2</w:t>
             </w:r>
           </w:p>
@@ -9053,7 +10702,15 @@
             <w:vAlign w:val="center"/>
           </w:tcPr>
           <w:p>
-            <w:r>
+            <w:pPr>
+              <w:rPr>
+                <w:highlight w:val="yellow"/>
+              </w:rPr>
+            </w:pPr>
+            <w:r>
+              <w:rPr>
+                <w:highlight w:val="yellow"/>
+              </w:rPr>
               <w:t>El usuario tiene casos activos asignados. Debe reasignarlos antes de continuar.</w:t>
             </w:r>
           </w:p>
@@ -9063,11 +10720,15 @@
     <w:p>
       <w:pPr>
         <w:spacing w:after="120"/>
+        <w:rPr>
+          <w:highlight w:val="yellow"/>
+        </w:rPr>
       </w:pPr>
       <w:r>
         <w:rPr>
           <w:b/>
           <w:bCs/>
+          <w:highlight w:val="yellow"/>
         </w:rPr>
         <w:t>AN02 - CU-11 Administración de Catálogos</w:t>
       </w:r>
@@ -9107,10 +10768,16 @@
             <w:vAlign w:val="center"/>
           </w:tcPr>
           <w:p>
+            <w:pPr>
+              <w:rPr>
+                <w:highlight w:val="yellow"/>
+              </w:rPr>
+            </w:pPr>
             <w:r>
               <w:rPr>
                 <w:b/>
                 <w:bCs/>
+                <w:highlight w:val="yellow"/>
               </w:rPr>
               <w:t>No.</w:t>
             </w:r>
@@ -9129,10 +10796,16 @@
             <w:vAlign w:val="center"/>
           </w:tcPr>
           <w:p>
+            <w:pPr>
+              <w:rPr>
+                <w:highlight w:val="yellow"/>
+              </w:rPr>
+            </w:pPr>
             <w:r>
               <w:rPr>
                 <w:b/>
                 <w:bCs/>
+                <w:highlight w:val="yellow"/>
               </w:rPr>
               <w:t>Mensaje de Error</w:t>
             </w:r>
@@ -9152,7 +10825,15 @@
             <w:vAlign w:val="center"/>
           </w:tcPr>
           <w:p>
-            <w:r>
+            <w:pPr>
+              <w:rPr>
+                <w:highlight w:val="yellow"/>
+              </w:rPr>
+            </w:pPr>
+            <w:r>
+              <w:rPr>
+                <w:highlight w:val="yellow"/>
+              </w:rPr>
               <w:t>1</w:t>
             </w:r>
           </w:p>
@@ -9169,7 +10850,15 @@
             <w:vAlign w:val="center"/>
           </w:tcPr>
           <w:p>
-            <w:r>
+            <w:pPr>
+              <w:rPr>
+                <w:highlight w:val="yellow"/>
+              </w:rPr>
+            </w:pPr>
+            <w:r>
+              <w:rPr>
+                <w:highlight w:val="yellow"/>
+              </w:rPr>
               <w:t>El elemento no puede eliminarse porque se encuentra en uso; puede inactivarlo.</w:t>
             </w:r>
           </w:p>
@@ -9179,11 +10868,15 @@
     <w:p>
       <w:pPr>
         <w:spacing w:after="120"/>
+        <w:rPr>
+          <w:highlight w:val="yellow"/>
+        </w:rPr>
       </w:pPr>
       <w:r>
         <w:rPr>
           <w:b/>
           <w:bCs/>
+          <w:highlight w:val="yellow"/>
         </w:rPr>
         <w:t>AN02 - CU-12 Administrar Cuenta</w:t>
       </w:r>
@@ -9223,10 +10916,16 @@
             <w:vAlign w:val="center"/>
           </w:tcPr>
           <w:p>
+            <w:pPr>
+              <w:rPr>
+                <w:highlight w:val="yellow"/>
+              </w:rPr>
+            </w:pPr>
             <w:r>
               <w:rPr>
                 <w:b/>
                 <w:bCs/>
+                <w:highlight w:val="yellow"/>
               </w:rPr>
               <w:t>No.</w:t>
             </w:r>
@@ -9245,10 +10944,16 @@
             <w:vAlign w:val="center"/>
           </w:tcPr>
           <w:p>
+            <w:pPr>
+              <w:rPr>
+                <w:highlight w:val="yellow"/>
+              </w:rPr>
+            </w:pPr>
             <w:r>
               <w:rPr>
                 <w:b/>
                 <w:bCs/>
+                <w:highlight w:val="yellow"/>
               </w:rPr>
               <w:t>Mensaje de Error</w:t>
             </w:r>
@@ -9268,7 +10973,15 @@
             <w:vAlign w:val="center"/>
           </w:tcPr>
           <w:p>
-            <w:r>
+            <w:pPr>
+              <w:rPr>
+                <w:highlight w:val="yellow"/>
+              </w:rPr>
+            </w:pPr>
+            <w:r>
+              <w:rPr>
+                <w:highlight w:val="yellow"/>
+              </w:rPr>
               <w:t>1</w:t>
             </w:r>
           </w:p>
@@ -9285,7 +10998,15 @@
             <w:vAlign w:val="center"/>
           </w:tcPr>
           <w:p>
-            <w:r>
+            <w:pPr>
+              <w:rPr>
+                <w:highlight w:val="yellow"/>
+              </w:rPr>
+            </w:pPr>
+            <w:r>
+              <w:rPr>
+                <w:highlight w:val="yellow"/>
+              </w:rPr>
               <w:t>Los datos ingresados no son válidos, o las contraseñas no coinciden.</w:t>
             </w:r>
           </w:p>
@@ -9295,11 +11016,15 @@
     <w:p>
       <w:pPr>
         <w:spacing w:after="120"/>
+        <w:rPr>
+          <w:highlight w:val="yellow"/>
+        </w:rPr>
       </w:pPr>
       <w:r>
         <w:rPr>
           <w:b/>
           <w:bCs/>
+          <w:highlight w:val="yellow"/>
         </w:rPr>
         <w:t>AN02 - CU-13 Reporte de Trazabilidad del Caso</w:t>
       </w:r>
@@ -9339,10 +11064,16 @@
             <w:vAlign w:val="center"/>
           </w:tcPr>
           <w:p>
+            <w:pPr>
+              <w:rPr>
+                <w:highlight w:val="yellow"/>
+              </w:rPr>
+            </w:pPr>
             <w:r>
               <w:rPr>
                 <w:b/>
                 <w:bCs/>
+                <w:highlight w:val="yellow"/>
               </w:rPr>
               <w:t>No.</w:t>
             </w:r>
@@ -9361,10 +11092,16 @@
             <w:vAlign w:val="center"/>
           </w:tcPr>
           <w:p>
+            <w:pPr>
+              <w:rPr>
+                <w:highlight w:val="yellow"/>
+              </w:rPr>
+            </w:pPr>
             <w:r>
               <w:rPr>
                 <w:b/>
                 <w:bCs/>
+                <w:highlight w:val="yellow"/>
               </w:rPr>
               <w:t>Mensaje de Error</w:t>
             </w:r>
@@ -9384,7 +11121,15 @@
             <w:vAlign w:val="center"/>
           </w:tcPr>
           <w:p>
-            <w:r>
+            <w:pPr>
+              <w:rPr>
+                <w:highlight w:val="yellow"/>
+              </w:rPr>
+            </w:pPr>
+            <w:r>
+              <w:rPr>
+                <w:highlight w:val="yellow"/>
+              </w:rPr>
               <w:t>1</w:t>
             </w:r>
           </w:p>
@@ -9401,7 +11146,15 @@
             <w:vAlign w:val="center"/>
           </w:tcPr>
           <w:p>
-            <w:r>
+            <w:pPr>
+              <w:rPr>
+                <w:highlight w:val="yellow"/>
+              </w:rPr>
+            </w:pPr>
+            <w:r>
+              <w:rPr>
+                <w:highlight w:val="yellow"/>
+              </w:rPr>
               <w:t>No se encontró un caso con el código o número ingresado.</w:t>
             </w:r>
           </w:p>
@@ -9411,11 +11164,15 @@
     <w:p>
       <w:pPr>
         <w:spacing w:after="120"/>
+        <w:rPr>
+          <w:highlight w:val="yellow"/>
+        </w:rPr>
       </w:pPr>
       <w:r>
         <w:rPr>
           <w:b/>
           <w:bCs/>
+          <w:highlight w:val="yellow"/>
         </w:rPr>
         <w:t>AN02 - CU-14 Reportes Estadísticos</w:t>
       </w:r>
@@ -9455,10 +11212,16 @@
             <w:vAlign w:val="center"/>
           </w:tcPr>
           <w:p>
+            <w:pPr>
+              <w:rPr>
+                <w:highlight w:val="yellow"/>
+              </w:rPr>
+            </w:pPr>
             <w:r>
               <w:rPr>
                 <w:b/>
                 <w:bCs/>
+                <w:highlight w:val="yellow"/>
               </w:rPr>
               <w:t>No.</w:t>
             </w:r>
@@ -9477,10 +11240,16 @@
             <w:vAlign w:val="center"/>
           </w:tcPr>
           <w:p>
+            <w:pPr>
+              <w:rPr>
+                <w:highlight w:val="yellow"/>
+              </w:rPr>
+            </w:pPr>
             <w:r>
               <w:rPr>
                 <w:b/>
                 <w:bCs/>
+                <w:highlight w:val="yellow"/>
               </w:rPr>
               <w:t>Mensaje de Error</w:t>
             </w:r>
@@ -9500,7 +11269,15 @@
             <w:vAlign w:val="center"/>
           </w:tcPr>
           <w:p>
-            <w:r>
+            <w:pPr>
+              <w:rPr>
+                <w:highlight w:val="yellow"/>
+              </w:rPr>
+            </w:pPr>
+            <w:r>
+              <w:rPr>
+                <w:highlight w:val="yellow"/>
+              </w:rPr>
               <w:t>1</w:t>
             </w:r>
           </w:p>
@@ -9517,7 +11294,15 @@
             <w:vAlign w:val="center"/>
           </w:tcPr>
           <w:p>
-            <w:r>
+            <w:pPr>
+              <w:rPr>
+                <w:highlight w:val="yellow"/>
+              </w:rPr>
+            </w:pPr>
+            <w:r>
+              <w:rPr>
+                <w:highlight w:val="yellow"/>
+              </w:rPr>
               <w:t>El rango de fechas ingresado no es válido.</w:t>
             </w:r>
           </w:p>
@@ -9527,11 +11312,15 @@
     <w:p>
       <w:pPr>
         <w:spacing w:after="120"/>
+        <w:rPr>
+          <w:highlight w:val="yellow"/>
+        </w:rPr>
       </w:pPr>
       <w:r>
         <w:rPr>
           <w:b/>
           <w:bCs/>
+          <w:highlight w:val="yellow"/>
         </w:rPr>
         <w:t>AN02 - CU-15 Bitácora de Sesiones y Accesos</w:t>
       </w:r>
@@ -9571,10 +11360,16 @@
             <w:vAlign w:val="center"/>
           </w:tcPr>
           <w:p>
+            <w:pPr>
+              <w:rPr>
+                <w:highlight w:val="yellow"/>
+              </w:rPr>
+            </w:pPr>
             <w:r>
               <w:rPr>
                 <w:b/>
                 <w:bCs/>
+                <w:highlight w:val="yellow"/>
               </w:rPr>
               <w:t>No.</w:t>
             </w:r>
@@ -9593,10 +11388,16 @@
             <w:vAlign w:val="center"/>
           </w:tcPr>
           <w:p>
+            <w:pPr>
+              <w:rPr>
+                <w:highlight w:val="yellow"/>
+              </w:rPr>
+            </w:pPr>
             <w:r>
               <w:rPr>
                 <w:b/>
                 <w:bCs/>
+                <w:highlight w:val="yellow"/>
               </w:rPr>
               <w:t>Mensaje de Error</w:t>
             </w:r>
@@ -9616,7 +11417,15 @@
             <w:vAlign w:val="center"/>
           </w:tcPr>
           <w:p>
-            <w:r>
+            <w:pPr>
+              <w:rPr>
+                <w:highlight w:val="yellow"/>
+              </w:rPr>
+            </w:pPr>
+            <w:r>
+              <w:rPr>
+                <w:highlight w:val="yellow"/>
+              </w:rPr>
               <w:t>1</w:t>
             </w:r>
           </w:p>
@@ -9633,7 +11442,15 @@
             <w:vAlign w:val="center"/>
           </w:tcPr>
           <w:p>
-            <w:r>
+            <w:pPr>
+              <w:rPr>
+                <w:highlight w:val="yellow"/>
+              </w:rPr>
+            </w:pPr>
+            <w:r>
+              <w:rPr>
+                <w:highlight w:val="yellow"/>
+              </w:rPr>
               <w:t>No existen registros para los filtros aplicados.</w:t>
             </w:r>
           </w:p>
@@ -9643,11 +11460,15 @@
     <w:p>
       <w:pPr>
         <w:spacing w:after="120"/>
+        <w:rPr>
+          <w:highlight w:val="yellow"/>
+        </w:rPr>
       </w:pPr>
       <w:r>
         <w:rPr>
           <w:b/>
           <w:bCs/>
+          <w:highlight w:val="yellow"/>
         </w:rPr>
         <w:t>AN02 - CU-16 Bitácora de Cambios y Auditoría</w:t>
       </w:r>
@@ -9687,10 +11508,16 @@
             <w:vAlign w:val="center"/>
           </w:tcPr>
           <w:p>
+            <w:pPr>
+              <w:rPr>
+                <w:highlight w:val="yellow"/>
+              </w:rPr>
+            </w:pPr>
             <w:r>
               <w:rPr>
                 <w:b/>
                 <w:bCs/>
+                <w:highlight w:val="yellow"/>
               </w:rPr>
               <w:t>No.</w:t>
             </w:r>
@@ -9709,10 +11536,16 @@
             <w:vAlign w:val="center"/>
           </w:tcPr>
           <w:p>
+            <w:pPr>
+              <w:rPr>
+                <w:highlight w:val="yellow"/>
+              </w:rPr>
+            </w:pPr>
             <w:r>
               <w:rPr>
                 <w:b/>
                 <w:bCs/>
+                <w:highlight w:val="yellow"/>
               </w:rPr>
               <w:t>Mensaje de Error</w:t>
             </w:r>
@@ -9732,7 +11565,15 @@
             <w:vAlign w:val="center"/>
           </w:tcPr>
           <w:p>
-            <w:r>
+            <w:pPr>
+              <w:rPr>
+                <w:highlight w:val="yellow"/>
+              </w:rPr>
+            </w:pPr>
+            <w:r>
+              <w:rPr>
+                <w:highlight w:val="yellow"/>
+              </w:rPr>
               <w:t>1</w:t>
             </w:r>
           </w:p>
@@ -9749,7 +11590,15 @@
             <w:vAlign w:val="center"/>
           </w:tcPr>
           <w:p>
-            <w:r>
+            <w:pPr>
+              <w:rPr>
+                <w:highlight w:val="yellow"/>
+              </w:rPr>
+            </w:pPr>
+            <w:r>
+              <w:rPr>
+                <w:highlight w:val="yellow"/>
+              </w:rPr>
               <w:t>No existen registros para los filtros aplicados.</w:t>
             </w:r>
           </w:p>
@@ -9759,11 +11608,15 @@
     <w:p>
       <w:pPr>
         <w:spacing w:after="120"/>
+        <w:rPr>
+          <w:highlight w:val="yellow"/>
+        </w:rPr>
       </w:pPr>
       <w:r>
         <w:rPr>
           <w:b/>
           <w:bCs/>
+          <w:highlight w:val="yellow"/>
         </w:rPr>
         <w:t>AN02 - CU-17 Firma de Oficio</w:t>
       </w:r>
@@ -9803,10 +11656,16 @@
             <w:vAlign w:val="center"/>
           </w:tcPr>
           <w:p>
+            <w:pPr>
+              <w:rPr>
+                <w:highlight w:val="yellow"/>
+              </w:rPr>
+            </w:pPr>
             <w:r>
               <w:rPr>
                 <w:b/>
                 <w:bCs/>
+                <w:highlight w:val="yellow"/>
               </w:rPr>
               <w:t>No.</w:t>
             </w:r>
@@ -9825,10 +11684,16 @@
             <w:vAlign w:val="center"/>
           </w:tcPr>
           <w:p>
+            <w:pPr>
+              <w:rPr>
+                <w:highlight w:val="yellow"/>
+              </w:rPr>
+            </w:pPr>
             <w:r>
               <w:rPr>
                 <w:b/>
                 <w:bCs/>
+                <w:highlight w:val="yellow"/>
               </w:rPr>
               <w:t>Mensaje de Error</w:t>
             </w:r>
@@ -9848,7 +11713,15 @@
             <w:vAlign w:val="center"/>
           </w:tcPr>
           <w:p>
-            <w:r>
+            <w:pPr>
+              <w:rPr>
+                <w:highlight w:val="yellow"/>
+              </w:rPr>
+            </w:pPr>
+            <w:r>
+              <w:rPr>
+                <w:highlight w:val="yellow"/>
+              </w:rPr>
               <w:t>1</w:t>
             </w:r>
           </w:p>
@@ -9865,7 +11738,15 @@
             <w:vAlign w:val="center"/>
           </w:tcPr>
           <w:p>
-            <w:r>
+            <w:pPr>
+              <w:rPr>
+                <w:highlight w:val="yellow"/>
+              </w:rPr>
+            </w:pPr>
+            <w:r>
+              <w:rPr>
+                <w:highlight w:val="yellow"/>
+              </w:rPr>
               <w:t>No existen casos pendientes de firma en este momento.</w:t>
             </w:r>
           </w:p>
@@ -9875,11 +11756,15 @@
     <w:p>
       <w:pPr>
         <w:spacing w:after="120"/>
+        <w:rPr>
+          <w:highlight w:val="yellow"/>
+        </w:rPr>
       </w:pPr>
       <w:r>
         <w:rPr>
           <w:b/>
           <w:bCs/>
+          <w:highlight w:val="yellow"/>
         </w:rPr>
         <w:t>AN02 - CU-18 Modificación de Caso</w:t>
       </w:r>
@@ -9919,10 +11804,16 @@
             <w:vAlign w:val="center"/>
           </w:tcPr>
           <w:p>
+            <w:pPr>
+              <w:rPr>
+                <w:highlight w:val="yellow"/>
+              </w:rPr>
+            </w:pPr>
             <w:r>
               <w:rPr>
                 <w:b/>
                 <w:bCs/>
+                <w:highlight w:val="yellow"/>
               </w:rPr>
               <w:t>No.</w:t>
             </w:r>
@@ -9941,10 +11832,16 @@
             <w:vAlign w:val="center"/>
           </w:tcPr>
           <w:p>
+            <w:pPr>
+              <w:rPr>
+                <w:highlight w:val="yellow"/>
+              </w:rPr>
+            </w:pPr>
             <w:r>
               <w:rPr>
                 <w:b/>
                 <w:bCs/>
+                <w:highlight w:val="yellow"/>
               </w:rPr>
               <w:t>Mensaje de Error</w:t>
             </w:r>
@@ -9964,7 +11861,15 @@
             <w:vAlign w:val="center"/>
           </w:tcPr>
           <w:p>
-            <w:r>
+            <w:pPr>
+              <w:rPr>
+                <w:highlight w:val="yellow"/>
+              </w:rPr>
+            </w:pPr>
+            <w:r>
+              <w:rPr>
+                <w:highlight w:val="yellow"/>
+              </w:rPr>
               <w:lastRenderedPageBreak/>
               <w:t>1</w:t>
             </w:r>
@@ -9982,7 +11887,15 @@
             <w:vAlign w:val="center"/>
           </w:tcPr>
           <w:p>
-            <w:r>
+            <w:pPr>
+              <w:rPr>
+                <w:highlight w:val="yellow"/>
+              </w:rPr>
+            </w:pPr>
+            <w:r>
+              <w:rPr>
+                <w:highlight w:val="yellow"/>
+              </w:rPr>
               <w:t>El número de identificación ingresado no tiene un formato válido.</w:t>
             </w:r>
           </w:p>
@@ -10001,7 +11914,15 @@
             <w:vAlign w:val="center"/>
           </w:tcPr>
           <w:p>
-            <w:r>
+            <w:pPr>
+              <w:rPr>
+                <w:highlight w:val="yellow"/>
+              </w:rPr>
+            </w:pPr>
+            <w:r>
+              <w:rPr>
+                <w:highlight w:val="yellow"/>
+              </w:rPr>
               <w:t>2</w:t>
             </w:r>
           </w:p>
@@ -10018,7 +11939,15 @@
             <w:vAlign w:val="center"/>
           </w:tcPr>
           <w:p>
-            <w:r>
+            <w:pPr>
+              <w:rPr>
+                <w:highlight w:val="yellow"/>
+              </w:rPr>
+            </w:pPr>
+            <w:r>
+              <w:rPr>
+                <w:highlight w:val="yellow"/>
+              </w:rPr>
               <w:t>No existen casos que requieran ampliación para el número de identificación ingresado.</w:t>
             </w:r>
           </w:p>
@@ -10037,7 +11966,15 @@
             <w:vAlign w:val="center"/>
           </w:tcPr>
           <w:p>
-            <w:r>
+            <w:pPr>
+              <w:rPr>
+                <w:highlight w:val="yellow"/>
+              </w:rPr>
+            </w:pPr>
+            <w:r>
+              <w:rPr>
+                <w:highlight w:val="yellow"/>
+              </w:rPr>
               <w:t>3</w:t>
             </w:r>
           </w:p>
@@ -10054,7 +11991,15 @@
             <w:vAlign w:val="center"/>
           </w:tcPr>
           <w:p>
-            <w:r>
+            <w:pPr>
+              <w:rPr>
+                <w:highlight w:val="yellow"/>
+              </w:rPr>
+            </w:pPr>
+            <w:r>
+              <w:rPr>
+                <w:highlight w:val="yellow"/>
+              </w:rPr>
               <w:t>El archivo adjunto supera el tamaño máximo permitido de 2MB.</w:t>
             </w:r>
           </w:p>
@@ -10073,7 +12018,15 @@
             <w:vAlign w:val="center"/>
           </w:tcPr>
           <w:p>
-            <w:r>
+            <w:pPr>
+              <w:rPr>
+                <w:highlight w:val="yellow"/>
+              </w:rPr>
+            </w:pPr>
+            <w:r>
+              <w:rPr>
+                <w:highlight w:val="yellow"/>
+              </w:rPr>
               <w:t>4</w:t>
             </w:r>
           </w:p>
@@ -10090,7 +12043,15 @@
             <w:vAlign w:val="center"/>
           </w:tcPr>
           <w:p>
-            <w:r>
+            <w:pPr>
+              <w:rPr>
+                <w:highlight w:val="yellow"/>
+              </w:rPr>
+            </w:pPr>
+            <w:r>
+              <w:rPr>
+                <w:highlight w:val="yellow"/>
+              </w:rPr>
               <w:t>El archivo debe ser una imagen o video en un formato permitido.</w:t>
             </w:r>
           </w:p>
@@ -10109,7 +12070,15 @@
             <w:vAlign w:val="center"/>
           </w:tcPr>
           <w:p>
-            <w:r>
+            <w:pPr>
+              <w:rPr>
+                <w:highlight w:val="yellow"/>
+              </w:rPr>
+            </w:pPr>
+            <w:r>
+              <w:rPr>
+                <w:highlight w:val="yellow"/>
+              </w:rPr>
               <w:t>5</w:t>
             </w:r>
           </w:p>
@@ -10127,6 +12096,9 @@
           </w:tcPr>
           <w:p>
             <w:r>
+              <w:rPr>
+                <w:highlight w:val="yellow"/>
+              </w:rPr>
               <w:t>Debe completar la información obligatoria solicitada.</w:t>
             </w:r>
           </w:p>
@@ -10135,7 +12107,7 @@
     </w:tbl>
     <w:p>
       <w:pPr>
-        <w:pStyle w:val="Heading2"/>
+        <w:pStyle w:val="Ttulo2"/>
         <w:spacing w:before="240" w:after="120"/>
       </w:pPr>
       <w:r>
@@ -10592,7 +12564,7 @@
     </w:tbl>
     <w:p>
       <w:pPr>
-        <w:pStyle w:val="Heading2"/>
+        <w:pStyle w:val="Ttulo2"/>
         <w:spacing w:before="240" w:after="120"/>
       </w:pPr>
       <w:r>
@@ -10657,10 +12629,16 @@
             <w:vAlign w:val="center"/>
           </w:tcPr>
           <w:p>
+            <w:pPr>
+              <w:rPr>
+                <w:highlight w:val="yellow"/>
+              </w:rPr>
+            </w:pPr>
             <w:r>
               <w:rPr>
                 <w:b/>
                 <w:bCs/>
+                <w:highlight w:val="yellow"/>
               </w:rPr>
               <w:t>Campo</w:t>
             </w:r>
@@ -10679,10 +12657,16 @@
             <w:vAlign w:val="center"/>
           </w:tcPr>
           <w:p>
+            <w:pPr>
+              <w:rPr>
+                <w:highlight w:val="yellow"/>
+              </w:rPr>
+            </w:pPr>
             <w:r>
               <w:rPr>
                 <w:b/>
                 <w:bCs/>
+                <w:highlight w:val="yellow"/>
               </w:rPr>
               <w:t>Tipo de Dato</w:t>
             </w:r>
@@ -10701,10 +12685,16 @@
             <w:vAlign w:val="center"/>
           </w:tcPr>
           <w:p>
+            <w:pPr>
+              <w:rPr>
+                <w:highlight w:val="yellow"/>
+              </w:rPr>
+            </w:pPr>
             <w:r>
               <w:rPr>
                 <w:b/>
                 <w:bCs/>
+                <w:highlight w:val="yellow"/>
               </w:rPr>
               <w:t>Longitud / Formato</w:t>
             </w:r>
@@ -10723,10 +12713,16 @@
             <w:vAlign w:val="center"/>
           </w:tcPr>
           <w:p>
+            <w:pPr>
+              <w:rPr>
+                <w:highlight w:val="yellow"/>
+              </w:rPr>
+            </w:pPr>
             <w:r>
               <w:rPr>
                 <w:b/>
                 <w:bCs/>
+                <w:highlight w:val="yellow"/>
               </w:rPr>
               <w:t>Obligatorio</w:t>
             </w:r>
@@ -10745,10 +12741,16 @@
             <w:vAlign w:val="center"/>
           </w:tcPr>
           <w:p>
+            <w:pPr>
+              <w:rPr>
+                <w:highlight w:val="yellow"/>
+              </w:rPr>
+            </w:pPr>
             <w:r>
               <w:rPr>
                 <w:b/>
                 <w:bCs/>
+                <w:highlight w:val="yellow"/>
               </w:rPr>
               <w:t>Editable</w:t>
             </w:r>
@@ -10768,7 +12770,15 @@
             <w:vAlign w:val="center"/>
           </w:tcPr>
           <w:p>
-            <w:r>
+            <w:pPr>
+              <w:rPr>
+                <w:highlight w:val="yellow"/>
+              </w:rPr>
+            </w:pPr>
+            <w:r>
+              <w:rPr>
+                <w:highlight w:val="yellow"/>
+              </w:rPr>
               <w:t>Usuario</w:t>
             </w:r>
           </w:p>
@@ -10785,7 +12795,15 @@
             <w:vAlign w:val="center"/>
           </w:tcPr>
           <w:p>
-            <w:r>
+            <w:pPr>
+              <w:rPr>
+                <w:highlight w:val="yellow"/>
+              </w:rPr>
+            </w:pPr>
+            <w:r>
+              <w:rPr>
+                <w:highlight w:val="yellow"/>
+              </w:rPr>
               <w:t>Alfanumérico</w:t>
             </w:r>
           </w:p>
@@ -10802,7 +12820,15 @@
             <w:vAlign w:val="center"/>
           </w:tcPr>
           <w:p>
-            <w:r>
+            <w:pPr>
+              <w:rPr>
+                <w:highlight w:val="yellow"/>
+              </w:rPr>
+            </w:pPr>
+            <w:r>
+              <w:rPr>
+                <w:highlight w:val="yellow"/>
+              </w:rPr>
               <w:t>Entre 3 y 30 caracteres</w:t>
             </w:r>
           </w:p>
@@ -10819,7 +12845,15 @@
             <w:vAlign w:val="center"/>
           </w:tcPr>
           <w:p>
-            <w:r>
+            <w:pPr>
+              <w:rPr>
+                <w:highlight w:val="yellow"/>
+              </w:rPr>
+            </w:pPr>
+            <w:r>
+              <w:rPr>
+                <w:highlight w:val="yellow"/>
+              </w:rPr>
               <w:t>Sí</w:t>
             </w:r>
           </w:p>
@@ -10836,7 +12870,15 @@
             <w:vAlign w:val="center"/>
           </w:tcPr>
           <w:p>
-            <w:r>
+            <w:pPr>
+              <w:rPr>
+                <w:highlight w:val="yellow"/>
+              </w:rPr>
+            </w:pPr>
+            <w:r>
+              <w:rPr>
+                <w:highlight w:val="yellow"/>
+              </w:rPr>
               <w:t>Sí</w:t>
             </w:r>
           </w:p>
@@ -10855,7 +12897,15 @@
             <w:vAlign w:val="center"/>
           </w:tcPr>
           <w:p>
-            <w:r>
+            <w:pPr>
+              <w:rPr>
+                <w:highlight w:val="yellow"/>
+              </w:rPr>
+            </w:pPr>
+            <w:r>
+              <w:rPr>
+                <w:highlight w:val="yellow"/>
+              </w:rPr>
               <w:t>Contraseña</w:t>
             </w:r>
           </w:p>
@@ -10872,7 +12922,15 @@
             <w:vAlign w:val="center"/>
           </w:tcPr>
           <w:p>
-            <w:r>
+            <w:pPr>
+              <w:rPr>
+                <w:highlight w:val="yellow"/>
+              </w:rPr>
+            </w:pPr>
+            <w:r>
+              <w:rPr>
+                <w:highlight w:val="yellow"/>
+              </w:rPr>
               <w:t>Alfanumérico + carácter especial</w:t>
             </w:r>
           </w:p>
@@ -10889,7 +12947,15 @@
             <w:vAlign w:val="center"/>
           </w:tcPr>
           <w:p>
-            <w:r>
+            <w:pPr>
+              <w:rPr>
+                <w:highlight w:val="yellow"/>
+              </w:rPr>
+            </w:pPr>
+            <w:r>
+              <w:rPr>
+                <w:highlight w:val="yellow"/>
+              </w:rPr>
               <w:t>Entre 8 y 20 caracteres, oculto en pantalla</w:t>
             </w:r>
           </w:p>
@@ -10906,7 +12972,15 @@
             <w:vAlign w:val="center"/>
           </w:tcPr>
           <w:p>
-            <w:r>
+            <w:pPr>
+              <w:rPr>
+                <w:highlight w:val="yellow"/>
+              </w:rPr>
+            </w:pPr>
+            <w:r>
+              <w:rPr>
+                <w:highlight w:val="yellow"/>
+              </w:rPr>
               <w:t>Sí</w:t>
             </w:r>
           </w:p>
@@ -10924,6 +12998,9 @@
           </w:tcPr>
           <w:p>
             <w:r>
+              <w:rPr>
+                <w:highlight w:val="yellow"/>
+              </w:rPr>
               <w:t>Sí</w:t>
             </w:r>
           </w:p>
@@ -10980,10 +13057,16 @@
             <w:vAlign w:val="center"/>
           </w:tcPr>
           <w:p>
+            <w:pPr>
+              <w:rPr>
+                <w:highlight w:val="yellow"/>
+              </w:rPr>
+            </w:pPr>
             <w:r>
               <w:rPr>
                 <w:b/>
                 <w:bCs/>
+                <w:highlight w:val="yellow"/>
               </w:rPr>
               <w:t>Campo</w:t>
             </w:r>
@@ -11002,10 +13085,16 @@
             <w:vAlign w:val="center"/>
           </w:tcPr>
           <w:p>
+            <w:pPr>
+              <w:rPr>
+                <w:highlight w:val="yellow"/>
+              </w:rPr>
+            </w:pPr>
             <w:r>
               <w:rPr>
                 <w:b/>
                 <w:bCs/>
+                <w:highlight w:val="yellow"/>
               </w:rPr>
               <w:t>Tipo de Dato</w:t>
             </w:r>
@@ -11024,10 +13113,16 @@
             <w:vAlign w:val="center"/>
           </w:tcPr>
           <w:p>
+            <w:pPr>
+              <w:rPr>
+                <w:highlight w:val="yellow"/>
+              </w:rPr>
+            </w:pPr>
             <w:r>
               <w:rPr>
                 <w:b/>
                 <w:bCs/>
+                <w:highlight w:val="yellow"/>
               </w:rPr>
               <w:t>Longitud / Formato</w:t>
             </w:r>
@@ -11046,10 +13141,16 @@
             <w:vAlign w:val="center"/>
           </w:tcPr>
           <w:p>
+            <w:pPr>
+              <w:rPr>
+                <w:highlight w:val="yellow"/>
+              </w:rPr>
+            </w:pPr>
             <w:r>
               <w:rPr>
                 <w:b/>
                 <w:bCs/>
+                <w:highlight w:val="yellow"/>
               </w:rPr>
               <w:t>Obligatorio</w:t>
             </w:r>
@@ -11068,10 +13169,16 @@
             <w:vAlign w:val="center"/>
           </w:tcPr>
           <w:p>
+            <w:pPr>
+              <w:rPr>
+                <w:highlight w:val="yellow"/>
+              </w:rPr>
+            </w:pPr>
             <w:r>
               <w:rPr>
                 <w:b/>
                 <w:bCs/>
+                <w:highlight w:val="yellow"/>
               </w:rPr>
               <w:t>Editable</w:t>
             </w:r>
@@ -11091,7 +13198,15 @@
             <w:vAlign w:val="center"/>
           </w:tcPr>
           <w:p>
-            <w:r>
+            <w:pPr>
+              <w:rPr>
+                <w:highlight w:val="yellow"/>
+              </w:rPr>
+            </w:pPr>
+            <w:r>
+              <w:rPr>
+                <w:highlight w:val="yellow"/>
+              </w:rPr>
               <w:t>Tipo de Documento</w:t>
             </w:r>
           </w:p>
@@ -11108,7 +13223,15 @@
             <w:vAlign w:val="center"/>
           </w:tcPr>
           <w:p>
-            <w:r>
+            <w:pPr>
+              <w:rPr>
+                <w:highlight w:val="yellow"/>
+              </w:rPr>
+            </w:pPr>
+            <w:r>
+              <w:rPr>
+                <w:highlight w:val="yellow"/>
+              </w:rPr>
               <w:t>Lista (DPI, NIT, IUSI)</w:t>
             </w:r>
           </w:p>
@@ -11125,7 +13248,15 @@
             <w:vAlign w:val="center"/>
           </w:tcPr>
           <w:p>
-            <w:r>
+            <w:pPr>
+              <w:rPr>
+                <w:highlight w:val="yellow"/>
+              </w:rPr>
+            </w:pPr>
+            <w:r>
+              <w:rPr>
+                <w:highlight w:val="yellow"/>
+              </w:rPr>
               <w:t>Selección única</w:t>
             </w:r>
           </w:p>
@@ -11142,7 +13273,15 @@
             <w:vAlign w:val="center"/>
           </w:tcPr>
           <w:p>
-            <w:r>
+            <w:pPr>
+              <w:rPr>
+                <w:highlight w:val="yellow"/>
+              </w:rPr>
+            </w:pPr>
+            <w:r>
+              <w:rPr>
+                <w:highlight w:val="yellow"/>
+              </w:rPr>
               <w:t>Sí</w:t>
             </w:r>
           </w:p>
@@ -11159,7 +13298,15 @@
             <w:vAlign w:val="center"/>
           </w:tcPr>
           <w:p>
-            <w:r>
+            <w:pPr>
+              <w:rPr>
+                <w:highlight w:val="yellow"/>
+              </w:rPr>
+            </w:pPr>
+            <w:r>
+              <w:rPr>
+                <w:highlight w:val="yellow"/>
+              </w:rPr>
               <w:t>Sí</w:t>
             </w:r>
           </w:p>
@@ -11178,7 +13325,15 @@
             <w:vAlign w:val="center"/>
           </w:tcPr>
           <w:p>
-            <w:r>
+            <w:pPr>
+              <w:rPr>
+                <w:highlight w:val="yellow"/>
+              </w:rPr>
+            </w:pPr>
+            <w:r>
+              <w:rPr>
+                <w:highlight w:val="yellow"/>
+              </w:rPr>
               <w:t>Número de Documento</w:t>
             </w:r>
           </w:p>
@@ -11195,7 +13350,15 @@
             <w:vAlign w:val="center"/>
           </w:tcPr>
           <w:p>
-            <w:r>
+            <w:pPr>
+              <w:rPr>
+                <w:highlight w:val="yellow"/>
+              </w:rPr>
+            </w:pPr>
+            <w:r>
+              <w:rPr>
+                <w:highlight w:val="yellow"/>
+              </w:rPr>
               <w:t>Numérico / Alfanumérico según tipo</w:t>
             </w:r>
           </w:p>
@@ -11212,7 +13375,15 @@
             <w:vAlign w:val="center"/>
           </w:tcPr>
           <w:p>
-            <w:r>
+            <w:pPr>
+              <w:rPr>
+                <w:highlight w:val="yellow"/>
+              </w:rPr>
+            </w:pPr>
+            <w:r>
+              <w:rPr>
+                <w:highlight w:val="yellow"/>
+              </w:rPr>
               <w:t>DPI: 13 dígitos numéricos. NIT: hasta 12 caracteres alfanuméricos. IUSI: hasta 10 dígitos numéricos</w:t>
             </w:r>
           </w:p>
@@ -11229,7 +13400,15 @@
             <w:vAlign w:val="center"/>
           </w:tcPr>
           <w:p>
-            <w:r>
+            <w:pPr>
+              <w:rPr>
+                <w:highlight w:val="yellow"/>
+              </w:rPr>
+            </w:pPr>
+            <w:r>
+              <w:rPr>
+                <w:highlight w:val="yellow"/>
+              </w:rPr>
               <w:t>Sí</w:t>
             </w:r>
           </w:p>
@@ -11246,7 +13425,15 @@
             <w:vAlign w:val="center"/>
           </w:tcPr>
           <w:p>
-            <w:r>
+            <w:pPr>
+              <w:rPr>
+                <w:highlight w:val="yellow"/>
+              </w:rPr>
+            </w:pPr>
+            <w:r>
+              <w:rPr>
+                <w:highlight w:val="yellow"/>
+              </w:rPr>
               <w:t>Sí</w:t>
             </w:r>
           </w:p>
@@ -11265,7 +13452,15 @@
             <w:vAlign w:val="center"/>
           </w:tcPr>
           <w:p>
-            <w:r>
+            <w:pPr>
+              <w:rPr>
+                <w:highlight w:val="yellow"/>
+              </w:rPr>
+            </w:pPr>
+            <w:r>
+              <w:rPr>
+                <w:highlight w:val="yellow"/>
+              </w:rPr>
               <w:t>Nombre del Ciudadano</w:t>
             </w:r>
           </w:p>
@@ -11282,7 +13477,15 @@
             <w:vAlign w:val="center"/>
           </w:tcPr>
           <w:p>
-            <w:r>
+            <w:pPr>
+              <w:rPr>
+                <w:highlight w:val="yellow"/>
+              </w:rPr>
+            </w:pPr>
+            <w:r>
+              <w:rPr>
+                <w:highlight w:val="yellow"/>
+              </w:rPr>
               <w:t>Texto</w:t>
             </w:r>
           </w:p>
@@ -11299,7 +13502,15 @@
             <w:vAlign w:val="center"/>
           </w:tcPr>
           <w:p>
-            <w:r>
+            <w:pPr>
+              <w:rPr>
+                <w:highlight w:val="yellow"/>
+              </w:rPr>
+            </w:pPr>
+            <w:r>
+              <w:rPr>
+                <w:highlight w:val="yellow"/>
+              </w:rPr>
               <w:t>Hasta 150 caracteres</w:t>
             </w:r>
           </w:p>
@@ -11316,7 +13527,15 @@
             <w:vAlign w:val="center"/>
           </w:tcPr>
           <w:p>
-            <w:r>
+            <w:pPr>
+              <w:rPr>
+                <w:highlight w:val="yellow"/>
+              </w:rPr>
+            </w:pPr>
+            <w:r>
+              <w:rPr>
+                <w:highlight w:val="yellow"/>
+              </w:rPr>
               <w:t>Sí</w:t>
             </w:r>
           </w:p>
@@ -11333,7 +13552,15 @@
             <w:vAlign w:val="center"/>
           </w:tcPr>
           <w:p>
-            <w:r>
+            <w:pPr>
+              <w:rPr>
+                <w:highlight w:val="yellow"/>
+              </w:rPr>
+            </w:pPr>
+            <w:r>
+              <w:rPr>
+                <w:highlight w:val="yellow"/>
+              </w:rPr>
               <w:t>No, autocompletado desde la base precargada</w:t>
             </w:r>
           </w:p>
@@ -11352,7 +13579,15 @@
             <w:vAlign w:val="center"/>
           </w:tcPr>
           <w:p>
-            <w:r>
+            <w:pPr>
+              <w:rPr>
+                <w:highlight w:val="yellow"/>
+              </w:rPr>
+            </w:pPr>
+            <w:r>
+              <w:rPr>
+                <w:highlight w:val="yellow"/>
+              </w:rPr>
               <w:t>Correo Electrónico</w:t>
             </w:r>
           </w:p>
@@ -11369,7 +13604,15 @@
             <w:vAlign w:val="center"/>
           </w:tcPr>
           <w:p>
-            <w:r>
+            <w:pPr>
+              <w:rPr>
+                <w:highlight w:val="yellow"/>
+              </w:rPr>
+            </w:pPr>
+            <w:r>
+              <w:rPr>
+                <w:highlight w:val="yellow"/>
+              </w:rPr>
               <w:t>Texto (formato correo)</w:t>
             </w:r>
           </w:p>
@@ -11386,7 +13629,15 @@
             <w:vAlign w:val="center"/>
           </w:tcPr>
           <w:p>
-            <w:r>
+            <w:pPr>
+              <w:rPr>
+                <w:highlight w:val="yellow"/>
+              </w:rPr>
+            </w:pPr>
+            <w:r>
+              <w:rPr>
+                <w:highlight w:val="yellow"/>
+              </w:rPr>
               <w:t>Hasta 150 caracteres</w:t>
             </w:r>
           </w:p>
@@ -11403,7 +13654,15 @@
             <w:vAlign w:val="center"/>
           </w:tcPr>
           <w:p>
-            <w:r>
+            <w:pPr>
+              <w:rPr>
+                <w:highlight w:val="yellow"/>
+              </w:rPr>
+            </w:pPr>
+            <w:r>
+              <w:rPr>
+                <w:highlight w:val="yellow"/>
+              </w:rPr>
               <w:t>No</w:t>
             </w:r>
           </w:p>
@@ -11420,7 +13679,15 @@
             <w:vAlign w:val="center"/>
           </w:tcPr>
           <w:p>
-            <w:r>
+            <w:pPr>
+              <w:rPr>
+                <w:highlight w:val="yellow"/>
+              </w:rPr>
+            </w:pPr>
+            <w:r>
+              <w:rPr>
+                <w:highlight w:val="yellow"/>
+              </w:rPr>
               <w:t>No, autocompletado desde la base precargada</w:t>
             </w:r>
           </w:p>
@@ -11439,7 +13706,15 @@
             <w:vAlign w:val="center"/>
           </w:tcPr>
           <w:p>
-            <w:r>
+            <w:pPr>
+              <w:rPr>
+                <w:highlight w:val="yellow"/>
+              </w:rPr>
+            </w:pPr>
+            <w:r>
+              <w:rPr>
+                <w:highlight w:val="yellow"/>
+              </w:rPr>
               <w:lastRenderedPageBreak/>
               <w:t>Tipo de Caso</w:t>
             </w:r>
@@ -11457,7 +13732,15 @@
             <w:vAlign w:val="center"/>
           </w:tcPr>
           <w:p>
-            <w:r>
+            <w:pPr>
+              <w:rPr>
+                <w:highlight w:val="yellow"/>
+              </w:rPr>
+            </w:pPr>
+            <w:r>
+              <w:rPr>
+                <w:highlight w:val="yellow"/>
+              </w:rPr>
               <w:t>Lista (Queja, Denuncia, Sugerencia)</w:t>
             </w:r>
           </w:p>
@@ -11474,7 +13757,15 @@
             <w:vAlign w:val="center"/>
           </w:tcPr>
           <w:p>
-            <w:r>
+            <w:pPr>
+              <w:rPr>
+                <w:highlight w:val="yellow"/>
+              </w:rPr>
+            </w:pPr>
+            <w:r>
+              <w:rPr>
+                <w:highlight w:val="yellow"/>
+              </w:rPr>
               <w:t>Selección única</w:t>
             </w:r>
           </w:p>
@@ -11491,7 +13782,15 @@
             <w:vAlign w:val="center"/>
           </w:tcPr>
           <w:p>
-            <w:r>
+            <w:pPr>
+              <w:rPr>
+                <w:highlight w:val="yellow"/>
+              </w:rPr>
+            </w:pPr>
+            <w:r>
+              <w:rPr>
+                <w:highlight w:val="yellow"/>
+              </w:rPr>
               <w:t>Sí</w:t>
             </w:r>
           </w:p>
@@ -11508,7 +13807,15 @@
             <w:vAlign w:val="center"/>
           </w:tcPr>
           <w:p>
-            <w:r>
+            <w:pPr>
+              <w:rPr>
+                <w:highlight w:val="yellow"/>
+              </w:rPr>
+            </w:pPr>
+            <w:r>
+              <w:rPr>
+                <w:highlight w:val="yellow"/>
+              </w:rPr>
               <w:t>Sí</w:t>
             </w:r>
           </w:p>
@@ -11527,7 +13834,15 @@
             <w:vAlign w:val="center"/>
           </w:tcPr>
           <w:p>
-            <w:r>
+            <w:pPr>
+              <w:rPr>
+                <w:highlight w:val="yellow"/>
+              </w:rPr>
+            </w:pPr>
+            <w:r>
+              <w:rPr>
+                <w:highlight w:val="yellow"/>
+              </w:rPr>
               <w:t>Categoría del Problema</w:t>
             </w:r>
           </w:p>
@@ -11544,7 +13859,15 @@
             <w:vAlign w:val="center"/>
           </w:tcPr>
           <w:p>
-            <w:r>
+            <w:pPr>
+              <w:rPr>
+                <w:highlight w:val="yellow"/>
+              </w:rPr>
+            </w:pPr>
+            <w:r>
+              <w:rPr>
+                <w:highlight w:val="yellow"/>
+              </w:rPr>
               <w:t>Lista (según catálogo y tipo de caso)</w:t>
             </w:r>
           </w:p>
@@ -11561,7 +13884,15 @@
             <w:vAlign w:val="center"/>
           </w:tcPr>
           <w:p>
-            <w:r>
+            <w:pPr>
+              <w:rPr>
+                <w:highlight w:val="yellow"/>
+              </w:rPr>
+            </w:pPr>
+            <w:r>
+              <w:rPr>
+                <w:highlight w:val="yellow"/>
+              </w:rPr>
               <w:t>Selección única</w:t>
             </w:r>
           </w:p>
@@ -11578,7 +13909,15 @@
             <w:vAlign w:val="center"/>
           </w:tcPr>
           <w:p>
-            <w:r>
+            <w:pPr>
+              <w:rPr>
+                <w:highlight w:val="yellow"/>
+              </w:rPr>
+            </w:pPr>
+            <w:r>
+              <w:rPr>
+                <w:highlight w:val="yellow"/>
+              </w:rPr>
               <w:t>Sí</w:t>
             </w:r>
           </w:p>
@@ -11595,7 +13934,15 @@
             <w:vAlign w:val="center"/>
           </w:tcPr>
           <w:p>
-            <w:r>
+            <w:pPr>
+              <w:rPr>
+                <w:highlight w:val="yellow"/>
+              </w:rPr>
+            </w:pPr>
+            <w:r>
+              <w:rPr>
+                <w:highlight w:val="yellow"/>
+              </w:rPr>
               <w:t>Sí</w:t>
             </w:r>
           </w:p>
@@ -11614,7 +13961,15 @@
             <w:vAlign w:val="center"/>
           </w:tcPr>
           <w:p>
-            <w:r>
+            <w:pPr>
+              <w:rPr>
+                <w:highlight w:val="yellow"/>
+              </w:rPr>
+            </w:pPr>
+            <w:r>
+              <w:rPr>
+                <w:highlight w:val="yellow"/>
+              </w:rPr>
               <w:t>Departamento Responsable</w:t>
             </w:r>
           </w:p>
@@ -11631,7 +13986,15 @@
             <w:vAlign w:val="center"/>
           </w:tcPr>
           <w:p>
-            <w:r>
+            <w:pPr>
+              <w:rPr>
+                <w:highlight w:val="yellow"/>
+              </w:rPr>
+            </w:pPr>
+            <w:r>
+              <w:rPr>
+                <w:highlight w:val="yellow"/>
+              </w:rPr>
               <w:t>Texto</w:t>
             </w:r>
           </w:p>
@@ -11648,7 +14011,15 @@
             <w:vAlign w:val="center"/>
           </w:tcPr>
           <w:p>
-            <w:r>
+            <w:pPr>
+              <w:rPr>
+                <w:highlight w:val="yellow"/>
+              </w:rPr>
+            </w:pPr>
+            <w:r>
+              <w:rPr>
+                <w:highlight w:val="yellow"/>
+              </w:rPr>
               <w:t>Según catálogo</w:t>
             </w:r>
           </w:p>
@@ -11665,7 +14036,15 @@
             <w:vAlign w:val="center"/>
           </w:tcPr>
           <w:p>
-            <w:r>
+            <w:pPr>
+              <w:rPr>
+                <w:highlight w:val="yellow"/>
+              </w:rPr>
+            </w:pPr>
+            <w:r>
+              <w:rPr>
+                <w:highlight w:val="yellow"/>
+              </w:rPr>
               <w:t>Sí</w:t>
             </w:r>
           </w:p>
@@ -11682,7 +14061,15 @@
             <w:vAlign w:val="center"/>
           </w:tcPr>
           <w:p>
-            <w:r>
+            <w:pPr>
+              <w:rPr>
+                <w:highlight w:val="yellow"/>
+              </w:rPr>
+            </w:pPr>
+            <w:r>
+              <w:rPr>
+                <w:highlight w:val="yellow"/>
+              </w:rPr>
               <w:t>No, autocompletado según la categoría</w:t>
             </w:r>
           </w:p>
@@ -11701,7 +14088,15 @@
             <w:vAlign w:val="center"/>
           </w:tcPr>
           <w:p>
-            <w:r>
+            <w:pPr>
+              <w:rPr>
+                <w:highlight w:val="yellow"/>
+              </w:rPr>
+            </w:pPr>
+            <w:r>
+              <w:rPr>
+                <w:highlight w:val="yellow"/>
+              </w:rPr>
               <w:t>Dirección o Ubicación del Problema</w:t>
             </w:r>
           </w:p>
@@ -11718,7 +14113,15 @@
             <w:vAlign w:val="center"/>
           </w:tcPr>
           <w:p>
-            <w:r>
+            <w:pPr>
+              <w:rPr>
+                <w:highlight w:val="yellow"/>
+              </w:rPr>
+            </w:pPr>
+            <w:r>
+              <w:rPr>
+                <w:highlight w:val="yellow"/>
+              </w:rPr>
               <w:t>Texto</w:t>
             </w:r>
           </w:p>
@@ -11735,7 +14138,15 @@
             <w:vAlign w:val="center"/>
           </w:tcPr>
           <w:p>
-            <w:r>
+            <w:pPr>
+              <w:rPr>
+                <w:highlight w:val="yellow"/>
+              </w:rPr>
+            </w:pPr>
+            <w:r>
+              <w:rPr>
+                <w:highlight w:val="yellow"/>
+              </w:rPr>
               <w:t>Hasta 250 caracteres</w:t>
             </w:r>
           </w:p>
@@ -11752,7 +14163,15 @@
             <w:vAlign w:val="center"/>
           </w:tcPr>
           <w:p>
-            <w:r>
+            <w:pPr>
+              <w:rPr>
+                <w:highlight w:val="yellow"/>
+              </w:rPr>
+            </w:pPr>
+            <w:r>
+              <w:rPr>
+                <w:highlight w:val="yellow"/>
+              </w:rPr>
               <w:t>Sí</w:t>
             </w:r>
           </w:p>
@@ -11769,7 +14188,15 @@
             <w:vAlign w:val="center"/>
           </w:tcPr>
           <w:p>
-            <w:r>
+            <w:pPr>
+              <w:rPr>
+                <w:highlight w:val="yellow"/>
+              </w:rPr>
+            </w:pPr>
+            <w:r>
+              <w:rPr>
+                <w:highlight w:val="yellow"/>
+              </w:rPr>
               <w:t>Sí</w:t>
             </w:r>
           </w:p>
@@ -11788,7 +14215,15 @@
             <w:vAlign w:val="center"/>
           </w:tcPr>
           <w:p>
-            <w:r>
+            <w:pPr>
+              <w:rPr>
+                <w:highlight w:val="yellow"/>
+              </w:rPr>
+            </w:pPr>
+            <w:r>
+              <w:rPr>
+                <w:highlight w:val="yellow"/>
+              </w:rPr>
               <w:t>Descripción del Caso</w:t>
             </w:r>
           </w:p>
@@ -11805,7 +14240,15 @@
             <w:vAlign w:val="center"/>
           </w:tcPr>
           <w:p>
-            <w:r>
+            <w:pPr>
+              <w:rPr>
+                <w:highlight w:val="yellow"/>
+              </w:rPr>
+            </w:pPr>
+            <w:r>
+              <w:rPr>
+                <w:highlight w:val="yellow"/>
+              </w:rPr>
               <w:t>Texto largo</w:t>
             </w:r>
           </w:p>
@@ -11822,7 +14265,15 @@
             <w:vAlign w:val="center"/>
           </w:tcPr>
           <w:p>
-            <w:r>
+            <w:pPr>
+              <w:rPr>
+                <w:highlight w:val="yellow"/>
+              </w:rPr>
+            </w:pPr>
+            <w:r>
+              <w:rPr>
+                <w:highlight w:val="yellow"/>
+              </w:rPr>
               <w:t>Hasta 2000 caracteres</w:t>
             </w:r>
           </w:p>
@@ -11839,7 +14290,15 @@
             <w:vAlign w:val="center"/>
           </w:tcPr>
           <w:p>
-            <w:r>
+            <w:pPr>
+              <w:rPr>
+                <w:highlight w:val="yellow"/>
+              </w:rPr>
+            </w:pPr>
+            <w:r>
+              <w:rPr>
+                <w:highlight w:val="yellow"/>
+              </w:rPr>
               <w:t>Sí</w:t>
             </w:r>
           </w:p>
@@ -11856,7 +14315,15 @@
             <w:vAlign w:val="center"/>
           </w:tcPr>
           <w:p>
-            <w:r>
+            <w:pPr>
+              <w:rPr>
+                <w:highlight w:val="yellow"/>
+              </w:rPr>
+            </w:pPr>
+            <w:r>
+              <w:rPr>
+                <w:highlight w:val="yellow"/>
+              </w:rPr>
               <w:t>Sí</w:t>
             </w:r>
           </w:p>
@@ -11875,7 +14342,15 @@
             <w:vAlign w:val="center"/>
           </w:tcPr>
           <w:p>
-            <w:r>
+            <w:pPr>
+              <w:rPr>
+                <w:highlight w:val="yellow"/>
+              </w:rPr>
+            </w:pPr>
+            <w:r>
+              <w:rPr>
+                <w:highlight w:val="yellow"/>
+              </w:rPr>
               <w:t>Evidencia</w:t>
             </w:r>
           </w:p>
@@ -11892,7 +14367,15 @@
             <w:vAlign w:val="center"/>
           </w:tcPr>
           <w:p>
-            <w:r>
+            <w:pPr>
+              <w:rPr>
+                <w:highlight w:val="yellow"/>
+              </w:rPr>
+            </w:pPr>
+            <w:r>
+              <w:rPr>
+                <w:highlight w:val="yellow"/>
+              </w:rPr>
               <w:t>Archivo (imagen o video)</w:t>
             </w:r>
           </w:p>
@@ -11909,7 +14392,15 @@
             <w:vAlign w:val="center"/>
           </w:tcPr>
           <w:p>
-            <w:r>
+            <w:pPr>
+              <w:rPr>
+                <w:highlight w:val="yellow"/>
+              </w:rPr>
+            </w:pPr>
+            <w:r>
+              <w:rPr>
+                <w:highlight w:val="yellow"/>
+              </w:rPr>
               <w:t>Máximo 2MB por archivo</w:t>
             </w:r>
           </w:p>
@@ -11926,7 +14417,15 @@
             <w:vAlign w:val="center"/>
           </w:tcPr>
           <w:p>
-            <w:r>
+            <w:pPr>
+              <w:rPr>
+                <w:highlight w:val="yellow"/>
+              </w:rPr>
+            </w:pPr>
+            <w:r>
+              <w:rPr>
+                <w:highlight w:val="yellow"/>
+              </w:rPr>
               <w:t>No</w:t>
             </w:r>
           </w:p>
@@ -11943,7 +14442,15 @@
             <w:vAlign w:val="center"/>
           </w:tcPr>
           <w:p>
-            <w:r>
+            <w:pPr>
+              <w:rPr>
+                <w:highlight w:val="yellow"/>
+              </w:rPr>
+            </w:pPr>
+            <w:r>
+              <w:rPr>
+                <w:highlight w:val="yellow"/>
+              </w:rPr>
               <w:t>Sí</w:t>
             </w:r>
           </w:p>
@@ -12000,10 +14507,16 @@
             <w:vAlign w:val="center"/>
           </w:tcPr>
           <w:p>
+            <w:pPr>
+              <w:rPr>
+                <w:highlight w:val="yellow"/>
+              </w:rPr>
+            </w:pPr>
             <w:r>
               <w:rPr>
                 <w:b/>
                 <w:bCs/>
+                <w:highlight w:val="yellow"/>
               </w:rPr>
               <w:t>Campo</w:t>
             </w:r>
@@ -12022,10 +14535,16 @@
             <w:vAlign w:val="center"/>
           </w:tcPr>
           <w:p>
+            <w:pPr>
+              <w:rPr>
+                <w:highlight w:val="yellow"/>
+              </w:rPr>
+            </w:pPr>
             <w:r>
               <w:rPr>
                 <w:b/>
                 <w:bCs/>
+                <w:highlight w:val="yellow"/>
               </w:rPr>
               <w:t>Tipo de Dato</w:t>
             </w:r>
@@ -12044,10 +14563,16 @@
             <w:vAlign w:val="center"/>
           </w:tcPr>
           <w:p>
+            <w:pPr>
+              <w:rPr>
+                <w:highlight w:val="yellow"/>
+              </w:rPr>
+            </w:pPr>
             <w:r>
               <w:rPr>
                 <w:b/>
                 <w:bCs/>
+                <w:highlight w:val="yellow"/>
               </w:rPr>
               <w:t>Longitud / Formato</w:t>
             </w:r>
@@ -12066,10 +14591,16 @@
             <w:vAlign w:val="center"/>
           </w:tcPr>
           <w:p>
+            <w:pPr>
+              <w:rPr>
+                <w:highlight w:val="yellow"/>
+              </w:rPr>
+            </w:pPr>
             <w:r>
               <w:rPr>
                 <w:b/>
                 <w:bCs/>
+                <w:highlight w:val="yellow"/>
               </w:rPr>
               <w:t>Obligatorio</w:t>
             </w:r>
@@ -12088,10 +14619,16 @@
             <w:vAlign w:val="center"/>
           </w:tcPr>
           <w:p>
+            <w:pPr>
+              <w:rPr>
+                <w:highlight w:val="yellow"/>
+              </w:rPr>
+            </w:pPr>
             <w:r>
               <w:rPr>
                 <w:b/>
                 <w:bCs/>
+                <w:highlight w:val="yellow"/>
               </w:rPr>
               <w:t>Editable</w:t>
             </w:r>
@@ -12111,7 +14648,15 @@
             <w:vAlign w:val="center"/>
           </w:tcPr>
           <w:p>
-            <w:r>
+            <w:pPr>
+              <w:rPr>
+                <w:highlight w:val="yellow"/>
+              </w:rPr>
+            </w:pPr>
+            <w:r>
+              <w:rPr>
+                <w:highlight w:val="yellow"/>
+              </w:rPr>
               <w:t>Código de Seguimiento</w:t>
             </w:r>
           </w:p>
@@ -12128,7 +14673,15 @@
             <w:vAlign w:val="center"/>
           </w:tcPr>
           <w:p>
-            <w:r>
+            <w:pPr>
+              <w:rPr>
+                <w:highlight w:val="yellow"/>
+              </w:rPr>
+            </w:pPr>
+            <w:r>
+              <w:rPr>
+                <w:highlight w:val="yellow"/>
+              </w:rPr>
               <w:t>Alfanumérico</w:t>
             </w:r>
           </w:p>
@@ -12145,7 +14698,15 @@
             <w:vAlign w:val="center"/>
           </w:tcPr>
           <w:p>
-            <w:r>
+            <w:pPr>
+              <w:rPr>
+                <w:highlight w:val="yellow"/>
+              </w:rPr>
+            </w:pPr>
+            <w:r>
+              <w:rPr>
+                <w:highlight w:val="yellow"/>
+              </w:rPr>
               <w:t>Formato SQ-XXXXXXXX (11 caracteres)</w:t>
             </w:r>
           </w:p>
@@ -12162,7 +14723,15 @@
             <w:vAlign w:val="center"/>
           </w:tcPr>
           <w:p>
-            <w:r>
+            <w:pPr>
+              <w:rPr>
+                <w:highlight w:val="yellow"/>
+              </w:rPr>
+            </w:pPr>
+            <w:r>
+              <w:rPr>
+                <w:highlight w:val="yellow"/>
+              </w:rPr>
               <w:t>Sí</w:t>
             </w:r>
           </w:p>
@@ -12180,6 +14749,9 @@
           </w:tcPr>
           <w:p>
             <w:r>
+              <w:rPr>
+                <w:highlight w:val="yellow"/>
+              </w:rPr>
               <w:t>Sí</w:t>
             </w:r>
           </w:p>
@@ -15351,7 +17923,7 @@
     </w:tbl>
     <w:p>
       <w:pPr>
-        <w:pStyle w:val="Heading2"/>
+        <w:pStyle w:val="Ttulo2"/>
         <w:spacing w:before="240" w:after="120"/>
       </w:pPr>
       <w:r>
@@ -17188,13 +19760,13 @@
     </w:tbl>
     <w:p>
       <w:pPr>
-        <w:pStyle w:val="Heading2"/>
+        <w:pStyle w:val="Ttulo2"/>
         <w:spacing w:before="240" w:after="120"/>
       </w:pPr>
     </w:p>
     <w:p>
       <w:pPr>
-        <w:pStyle w:val="Heading2"/>
+        <w:pStyle w:val="Ttulo2"/>
         <w:spacing w:before="240" w:after="120"/>
       </w:pPr>
       <w:r>
@@ -17358,7 +19930,7 @@
 </file>
 
 <file path=word/numbering.xml><?xml version="1.0" encoding="utf-8"?>
-<w:numbering xmlns:wpc="http://schemas.microsoft.com/office/word/2010/wordprocessingCanvas" xmlns:cx="http://schemas.microsoft.com/office/drawing/2014/chartex" xmlns:cx1="http://schemas.microsoft.com/office/drawing/2015/9/8/chartex" xmlns:cx2="http://schemas.microsoft.com/office/drawing/2015/10/21/chartex" xmlns:cx3="http://schemas.microsoft.com/office/drawing/2016/5/9/chartex" xmlns:cx4="http://schemas.microsoft.com/office/drawing/2016/5/10/chartex" xmlns:cx5="http://schemas.microsoft.com/office/drawing/2016/5/11/chartex" xmlns:cx6="http://schemas.microsoft.com/office/drawing/2016/5/12/chartex" xmlns:cx7="http://schemas.microsoft.com/office/drawing/2016/5/13/chartex" xmlns:cx8="http://schemas.microsoft.com/office/drawing/2016/5/14/chartex" xmlns:mc="http://schemas.openxmlformats.org/markup-compatibility/2006" xmlns:aink="http://schemas.microsoft.com/office/drawing/2016/ink" xmlns:am3d="http://schemas.microsoft.com/office/drawing/2017/model3d" xmlns:o="urn:schemas-microsoft-com:office:office" xmlns:r="http://schemas.openxmlformats.org/officeDocument/2006/relationships" xmlns:m="http://schemas.openxmlformats.org/officeDocument/2006/math" xmlns:v="urn:schemas-microsoft-com:vml" xmlns:wp14="http://schemas.microsoft.com/office/word/2010/wordprocessingDrawing" xmlns:wp="http://schemas.openxmlformats.org/drawingml/2006/wordprocessingDrawing" xmlns:w10="urn:schemas-microsoft-com:office:word" xmlns:w="http://schemas.openxmlformats.org/wordprocessingml/2006/main" xmlns:w14="http://schemas.microsoft.com/office/word/2010/wordml" xmlns:w15="http://schemas.microsoft.com/office/word/2012/wordml" xmlns:w16cex="http://schemas.microsoft.com/office/word/2018/wordml/cex" xmlns:w16cid="http://schemas.microsoft.com/office/word/2016/wordml/cid" xmlns:w16="http://schemas.microsoft.com/office/word/2018/wordml" xmlns:w16sdtdh="http://schemas.microsoft.com/office/word/2020/wordml/sdtdatahash" xmlns:w16se="http://schemas.microsoft.com/office/word/2015/wordml/symex" xmlns:wpg="http://schemas.microsoft.com/office/word/2010/wordprocessingGroup" xmlns:wpi="http://schemas.microsoft.com/office/word/2010/wordprocessingInk" xmlns:wne="http://schemas.microsoft.com/office/word/2006/wordml" xmlns:wps="http://schemas.microsoft.com/office/word/2010/wordprocessingShape" mc:Ignorable="w14 w15 w16se w16cid w16 w16cex w16sdtdh wp14">
+<w:numbering xmlns:wpc="http://schemas.microsoft.com/office/word/2010/wordprocessingCanvas" xmlns:cx="http://schemas.microsoft.com/office/drawing/2014/chartex" xmlns:cx1="http://schemas.microsoft.com/office/drawing/2015/9/8/chartex" xmlns:cx2="http://schemas.microsoft.com/office/drawing/2015/10/21/chartex" xmlns:cx3="http://schemas.microsoft.com/office/drawing/2016/5/9/chartex" xmlns:cx4="http://schemas.microsoft.com/office/drawing/2016/5/10/chartex" xmlns:cx5="http://schemas.microsoft.com/office/drawing/2016/5/11/chartex" xmlns:cx6="http://schemas.microsoft.com/office/drawing/2016/5/12/chartex" xmlns:cx7="http://schemas.microsoft.com/office/drawing/2016/5/13/chartex" xmlns:cx8="http://schemas.microsoft.com/office/drawing/2016/5/14/chartex" xmlns:mc="http://schemas.openxmlformats.org/markup-compatibility/2006" xmlns:aink="http://schemas.microsoft.com/office/drawing/2016/ink" xmlns:am3d="http://schemas.microsoft.com/office/drawing/2017/model3d" xmlns:o="urn:schemas-microsoft-com:office:office" xmlns:oel="http://schemas.microsoft.com/office/2019/extlst" xmlns:r="http://schemas.openxmlformats.org/officeDocument/2006/relationships" xmlns:m="http://schemas.openxmlformats.org/officeDocument/2006/math" xmlns:v="urn:schemas-microsoft-com:vml" xmlns:wp14="http://schemas.microsoft.com/office/word/2010/wordprocessingDrawing" xmlns:wp="http://schemas.openxmlformats.org/drawingml/2006/wordprocessingDrawing" xmlns:w10="urn:schemas-microsoft-com:office:word" xmlns:w="http://schemas.openxmlformats.org/wordprocessingml/2006/main" xmlns:w14="http://schemas.microsoft.com/office/word/2010/wordml" xmlns:w15="http://schemas.microsoft.com/office/word/2012/wordml" xmlns:w16cex="http://schemas.microsoft.com/office/word/2018/wordml/cex" xmlns:w16cid="http://schemas.microsoft.com/office/word/2016/wordml/cid" xmlns:w16="http://schemas.microsoft.com/office/word/2018/wordml" xmlns:w16du="http://schemas.microsoft.com/office/word/2023/wordml/word16du" xmlns:w16sdtdh="http://schemas.microsoft.com/office/word/2020/wordml/sdtdatahash" xmlns:w16sdtfl="http://schemas.microsoft.com/office/word/2024/wordml/sdtformatlock" xmlns:w16se="http://schemas.microsoft.com/office/word/2015/wordml/symex" xmlns:wpg="http://schemas.microsoft.com/office/word/2010/wordprocessingGroup" xmlns:wpi="http://schemas.microsoft.com/office/word/2010/wordprocessingInk" xmlns:wne="http://schemas.microsoft.com/office/word/2006/wordml" xmlns:wps="http://schemas.microsoft.com/office/word/2010/wordprocessingShape" mc:Ignorable="w14 w15 w16se w16cid w16 w16cex w16sdtdh w16sdtfl w16du wp14">
   <w:abstractNum w:abstractNumId="0" w15:restartNumberingAfterBreak="0">
     <w:nsid w:val="55C060FD"/>
     <w:multiLevelType w:val="hybridMultilevel"/>
@@ -17445,7 +20017,7 @@
       </w:pPr>
     </w:lvl>
   </w:abstractNum>
-  <w:num w:numId="1">
+  <w:num w:numId="1" w16cid:durableId="191580499">
     <w:abstractNumId w:val="0"/>
     <w:lvlOverride w:ilvl="0">
       <w:startOverride w:val="1"/>
@@ -17455,7 +20027,7 @@
 </file>
 
 <file path=word/styles.xml><?xml version="1.0" encoding="utf-8"?>
-<w:styles xmlns:mc="http://schemas.openxmlformats.org/markup-compatibility/2006" xmlns:r="http://schemas.openxmlformats.org/officeDocument/2006/relationships" xmlns:w="http://schemas.openxmlformats.org/wordprocessingml/2006/main" xmlns:w14="http://schemas.microsoft.com/office/word/2010/wordml" xmlns:w15="http://schemas.microsoft.com/office/word/2012/wordml" xmlns:w16cex="http://schemas.microsoft.com/office/word/2018/wordml/cex" xmlns:w16cid="http://schemas.microsoft.com/office/word/2016/wordml/cid" xmlns:w16="http://schemas.microsoft.com/office/word/2018/wordml" xmlns:w16sdtdh="http://schemas.microsoft.com/office/word/2020/wordml/sdtdatahash" xmlns:w16se="http://schemas.microsoft.com/office/word/2015/wordml/symex" mc:Ignorable="w14 w15 w16se w16cid w16 w16cex w16sdtdh">
+<w:styles xmlns:mc="http://schemas.openxmlformats.org/markup-compatibility/2006" xmlns:r="http://schemas.openxmlformats.org/officeDocument/2006/relationships" xmlns:w="http://schemas.openxmlformats.org/wordprocessingml/2006/main" xmlns:w14="http://schemas.microsoft.com/office/word/2010/wordml" xmlns:w15="http://schemas.microsoft.com/office/word/2012/wordml" xmlns:w16cex="http://schemas.microsoft.com/office/word/2018/wordml/cex" xmlns:w16cid="http://schemas.microsoft.com/office/word/2016/wordml/cid" xmlns:w16="http://schemas.microsoft.com/office/word/2018/wordml" xmlns:w16du="http://schemas.microsoft.com/office/word/2023/wordml/word16du" xmlns:w16sdtdh="http://schemas.microsoft.com/office/word/2020/wordml/sdtdatahash" xmlns:w16sdtfl="http://schemas.microsoft.com/office/word/2024/wordml/sdtformatlock" xmlns:w16se="http://schemas.microsoft.com/office/word/2015/wordml/symex" mc:Ignorable="w14 w15 w16se w16cid w16 w16cex w16sdtdh w16sdtfl w16du">
   <w:docDefaults>
     <w:rPrDefault>
       <w:rPr>
@@ -17847,7 +20419,7 @@
     <w:name w:val="Normal"/>
     <w:qFormat/>
   </w:style>
-  <w:style w:type="paragraph" w:styleId="Heading1">
+  <w:style w:type="paragraph" w:styleId="Ttulo1">
     <w:name w:val="heading 1"/>
     <w:uiPriority w:val="9"/>
     <w:qFormat/>
@@ -17860,9 +20432,9 @@
       <w:szCs w:val="32"/>
     </w:rPr>
   </w:style>
-  <w:style w:type="paragraph" w:styleId="Heading2">
+  <w:style w:type="paragraph" w:styleId="Ttulo2">
     <w:name w:val="heading 2"/>
-    <w:link w:val="Heading2Char"/>
+    <w:link w:val="Ttulo2Car"/>
     <w:uiPriority w:val="9"/>
     <w:unhideWhenUsed/>
     <w:qFormat/>
@@ -17875,7 +20447,7 @@
       <w:szCs w:val="26"/>
     </w:rPr>
   </w:style>
-  <w:style w:type="paragraph" w:styleId="Heading3">
+  <w:style w:type="paragraph" w:styleId="Ttulo3">
     <w:name w:val="heading 3"/>
     <w:uiPriority w:val="9"/>
     <w:unhideWhenUsed/>
@@ -17889,7 +20461,7 @@
       <w:szCs w:val="24"/>
     </w:rPr>
   </w:style>
-  <w:style w:type="paragraph" w:styleId="Heading4">
+  <w:style w:type="paragraph" w:styleId="Ttulo4">
     <w:name w:val="heading 4"/>
     <w:uiPriority w:val="9"/>
     <w:semiHidden/>
@@ -17904,7 +20476,7 @@
       <w:color w:val="2E74B5"/>
     </w:rPr>
   </w:style>
-  <w:style w:type="paragraph" w:styleId="Heading5">
+  <w:style w:type="paragraph" w:styleId="Ttulo5">
     <w:name w:val="heading 5"/>
     <w:uiPriority w:val="9"/>
     <w:semiHidden/>
@@ -17917,7 +20489,7 @@
       <w:color w:val="2E74B5"/>
     </w:rPr>
   </w:style>
-  <w:style w:type="paragraph" w:styleId="Heading6">
+  <w:style w:type="paragraph" w:styleId="Ttulo6">
     <w:name w:val="heading 6"/>
     <w:uiPriority w:val="9"/>
     <w:semiHidden/>
@@ -17930,13 +20502,13 @@
       <w:color w:val="1F4D78"/>
     </w:rPr>
   </w:style>
-  <w:style w:type="character" w:default="1" w:styleId="DefaultParagraphFont">
+  <w:style w:type="character" w:default="1" w:styleId="Fuentedeprrafopredeter">
     <w:name w:val="Default Paragraph Font"/>
     <w:uiPriority w:val="1"/>
     <w:semiHidden/>
     <w:unhideWhenUsed/>
   </w:style>
-  <w:style w:type="table" w:default="1" w:styleId="TableNormal">
+  <w:style w:type="table" w:default="1" w:styleId="Tablanormal">
     <w:name w:val="Normal Table"/>
     <w:uiPriority w:val="99"/>
     <w:semiHidden/>
@@ -17951,13 +20523,13 @@
       </w:tblCellMar>
     </w:tblPr>
   </w:style>
-  <w:style w:type="numbering" w:default="1" w:styleId="NoList">
+  <w:style w:type="numbering" w:default="1" w:styleId="Sinlista">
     <w:name w:val="No List"/>
     <w:uiPriority w:val="99"/>
     <w:semiHidden/>
     <w:unhideWhenUsed/>
   </w:style>
-  <w:style w:type="paragraph" w:styleId="Title">
+  <w:style w:type="paragraph" w:styleId="Ttulo">
     <w:name w:val="Title"/>
     <w:uiPriority w:val="10"/>
     <w:qFormat/>
@@ -17974,11 +20546,11 @@
       <w:bCs/>
     </w:rPr>
   </w:style>
-  <w:style w:type="paragraph" w:styleId="ListParagraph">
+  <w:style w:type="paragraph" w:styleId="Prrafodelista">
     <w:name w:val="List Paragraph"/>
     <w:qFormat/>
   </w:style>
-  <w:style w:type="character" w:styleId="Hyperlink">
+  <w:style w:type="character" w:styleId="Hipervnculo">
     <w:name w:val="Hyperlink"/>
     <w:uiPriority w:val="99"/>
     <w:unhideWhenUsed/>
@@ -17987,7 +20559,7 @@
       <w:u w:val="single"/>
     </w:rPr>
   </w:style>
-  <w:style w:type="character" w:styleId="FootnoteReference">
+  <w:style w:type="character" w:styleId="Refdenotaalpie">
     <w:name w:val="footnote reference"/>
     <w:uiPriority w:val="99"/>
     <w:semiHidden/>
@@ -17996,16 +20568,16 @@
       <w:vertAlign w:val="superscript"/>
     </w:rPr>
   </w:style>
-  <w:style w:type="paragraph" w:styleId="FootnoteText">
+  <w:style w:type="paragraph" w:styleId="Textonotapie">
     <w:name w:val="footnote text"/>
-    <w:link w:val="FootnoteTextChar"/>
+    <w:link w:val="TextonotapieCar"/>
     <w:uiPriority w:val="99"/>
     <w:semiHidden/>
     <w:unhideWhenUsed/>
   </w:style>
-  <w:style w:type="character" w:customStyle="1" w:styleId="FootnoteTextChar">
-    <w:name w:val="Footnote Text Char"/>
-    <w:link w:val="FootnoteText"/>
+  <w:style w:type="character" w:customStyle="1" w:styleId="TextonotapieCar">
+    <w:name w:val="Texto nota pie Car"/>
+    <w:link w:val="Textonotapie"/>
     <w:uiPriority w:val="99"/>
     <w:semiHidden/>
     <w:unhideWhenUsed/>
@@ -18014,7 +20586,7 @@
       <w:szCs w:val="20"/>
     </w:rPr>
   </w:style>
-  <w:style w:type="character" w:styleId="EndnoteReference">
+  <w:style w:type="character" w:styleId="Refdenotaalfinal">
     <w:name w:val="endnote reference"/>
     <w:uiPriority w:val="99"/>
     <w:semiHidden/>
@@ -18023,16 +20595,16 @@
       <w:vertAlign w:val="superscript"/>
     </w:rPr>
   </w:style>
-  <w:style w:type="paragraph" w:styleId="EndnoteText">
+  <w:style w:type="paragraph" w:styleId="Textonotaalfinal">
     <w:name w:val="endnote text"/>
-    <w:link w:val="EndnoteTextChar"/>
+    <w:link w:val="TextonotaalfinalCar"/>
     <w:uiPriority w:val="99"/>
     <w:semiHidden/>
     <w:unhideWhenUsed/>
   </w:style>
-  <w:style w:type="character" w:customStyle="1" w:styleId="EndnoteTextChar">
-    <w:name w:val="Endnote Text Char"/>
-    <w:link w:val="EndnoteText"/>
+  <w:style w:type="character" w:customStyle="1" w:styleId="TextonotaalfinalCar">
+    <w:name w:val="Texto nota al final Car"/>
+    <w:link w:val="Textonotaalfinal"/>
     <w:uiPriority w:val="99"/>
     <w:semiHidden/>
     <w:unhideWhenUsed/>
@@ -18041,10 +20613,10 @@
       <w:szCs w:val="20"/>
     </w:rPr>
   </w:style>
-  <w:style w:type="character" w:customStyle="1" w:styleId="Heading2Char">
-    <w:name w:val="Heading 2 Char"/>
-    <w:basedOn w:val="DefaultParagraphFont"/>
-    <w:link w:val="Heading2"/>
+  <w:style w:type="character" w:customStyle="1" w:styleId="Ttulo2Car">
+    <w:name w:val="Título 2 Car"/>
+    <w:basedOn w:val="Fuentedeprrafopredeter"/>
+    <w:link w:val="Ttulo2"/>
     <w:uiPriority w:val="9"/>
     <w:rsid w:val="00600863"/>
     <w:rPr>
